--- a/Developer/Project-SkySmithGDD.docx
+++ b/Developer/Project-SkySmithGDD.docx
@@ -357,7 +357,7 @@
       <w:pPr>
         <w:numPr>
           <w:ilvl w:val="0"/>
-          <w:numId w:val="22"/>
+          <w:numId w:val="27"/>
         </w:numPr>
         <w:spacing w:after="0" w:afterAutospacing="0" w:before="240" w:lineRule="auto"/>
         <w:ind w:left="720" w:hanging="360"/>
@@ -381,7 +381,7 @@
       <w:pPr>
         <w:numPr>
           <w:ilvl w:val="0"/>
-          <w:numId w:val="22"/>
+          <w:numId w:val="27"/>
         </w:numPr>
         <w:spacing w:after="240" w:before="0" w:beforeAutospacing="0" w:lineRule="auto"/>
         <w:ind w:left="720" w:hanging="360"/>
@@ -433,7 +433,7 @@
       <w:pPr>
         <w:numPr>
           <w:ilvl w:val="0"/>
-          <w:numId w:val="9"/>
+          <w:numId w:val="10"/>
         </w:numPr>
         <w:spacing w:after="0" w:afterAutospacing="0" w:before="240" w:lineRule="auto"/>
         <w:ind w:left="720" w:hanging="360"/>
@@ -457,7 +457,7 @@
       <w:pPr>
         <w:numPr>
           <w:ilvl w:val="0"/>
-          <w:numId w:val="9"/>
+          <w:numId w:val="10"/>
         </w:numPr>
         <w:spacing w:after="240" w:before="0" w:beforeAutospacing="0" w:lineRule="auto"/>
         <w:ind w:left="720" w:hanging="360"/>
@@ -509,7 +509,7 @@
       <w:pPr>
         <w:numPr>
           <w:ilvl w:val="0"/>
-          <w:numId w:val="3"/>
+          <w:numId w:val="4"/>
         </w:numPr>
         <w:spacing w:after="0" w:afterAutospacing="0" w:before="240" w:lineRule="auto"/>
         <w:ind w:left="720" w:hanging="360"/>
@@ -533,7 +533,7 @@
       <w:pPr>
         <w:numPr>
           <w:ilvl w:val="0"/>
-          <w:numId w:val="3"/>
+          <w:numId w:val="4"/>
         </w:numPr>
         <w:spacing w:after="240" w:before="0" w:beforeAutospacing="0" w:lineRule="auto"/>
         <w:ind w:left="720" w:hanging="360"/>
@@ -585,7 +585,7 @@
       <w:pPr>
         <w:numPr>
           <w:ilvl w:val="0"/>
-          <w:numId w:val="24"/>
+          <w:numId w:val="29"/>
         </w:numPr>
         <w:spacing w:after="0" w:afterAutospacing="0" w:before="240" w:lineRule="auto"/>
         <w:ind w:left="720" w:hanging="360"/>
@@ -609,7 +609,7 @@
       <w:pPr>
         <w:numPr>
           <w:ilvl w:val="0"/>
-          <w:numId w:val="24"/>
+          <w:numId w:val="29"/>
         </w:numPr>
         <w:spacing w:after="240" w:before="0" w:beforeAutospacing="0" w:lineRule="auto"/>
         <w:ind w:left="720" w:hanging="360"/>
@@ -664,7 +664,7 @@
       <w:pPr>
         <w:numPr>
           <w:ilvl w:val="0"/>
-          <w:numId w:val="1"/>
+          <w:numId w:val="2"/>
         </w:numPr>
         <w:spacing w:after="0" w:afterAutospacing="0" w:before="220" w:line="384.00000000000006" w:lineRule="auto"/>
         <w:ind w:left="720" w:hanging="360"/>
@@ -685,7 +685,7 @@
       <w:pPr>
         <w:numPr>
           <w:ilvl w:val="0"/>
-          <w:numId w:val="1"/>
+          <w:numId w:val="2"/>
         </w:numPr>
         <w:spacing w:after="240" w:before="0" w:beforeAutospacing="0" w:lineRule="auto"/>
         <w:ind w:left="720" w:right="600" w:hanging="360"/>
@@ -773,7 +773,7 @@
       <w:pPr>
         <w:numPr>
           <w:ilvl w:val="0"/>
-          <w:numId w:val="25"/>
+          <w:numId w:val="30"/>
         </w:numPr>
         <w:spacing w:after="0" w:afterAutospacing="0" w:before="240" w:line="384.00000000000006" w:lineRule="auto"/>
         <w:ind w:left="720" w:hanging="360"/>
@@ -802,7 +802,7 @@
       <w:pPr>
         <w:numPr>
           <w:ilvl w:val="0"/>
-          <w:numId w:val="25"/>
+          <w:numId w:val="30"/>
         </w:numPr>
         <w:spacing w:after="240" w:before="0" w:beforeAutospacing="0" w:line="384.00000000000006" w:lineRule="auto"/>
         <w:ind w:left="720" w:hanging="360"/>
@@ -874,7 +874,7 @@
       <w:pPr>
         <w:numPr>
           <w:ilvl w:val="0"/>
-          <w:numId w:val="8"/>
+          <w:numId w:val="9"/>
         </w:numPr>
         <w:spacing w:after="0" w:afterAutospacing="0" w:before="240" w:line="384.00000000000006" w:lineRule="auto"/>
         <w:ind w:left="720" w:hanging="360"/>
@@ -903,7 +903,7 @@
       <w:pPr>
         <w:numPr>
           <w:ilvl w:val="0"/>
-          <w:numId w:val="8"/>
+          <w:numId w:val="9"/>
         </w:numPr>
         <w:spacing w:after="240" w:before="0" w:beforeAutospacing="0" w:line="384.00000000000006" w:lineRule="auto"/>
         <w:ind w:left="720" w:hanging="360"/>
@@ -960,7 +960,7 @@
       <w:pPr>
         <w:numPr>
           <w:ilvl w:val="0"/>
-          <w:numId w:val="4"/>
+          <w:numId w:val="5"/>
         </w:numPr>
         <w:spacing w:after="0" w:afterAutospacing="0" w:before="240" w:line="384.00000000000006" w:lineRule="auto"/>
         <w:ind w:left="720" w:hanging="360"/>
@@ -989,7 +989,7 @@
       <w:pPr>
         <w:numPr>
           <w:ilvl w:val="0"/>
-          <w:numId w:val="4"/>
+          <w:numId w:val="5"/>
         </w:numPr>
         <w:spacing w:after="240" w:before="0" w:beforeAutospacing="0" w:line="384.00000000000006" w:lineRule="auto"/>
         <w:ind w:left="720" w:hanging="360"/>
@@ -1046,7 +1046,7 @@
       <w:pPr>
         <w:numPr>
           <w:ilvl w:val="0"/>
-          <w:numId w:val="11"/>
+          <w:numId w:val="13"/>
         </w:numPr>
         <w:spacing w:after="0" w:afterAutospacing="0" w:before="240" w:line="384.00000000000006" w:lineRule="auto"/>
         <w:ind w:left="720" w:hanging="360"/>
@@ -1107,7 +1107,7 @@
       <w:pPr>
         <w:numPr>
           <w:ilvl w:val="0"/>
-          <w:numId w:val="11"/>
+          <w:numId w:val="13"/>
         </w:numPr>
         <w:spacing w:after="240" w:before="0" w:beforeAutospacing="0" w:line="384.00000000000006" w:lineRule="auto"/>
         <w:ind w:left="720" w:hanging="360"/>
@@ -1164,7 +1164,7 @@
       <w:pPr>
         <w:numPr>
           <w:ilvl w:val="0"/>
-          <w:numId w:val="6"/>
+          <w:numId w:val="7"/>
         </w:numPr>
         <w:spacing w:after="0" w:afterAutospacing="0" w:before="240" w:line="384.00000000000006" w:lineRule="auto"/>
         <w:ind w:left="720" w:hanging="360"/>
@@ -1193,7 +1193,7 @@
       <w:pPr>
         <w:numPr>
           <w:ilvl w:val="0"/>
-          <w:numId w:val="6"/>
+          <w:numId w:val="7"/>
         </w:numPr>
         <w:spacing w:after="240" w:before="0" w:beforeAutospacing="0" w:line="384.00000000000006" w:lineRule="auto"/>
         <w:ind w:left="720" w:hanging="360"/>
@@ -1428,7 +1428,7 @@
       <w:pPr>
         <w:numPr>
           <w:ilvl w:val="0"/>
-          <w:numId w:val="2"/>
+          <w:numId w:val="3"/>
         </w:numPr>
         <w:ind w:left="720" w:hanging="360"/>
         <w:rPr>
@@ -1494,7 +1494,7 @@
       <w:pPr>
         <w:numPr>
           <w:ilvl w:val="0"/>
-          <w:numId w:val="2"/>
+          <w:numId w:val="3"/>
         </w:numPr>
         <w:ind w:left="720" w:hanging="360"/>
         <w:rPr>
@@ -1512,7 +1512,7 @@
       <w:pPr>
         <w:numPr>
           <w:ilvl w:val="0"/>
-          <w:numId w:val="2"/>
+          <w:numId w:val="3"/>
         </w:numPr>
         <w:ind w:left="720" w:hanging="360"/>
         <w:rPr>
@@ -1530,7 +1530,7 @@
       <w:pPr>
         <w:numPr>
           <w:ilvl w:val="0"/>
-          <w:numId w:val="2"/>
+          <w:numId w:val="3"/>
         </w:numPr>
         <w:ind w:left="720" w:hanging="360"/>
         <w:rPr>
@@ -1548,7 +1548,7 @@
       <w:pPr>
         <w:numPr>
           <w:ilvl w:val="0"/>
-          <w:numId w:val="2"/>
+          <w:numId w:val="3"/>
         </w:numPr>
         <w:ind w:left="720" w:hanging="360"/>
         <w:rPr>
@@ -1566,7 +1566,7 @@
       <w:pPr>
         <w:numPr>
           <w:ilvl w:val="0"/>
-          <w:numId w:val="2"/>
+          <w:numId w:val="3"/>
         </w:numPr>
         <w:ind w:left="720" w:hanging="360"/>
         <w:rPr>
@@ -1592,6 +1592,376 @@
           <w:rtl w:val="0"/>
         </w:rPr>
         <w:t xml:space="preserve">DEVELOPER GENERAL GUIDELINES</w:t>
+      </w:r>
+    </w:p>
+    <w:p>
+      <w:pPr>
+        <w:numPr>
+          <w:ilvl w:val="0"/>
+          <w:numId w:val="31"/>
+        </w:numPr>
+        <w:ind w:left="720" w:hanging="360"/>
+      </w:pPr>
+      <w:r>
+        <w:rPr>
+          <w:rtl w:val="0"/>
+        </w:rPr>
+        <w:t xml:space="preserve">***!!!CANNOT SWIM!!!***</w:t>
+      </w:r>
+    </w:p>
+    <w:p>
+      <w:pPr>
+        <w:ind w:left="720" w:firstLine="0"/>
+        <w:rPr/>
+      </w:pPr>
+      <w:r>
+        <w:rPr>
+          <w:rtl w:val="0"/>
+        </w:rPr>
+        <w:t xml:space="preserve">Any and all things that would</w:t>
+      </w:r>
+    </w:p>
+    <w:p>
+      <w:pPr>
+        <w:ind w:left="720" w:firstLine="0"/>
+        <w:rPr/>
+      </w:pPr>
+      <w:r>
+        <w:rPr>
+          <w:rtl w:val="0"/>
+        </w:rPr>
+        <w:t xml:space="preserve">require being deeper than </w:t>
+      </w:r>
+    </w:p>
+    <w:p>
+      <w:pPr>
+        <w:ind w:left="720" w:firstLine="0"/>
+        <w:rPr/>
+      </w:pPr>
+      <w:r>
+        <w:rPr>
+          <w:rtl w:val="0"/>
+        </w:rPr>
+        <w:t xml:space="preserve">chest high should kill the </w:t>
+      </w:r>
+    </w:p>
+    <w:p>
+      <w:pPr>
+        <w:ind w:left="720" w:firstLine="0"/>
+        <w:rPr/>
+      </w:pPr>
+      <w:r>
+        <w:rPr>
+          <w:rtl w:val="0"/>
+        </w:rPr>
+        <w:t xml:space="preserve">player character! </w:t>
+      </w:r>
+    </w:p>
+    <w:p>
+      <w:pPr>
+        <w:numPr>
+          <w:ilvl w:val="0"/>
+          <w:numId w:val="31"/>
+        </w:numPr>
+        <w:ind w:left="720" w:hanging="360"/>
+        <w:rPr>
+          <w:u w:val="none"/>
+        </w:rPr>
+      </w:pPr>
+      <w:r>
+        <w:rPr>
+          <w:rtl w:val="0"/>
+        </w:rPr>
+      </w:r>
+    </w:p>
+    <w:p>
+      <w:pPr>
+        <w:rPr/>
+      </w:pPr>
+      <w:r>
+        <w:rPr>
+          <w:rtl w:val="0"/>
+        </w:rPr>
+      </w:r>
+    </w:p>
+    <w:p>
+      <w:pPr>
+        <w:pStyle w:val="Heading1"/>
+        <w:keepNext w:val="0"/>
+        <w:keepLines w:val="0"/>
+        <w:spacing w:after="0" w:before="480" w:line="240" w:lineRule="auto"/>
+        <w:rPr>
+          <w:rFonts w:ascii="Proxima Nova" w:cs="Proxima Nova" w:eastAsia="Proxima Nova" w:hAnsi="Proxima Nova"/>
+          <w:b w:val="1"/>
+          <w:bCs w:val="1"/>
+          <w:color w:val="353744"/>
+          <w:sz w:val="28"/>
+          <w:szCs w:val="28"/>
+        </w:rPr>
+      </w:pPr>
+      <w:bookmarkStart w:colFirst="0" w:colLast="0" w:name="_sihctkpjminy" w:id="20"/>
+      <w:bookmarkEnd w:id="20"/>
+      <w:r>
+        <w:rPr>
+          <w:rFonts w:ascii="Proxima Nova" w:cs="Proxima Nova" w:eastAsia="Proxima Nova" w:hAnsi="Proxima Nova"/>
+          <w:b w:val="1"/>
+          <w:bCs w:val="1"/>
+          <w:color w:val="353744"/>
+          <w:sz w:val="28"/>
+          <w:szCs w:val="28"/>
+          <w:rtl w:val="0"/>
+        </w:rPr>
+        <w:t xml:space="preserve">GAME LORE</w:t>
+      </w:r>
+    </w:p>
+    <w:p>
+      <w:pPr>
+        <w:rPr/>
+      </w:pPr>
+      <w:r>
+        <w:rPr>
+          <w:rtl w:val="0"/>
+        </w:rPr>
+        <w:t xml:space="preserve">Please expand these at will while keeping The general theme. </w:t>
+      </w:r>
+      <w:r>
+        <w:rPr>
+          <w:rtl w:val="0"/>
+        </w:rPr>
+      </w:r>
+    </w:p>
+    <w:p>
+      <w:pPr>
+        <w:pStyle w:val="Heading3"/>
+        <w:keepNext w:val="0"/>
+        <w:keepLines w:val="0"/>
+        <w:spacing w:before="280" w:lineRule="auto"/>
+        <w:rPr>
+          <w:b w:val="1"/>
+          <w:bCs w:val="1"/>
+          <w:color w:val="000000"/>
+          <w:sz w:val="26"/>
+          <w:szCs w:val="26"/>
+        </w:rPr>
+      </w:pPr>
+      <w:bookmarkStart w:colFirst="0" w:colLast="0" w:name="_gkmkkkwvmvtg" w:id="21"/>
+      <w:bookmarkEnd w:id="21"/>
+      <w:r>
+        <w:rPr>
+          <w:b w:val="1"/>
+          <w:bCs w:val="1"/>
+          <w:color w:val="000000"/>
+          <w:sz w:val="26"/>
+          <w:szCs w:val="26"/>
+          <w:rtl w:val="0"/>
+        </w:rPr>
+        <w:t xml:space="preserve">The Collision of Divine Extremes</w:t>
+      </w:r>
+    </w:p>
+    <w:p>
+      <w:pPr>
+        <w:spacing w:after="240" w:before="240" w:lineRule="auto"/>
+        <w:rPr/>
+      </w:pPr>
+      <w:r>
+        <w:rPr>
+          <w:rtl w:val="0"/>
+        </w:rPr>
+        <w:t xml:space="preserve">Long before the first anvil was struck upon the floating rocks, the cosmos tore itself apart in an apocalyptic divine war between the celestial host and the fallen. The conflict reached its absolute zenith when an Archangel cast </w:t>
+      </w:r>
+      <w:r>
+        <w:rPr>
+          <w:b w:val="1"/>
+          <w:bCs w:val="1"/>
+          <w:rtl w:val="0"/>
+        </w:rPr>
+        <w:t xml:space="preserve">Divine Smite</w:t>
+      </w:r>
+      <w:r>
+        <w:rPr>
+          <w:rtl w:val="0"/>
+        </w:rPr>
+        <w:t xml:space="preserve"> directly into the path of a Fallen Archangel's </w:t>
+      </w:r>
+      <w:r>
+        <w:rPr>
+          <w:b w:val="1"/>
+          <w:bCs w:val="1"/>
+          <w:rtl w:val="0"/>
+        </w:rPr>
+        <w:t xml:space="preserve">Annihilation Tier 9 Forbidden Art</w:t>
+      </w:r>
+      <w:r>
+        <w:rPr>
+          <w:rtl w:val="0"/>
+        </w:rPr>
+        <w:t xml:space="preserve">. The resulting cataclysmic impact did not merely devastate the battlefield—it utterly shattered the planet, fracturing the earth below into the desolate abyss of the Sea of Clouds and flinging the upper crust into a vast, fractured expanse of floating sky islands.</w:t>
+      </w:r>
+      <w:r>
+        <w:rPr>
+          <w:rtl w:val="0"/>
+        </w:rPr>
+      </w:r>
+    </w:p>
+    <w:p>
+      <w:pPr>
+        <w:pStyle w:val="Heading3"/>
+        <w:keepNext w:val="0"/>
+        <w:keepLines w:val="0"/>
+        <w:spacing w:before="280" w:lineRule="auto"/>
+        <w:rPr>
+          <w:b w:val="1"/>
+          <w:bCs w:val="1"/>
+          <w:color w:val="000000"/>
+          <w:sz w:val="26"/>
+          <w:szCs w:val="26"/>
+        </w:rPr>
+      </w:pPr>
+      <w:bookmarkStart w:colFirst="0" w:colLast="0" w:name="_5ky6n1qualxt" w:id="22"/>
+      <w:bookmarkEnd w:id="22"/>
+      <w:r>
+        <w:rPr>
+          <w:b w:val="1"/>
+          <w:bCs w:val="1"/>
+          <w:color w:val="000000"/>
+          <w:sz w:val="26"/>
+          <w:szCs w:val="26"/>
+          <w:rtl w:val="0"/>
+        </w:rPr>
+        <w:t xml:space="preserve">The Binding of the Shards &amp; The Wyvern Bond</w:t>
+      </w:r>
+    </w:p>
+    <w:p>
+      <w:pPr>
+        <w:spacing w:after="240" w:before="240" w:lineRule="auto"/>
+        <w:rPr/>
+      </w:pPr>
+      <w:r>
+        <w:rPr>
+          <w:rtl w:val="0"/>
+        </w:rPr>
+        <w:t xml:space="preserve">In the wake of the shattering, surviving mages discovered that anchoring the floating sky islands together required a constant, massive expenditure of foundational magic. To traverse the vast, epic distances between isolated landmasses across the void, humanity learned to harness </w:t>
+      </w:r>
+      <w:r>
+        <w:rPr>
+          <w:b w:val="1"/>
+          <w:bCs w:val="1"/>
+          <w:rtl w:val="0"/>
+        </w:rPr>
+        <w:t xml:space="preserve">Wyvern</w:t>
+      </w:r>
+      <w:r>
+        <w:rPr>
+          <w:rtl w:val="0"/>
+        </w:rPr>
+        <w:t xml:space="preserve">—terrifying, death-defying apex beasts. Despite their lethal nature in the wild, domesticated wyverns sit lazily around the player's workshop, their immense natural body heat functioning as the primary thermal source keeping the forge burning.</w:t>
+      </w:r>
+    </w:p>
+    <w:p>
+      <w:pPr>
+        <w:pStyle w:val="Heading3"/>
+        <w:keepNext w:val="0"/>
+        <w:keepLines w:val="0"/>
+        <w:spacing w:before="280" w:lineRule="auto"/>
+        <w:rPr>
+          <w:b w:val="1"/>
+          <w:bCs w:val="1"/>
+          <w:color w:val="000000"/>
+          <w:sz w:val="26"/>
+          <w:szCs w:val="26"/>
+        </w:rPr>
+      </w:pPr>
+      <w:bookmarkStart w:colFirst="0" w:colLast="0" w:name="_wabanaxhsyr9" w:id="23"/>
+      <w:bookmarkEnd w:id="23"/>
+      <w:r>
+        <w:rPr>
+          <w:b w:val="1"/>
+          <w:bCs w:val="1"/>
+          <w:color w:val="000000"/>
+          <w:sz w:val="26"/>
+          <w:szCs w:val="26"/>
+          <w:rtl w:val="0"/>
+        </w:rPr>
+        <w:t xml:space="preserve">The Draining World &amp; The Caverns of Lost Souls</w:t>
+      </w:r>
+    </w:p>
+    <w:p>
+      <w:pPr>
+        <w:spacing w:after="240" w:before="240" w:lineRule="auto"/>
+        <w:rPr>
+          <w:b w:val="1"/>
+          <w:bCs w:val="1"/>
+        </w:rPr>
+      </w:pPr>
+      <w:r>
+        <w:rPr>
+          <w:rtl w:val="0"/>
+        </w:rPr>
+        <w:t xml:space="preserve">The magic holding the shattered sky islands together is constantly draining, and the dying world can no longer produce enough energy to sustain itself. Desperate to find solutions, mages began diving into the </w:t>
+      </w:r>
+      <w:r>
+        <w:rPr>
+          <w:b w:val="1"/>
+          <w:bCs w:val="1"/>
+          <w:rtl w:val="0"/>
+        </w:rPr>
+        <w:t xml:space="preserve">Caverns of Lost Souls</w:t>
+      </w:r>
+      <w:r>
+        <w:rPr>
+          <w:rtl w:val="0"/>
+        </w:rPr>
+        <w:t xml:space="preserve">—procedurally generated infinite dungeons buried deep within the island fragments. Within these harrowing depths, players and explorers face relentless subterranean hazards, though threats are capped at sub-boss tiers to structurally reinforce the game's core philosophy: </w:t>
+      </w:r>
+      <w:r>
+        <w:rPr>
+          <w:b w:val="1"/>
+          <w:bCs w:val="1"/>
+          <w:rtl w:val="0"/>
+        </w:rPr>
+        <w:t xml:space="preserve">you are not the hero destined to save the cosmos; you are merely a survivor holding back the inevitable.</w:t>
+      </w:r>
+    </w:p>
+    <w:p>
+      <w:pPr>
+        <w:pStyle w:val="Heading1"/>
+        <w:keepNext w:val="0"/>
+        <w:keepLines w:val="0"/>
+        <w:spacing w:after="0" w:before="480" w:line="240" w:lineRule="auto"/>
+        <w:rPr>
+          <w:rFonts w:ascii="Proxima Nova" w:cs="Proxima Nova" w:eastAsia="Proxima Nova" w:hAnsi="Proxima Nova"/>
+          <w:b w:val="1"/>
+          <w:bCs w:val="1"/>
+          <w:color w:val="353744"/>
+          <w:sz w:val="28"/>
+          <w:szCs w:val="28"/>
+        </w:rPr>
+      </w:pPr>
+      <w:bookmarkStart w:colFirst="0" w:colLast="0" w:name="_iu90ictbpt8r" w:id="24"/>
+      <w:bookmarkEnd w:id="24"/>
+      <w:r>
+        <w:rPr>
+          <w:rFonts w:ascii="Proxima Nova" w:cs="Proxima Nova" w:eastAsia="Proxima Nova" w:hAnsi="Proxima Nova"/>
+          <w:b w:val="1"/>
+          <w:bCs w:val="1"/>
+          <w:color w:val="353744"/>
+          <w:sz w:val="28"/>
+          <w:szCs w:val="28"/>
+          <w:rtl w:val="0"/>
+        </w:rPr>
+        <w:t xml:space="preserve">MAGIC SYSTEM</w:t>
+      </w:r>
+    </w:p>
+    <w:p>
+      <w:pPr>
+        <w:spacing w:after="240" w:before="240" w:lineRule="auto"/>
+        <w:rPr/>
+      </w:pPr>
+      <w:r>
+        <w:rPr>
+          <w:rtl w:val="0"/>
+        </w:rPr>
+        <w:t xml:space="preserve">Magic in this world is categorized across a rigid nine-tier progression scale, determining both power output and mortal accessibility:</w:t>
       </w:r>
     </w:p>
     <w:p>
@@ -1600,61 +1970,22 @@
           <w:ilvl w:val="0"/>
           <w:numId w:val="26"/>
         </w:numPr>
-        <w:ind w:left="720" w:hanging="360"/>
-      </w:pPr>
-      <w:r>
-        <w:rPr>
-          <w:rtl w:val="0"/>
-        </w:rPr>
-        <w:t xml:space="preserve">***!!!CANNOT SWIM!!!***</w:t>
-      </w:r>
-    </w:p>
-    <w:p>
-      <w:pPr>
-        <w:ind w:left="720" w:firstLine="0"/>
-        <w:rPr/>
-      </w:pPr>
-      <w:r>
-        <w:rPr>
-          <w:rtl w:val="0"/>
-        </w:rPr>
-        <w:t xml:space="preserve">Any and all things that would</w:t>
-      </w:r>
-    </w:p>
-    <w:p>
-      <w:pPr>
-        <w:ind w:left="720" w:firstLine="0"/>
-        <w:rPr/>
-      </w:pPr>
-      <w:r>
-        <w:rPr>
-          <w:rtl w:val="0"/>
-        </w:rPr>
-        <w:t xml:space="preserve">require being deeper than </w:t>
-      </w:r>
-    </w:p>
-    <w:p>
-      <w:pPr>
-        <w:ind w:left="720" w:firstLine="0"/>
-        <w:rPr/>
-      </w:pPr>
-      <w:r>
-        <w:rPr>
-          <w:rtl w:val="0"/>
-        </w:rPr>
-        <w:t xml:space="preserve">chest high should kill the </w:t>
-      </w:r>
-    </w:p>
-    <w:p>
-      <w:pPr>
-        <w:ind w:left="720" w:firstLine="0"/>
-        <w:rPr/>
-      </w:pPr>
-      <w:r>
-        <w:rPr>
-          <w:rtl w:val="0"/>
-        </w:rPr>
-        <w:t xml:space="preserve">player character! </w:t>
+        <w:spacing w:after="0" w:afterAutospacing="0" w:before="240" w:lineRule="auto"/>
+        <w:ind w:left="720" w:hanging="360"/>
+      </w:pPr>
+      <w:r>
+        <w:rPr>
+          <w:b w:val="1"/>
+          <w:bCs w:val="1"/>
+          <w:rtl w:val="0"/>
+        </w:rPr>
+        <w:t xml:space="preserve">Spells (Tiers 1–9):</w:t>
+      </w:r>
+      <w:r>
+        <w:rPr>
+          <w:rtl w:val="0"/>
+        </w:rPr>
+        <w:t xml:space="preserve"> Accessible to the player and everyday survivors, utilized for practical utility, basic protection, and low-level utility.</w:t>
       </w:r>
     </w:p>
     <w:p>
@@ -1663,25 +1994,556 @@
           <w:ilvl w:val="0"/>
           <w:numId w:val="26"/>
         </w:numPr>
-        <w:ind w:left="720" w:hanging="360"/>
-        <w:rPr>
-          <w:u w:val="none"/>
-        </w:rPr>
-      </w:pPr>
-      <w:r>
-        <w:rPr>
-          <w:rtl w:val="0"/>
-        </w:rPr>
-      </w:r>
-    </w:p>
-    <w:p>
-      <w:pPr>
+        <w:spacing w:after="0" w:afterAutospacing="0" w:before="0" w:beforeAutospacing="0" w:lineRule="auto"/>
+        <w:ind w:left="720" w:hanging="360"/>
+      </w:pPr>
+      <w:r>
+        <w:rPr>
+          <w:b w:val="1"/>
+          <w:bCs w:val="1"/>
+          <w:rtl w:val="0"/>
+        </w:rPr>
+        <w:t xml:space="preserve">Forbidden Spells (Tiers 1–9):</w:t>
+      </w:r>
+      <w:r>
+        <w:rPr>
+          <w:rtl w:val="0"/>
+        </w:rPr>
+        <w:t xml:space="preserve"> Restricted to dedicated mortal mages who dare skirt the edges of dangerous arcane consequence.</w:t>
+      </w:r>
+    </w:p>
+    <w:p>
+      <w:pPr>
+        <w:numPr>
+          <w:ilvl w:val="0"/>
+          <w:numId w:val="26"/>
+        </w:numPr>
+        <w:spacing w:after="0" w:afterAutospacing="0" w:before="0" w:beforeAutospacing="0" w:lineRule="auto"/>
+        <w:ind w:left="720" w:hanging="360"/>
+      </w:pPr>
+      <w:r>
+        <w:rPr>
+          <w:b w:val="1"/>
+          <w:bCs w:val="1"/>
+          <w:rtl w:val="0"/>
+        </w:rPr>
+        <w:t xml:space="preserve">Arts (Tiers 1–9):</w:t>
+      </w:r>
+      <w:r>
+        <w:rPr>
+          <w:rtl w:val="0"/>
+        </w:rPr>
+        <w:t xml:space="preserve"> Reserved exclusively for Archmages capable of manipulating large-scale environmental stabilization.</w:t>
+      </w:r>
+    </w:p>
+    <w:p>
+      <w:pPr>
+        <w:numPr>
+          <w:ilvl w:val="0"/>
+          <w:numId w:val="26"/>
+        </w:numPr>
+        <w:spacing w:after="240" w:before="0" w:beforeAutospacing="0" w:lineRule="auto"/>
+        <w:ind w:left="720" w:hanging="360"/>
+      </w:pPr>
+      <w:r>
+        <w:rPr>
+          <w:b w:val="1"/>
+          <w:bCs w:val="1"/>
+          <w:rtl w:val="0"/>
+        </w:rPr>
+        <w:t xml:space="preserve">Forbidden Arts (Tiers 1–9):</w:t>
+      </w:r>
+      <w:r>
+        <w:rPr>
+          <w:rtl w:val="0"/>
+        </w:rPr>
+        <w:t xml:space="preserve"> God-level devastation spells—such as the very force that shattered the world—far beyond mortal mastery.</w:t>
+      </w:r>
+    </w:p>
+    <w:p>
+      <w:pPr>
+        <w:pStyle w:val="Heading3"/>
+        <w:keepNext w:val="0"/>
+        <w:keepLines w:val="0"/>
+        <w:spacing w:before="280" w:lineRule="auto"/>
+        <w:rPr>
+          <w:b w:val="1"/>
+          <w:bCs w:val="1"/>
+          <w:color w:val="000000"/>
+          <w:sz w:val="26"/>
+          <w:szCs w:val="26"/>
+        </w:rPr>
+      </w:pPr>
+      <w:bookmarkStart w:colFirst="0" w:colLast="0" w:name="_vgmijbobift4" w:id="25"/>
+      <w:bookmarkEnd w:id="25"/>
+      <w:r>
+        <w:rPr>
+          <w:b w:val="1"/>
+          <w:bCs w:val="1"/>
+          <w:color w:val="000000"/>
+          <w:sz w:val="26"/>
+          <w:szCs w:val="26"/>
+          <w:rtl w:val="0"/>
+        </w:rPr>
+        <w:t xml:space="preserve">The Seven Primordial Elements</w:t>
+      </w:r>
+    </w:p>
+    <w:p>
+      <w:pPr>
+        <w:spacing w:after="240" w:before="240" w:lineRule="auto"/>
         <w:rPr/>
       </w:pPr>
       <w:r>
         <w:rPr>
           <w:rtl w:val="0"/>
         </w:rPr>
+        <w:t xml:space="preserve">All arcane manifestations within SkySmith—spanning across mortal spells, mage-tier forbidden incantations, archmage arts, and god-level forbidden arts—are woven exclusively from </w:t>
+      </w:r>
+      <w:r>
+        <w:rPr>
+          <w:b w:val="1"/>
+          <w:bCs w:val="1"/>
+          <w:rtl w:val="0"/>
+        </w:rPr>
+        <w:t xml:space="preserve">seven primordial elements</w:t>
+      </w:r>
+      <w:r>
+        <w:rPr>
+          <w:rtl w:val="0"/>
+        </w:rPr>
+        <w:t xml:space="preserve">:</w:t>
+      </w:r>
+    </w:p>
+    <w:p>
+      <w:pPr>
+        <w:numPr>
+          <w:ilvl w:val="0"/>
+          <w:numId w:val="28"/>
+        </w:numPr>
+        <w:spacing w:after="0" w:afterAutospacing="0" w:before="240" w:lineRule="auto"/>
+        <w:ind w:left="720" w:hanging="360"/>
+      </w:pPr>
+      <w:r>
+        <w:rPr>
+          <w:b w:val="1"/>
+          <w:bCs w:val="1"/>
+          <w:rtl w:val="0"/>
+        </w:rPr>
+        <w:t xml:space="preserve">Ignis</w:t>
+      </w:r>
+      <w:r>
+        <w:rPr>
+          <w:rtl w:val="0"/>
+        </w:rPr>
+        <w:t xml:space="preserve"> (Fire)</w:t>
+      </w:r>
+    </w:p>
+    <w:p>
+      <w:pPr>
+        <w:numPr>
+          <w:ilvl w:val="0"/>
+          <w:numId w:val="28"/>
+        </w:numPr>
+        <w:spacing w:after="0" w:afterAutospacing="0" w:before="0" w:beforeAutospacing="0" w:lineRule="auto"/>
+        <w:ind w:left="720" w:hanging="360"/>
+      </w:pPr>
+      <w:r>
+        <w:rPr>
+          <w:b w:val="1"/>
+          <w:bCs w:val="1"/>
+          <w:rtl w:val="0"/>
+        </w:rPr>
+        <w:t xml:space="preserve">Aqua</w:t>
+      </w:r>
+      <w:r>
+        <w:rPr>
+          <w:rtl w:val="0"/>
+        </w:rPr>
+        <w:t xml:space="preserve"> (Water)</w:t>
+      </w:r>
+    </w:p>
+    <w:p>
+      <w:pPr>
+        <w:numPr>
+          <w:ilvl w:val="0"/>
+          <w:numId w:val="28"/>
+        </w:numPr>
+        <w:spacing w:after="0" w:afterAutospacing="0" w:before="0" w:beforeAutospacing="0" w:lineRule="auto"/>
+        <w:ind w:left="720" w:hanging="360"/>
+      </w:pPr>
+      <w:r>
+        <w:rPr>
+          <w:b w:val="1"/>
+          <w:bCs w:val="1"/>
+          <w:rtl w:val="0"/>
+        </w:rPr>
+        <w:t xml:space="preserve">Aer</w:t>
+      </w:r>
+      <w:r>
+        <w:rPr>
+          <w:rtl w:val="0"/>
+        </w:rPr>
+        <w:t xml:space="preserve"> (Air)</w:t>
+      </w:r>
+    </w:p>
+    <w:p>
+      <w:pPr>
+        <w:numPr>
+          <w:ilvl w:val="0"/>
+          <w:numId w:val="28"/>
+        </w:numPr>
+        <w:spacing w:after="0" w:afterAutospacing="0" w:before="0" w:beforeAutospacing="0" w:lineRule="auto"/>
+        <w:ind w:left="720" w:hanging="360"/>
+      </w:pPr>
+      <w:r>
+        <w:rPr>
+          <w:b w:val="1"/>
+          <w:bCs w:val="1"/>
+          <w:rtl w:val="0"/>
+        </w:rPr>
+        <w:t xml:space="preserve">Terra</w:t>
+      </w:r>
+      <w:r>
+        <w:rPr>
+          <w:rtl w:val="0"/>
+        </w:rPr>
+        <w:t xml:space="preserve"> (Earth)</w:t>
+      </w:r>
+    </w:p>
+    <w:p>
+      <w:pPr>
+        <w:numPr>
+          <w:ilvl w:val="0"/>
+          <w:numId w:val="28"/>
+        </w:numPr>
+        <w:spacing w:after="0" w:afterAutospacing="0" w:before="0" w:beforeAutospacing="0" w:lineRule="auto"/>
+        <w:ind w:left="720" w:hanging="360"/>
+      </w:pPr>
+      <w:r>
+        <w:rPr>
+          <w:b w:val="1"/>
+          <w:bCs w:val="1"/>
+          <w:rtl w:val="0"/>
+        </w:rPr>
+        <w:t xml:space="preserve">Lux</w:t>
+      </w:r>
+      <w:r>
+        <w:rPr>
+          <w:rtl w:val="0"/>
+        </w:rPr>
+        <w:t xml:space="preserve"> (Light)</w:t>
+      </w:r>
+    </w:p>
+    <w:p>
+      <w:pPr>
+        <w:numPr>
+          <w:ilvl w:val="0"/>
+          <w:numId w:val="28"/>
+        </w:numPr>
+        <w:spacing w:after="0" w:afterAutospacing="0" w:before="0" w:beforeAutospacing="0" w:lineRule="auto"/>
+        <w:ind w:left="720" w:hanging="360"/>
+      </w:pPr>
+      <w:r>
+        <w:rPr>
+          <w:b w:val="1"/>
+          <w:bCs w:val="1"/>
+          <w:rtl w:val="0"/>
+        </w:rPr>
+        <w:t xml:space="preserve">Umbra</w:t>
+      </w:r>
+      <w:r>
+        <w:rPr>
+          <w:rtl w:val="0"/>
+        </w:rPr>
+        <w:t xml:space="preserve"> (Shadow)</w:t>
+      </w:r>
+    </w:p>
+    <w:p>
+      <w:pPr>
+        <w:numPr>
+          <w:ilvl w:val="0"/>
+          <w:numId w:val="28"/>
+        </w:numPr>
+        <w:spacing w:after="240" w:before="0" w:beforeAutospacing="0" w:lineRule="auto"/>
+        <w:ind w:left="720" w:hanging="360"/>
+      </w:pPr>
+      <w:r>
+        <w:rPr>
+          <w:b w:val="1"/>
+          <w:bCs w:val="1"/>
+          <w:rtl w:val="0"/>
+        </w:rPr>
+        <w:t xml:space="preserve">Astrum</w:t>
+      </w:r>
+      <w:r>
+        <w:rPr>
+          <w:rtl w:val="0"/>
+        </w:rPr>
+        <w:t xml:space="preserve"> (Astral)</w:t>
+      </w:r>
+    </w:p>
+    <w:p>
+      <w:pPr>
+        <w:pStyle w:val="Heading3"/>
+        <w:keepNext w:val="0"/>
+        <w:keepLines w:val="0"/>
+        <w:spacing w:before="280" w:lineRule="auto"/>
+        <w:rPr>
+          <w:b w:val="1"/>
+          <w:bCs w:val="1"/>
+          <w:color w:val="000000"/>
+          <w:sz w:val="26"/>
+          <w:szCs w:val="26"/>
+        </w:rPr>
+      </w:pPr>
+      <w:bookmarkStart w:colFirst="0" w:colLast="0" w:name="_rooo4vq5apwy" w:id="26"/>
+      <w:bookmarkEnd w:id="26"/>
+      <w:r>
+        <w:rPr>
+          <w:b w:val="1"/>
+          <w:bCs w:val="1"/>
+          <w:color w:val="000000"/>
+          <w:sz w:val="26"/>
+          <w:szCs w:val="26"/>
+          <w:rtl w:val="0"/>
+        </w:rPr>
+        <w:t xml:space="preserve">Naming Convention &amp; The Initiate Prefix</w:t>
+      </w:r>
+    </w:p>
+    <w:p>
+      <w:pPr>
+        <w:spacing w:after="240" w:before="240" w:lineRule="auto"/>
+        <w:rPr/>
+      </w:pPr>
+      <w:r>
+        <w:rPr>
+          <w:rtl w:val="0"/>
+        </w:rPr>
+        <w:t xml:space="preserve">To reflect the rigid, academic, and perilous nature of magic in a dying world, all spell nomenclature is strictly recorded in </w:t>
+      </w:r>
+      <w:r>
+        <w:rPr>
+          <w:b w:val="1"/>
+          <w:bCs w:val="1"/>
+          <w:rtl w:val="0"/>
+        </w:rPr>
+        <w:t xml:space="preserve">Latin</w:t>
+      </w:r>
+      <w:r>
+        <w:rPr>
+          <w:rtl w:val="0"/>
+        </w:rPr>
+        <w:t xml:space="preserve">. Furthermore, because baseline spells represent the foundational, introductory tier accessible to everyday survivors and players, every spell name is permanently prefixed with the Latin word </w:t>
+      </w:r>
+      <w:r>
+        <w:rPr>
+          <w:b w:val="1"/>
+          <w:bCs w:val="1"/>
+          <w:rtl w:val="0"/>
+        </w:rPr>
+        <w:t xml:space="preserve">Initiatus</w:t>
+      </w:r>
+      <w:r>
+        <w:rPr>
+          <w:rtl w:val="0"/>
+        </w:rPr>
+        <w:t xml:space="preserve"> (Initiate).</w:t>
+      </w:r>
+    </w:p>
+    <w:p>
+      <w:pPr>
+        <w:pStyle w:val="Heading3"/>
+        <w:keepNext w:val="0"/>
+        <w:keepLines w:val="0"/>
+        <w:spacing w:before="280" w:lineRule="auto"/>
+        <w:rPr>
+          <w:b w:val="1"/>
+          <w:bCs w:val="1"/>
+          <w:color w:val="000000"/>
+          <w:sz w:val="26"/>
+          <w:szCs w:val="26"/>
+        </w:rPr>
+      </w:pPr>
+      <w:bookmarkStart w:colFirst="0" w:colLast="0" w:name="_ug155x5m0ymi" w:id="27"/>
+      <w:bookmarkEnd w:id="27"/>
+      <w:r>
+        <w:rPr>
+          <w:b w:val="1"/>
+          <w:bCs w:val="1"/>
+          <w:color w:val="000000"/>
+          <w:sz w:val="26"/>
+          <w:szCs w:val="26"/>
+          <w:rtl w:val="0"/>
+        </w:rPr>
+        <w:t xml:space="preserve">Core Spell Catalog</w:t>
+      </w:r>
+    </w:p>
+    <w:p>
+      <w:pPr>
+        <w:numPr>
+          <w:ilvl w:val="0"/>
+          <w:numId w:val="25"/>
+        </w:numPr>
+        <w:spacing w:after="0" w:afterAutospacing="0" w:before="240" w:lineRule="auto"/>
+        <w:ind w:left="720" w:hanging="360"/>
+      </w:pPr>
+      <w:r>
+        <w:rPr>
+          <w:b w:val="1"/>
+          <w:bCs w:val="1"/>
+          <w:rtl w:val="0"/>
+        </w:rPr>
+        <w:t xml:space="preserve">Initiatus Ignis (Initiate Fire)</w:t>
+      </w:r>
+      <w:r>
+        <w:rPr>
+          <w:rtl w:val="0"/>
+        </w:rPr>
+        <w:t xml:space="preserve"> &gt; A foundational incantation that channels thermal energy to ignite forge hearths, cast localized illumination, or project a volatile burst of defensive flame against encroaching cave fauna.</w:t>
+      </w:r>
+    </w:p>
+    <w:p>
+      <w:pPr>
+        <w:numPr>
+          <w:ilvl w:val="0"/>
+          <w:numId w:val="25"/>
+        </w:numPr>
+        <w:spacing w:after="0" w:afterAutospacing="0" w:before="0" w:beforeAutospacing="0" w:lineRule="auto"/>
+        <w:ind w:left="720" w:hanging="360"/>
+      </w:pPr>
+      <w:r>
+        <w:rPr>
+          <w:b w:val="1"/>
+          <w:bCs w:val="1"/>
+          <w:rtl w:val="0"/>
+        </w:rPr>
+        <w:t xml:space="preserve">Initiatus Aqua (Initiate Water)</w:t>
+      </w:r>
+      <w:r>
+        <w:rPr>
+          <w:rtl w:val="0"/>
+        </w:rPr>
+        <w:t xml:space="preserve"> &gt; A stabilizing spell used primarily by mountain settlements and workshops to condense ambient moisture from the thin, high-altitude air into usable fresh water resources.</w:t>
+      </w:r>
+    </w:p>
+    <w:p>
+      <w:pPr>
+        <w:numPr>
+          <w:ilvl w:val="0"/>
+          <w:numId w:val="25"/>
+        </w:numPr>
+        <w:spacing w:after="0" w:afterAutospacing="0" w:before="0" w:beforeAutospacing="0" w:lineRule="auto"/>
+        <w:ind w:left="720" w:hanging="360"/>
+      </w:pPr>
+      <w:r>
+        <w:rPr>
+          <w:b w:val="1"/>
+          <w:bCs w:val="1"/>
+          <w:rtl w:val="0"/>
+        </w:rPr>
+        <w:t xml:space="preserve">Initiatus Aer (Initiate Aer)</w:t>
+      </w:r>
+      <w:r>
+        <w:rPr>
+          <w:rtl w:val="0"/>
+        </w:rPr>
+        <w:t xml:space="preserve"> &gt; A kinetic atmospheric manipulation that alters local barometric pressure, providing momentary drafts to steady vertical climbs or dampening acoustic wind shear around exposed platforms.</w:t>
+      </w:r>
+    </w:p>
+    <w:p>
+      <w:pPr>
+        <w:numPr>
+          <w:ilvl w:val="0"/>
+          <w:numId w:val="25"/>
+        </w:numPr>
+        <w:spacing w:after="0" w:afterAutospacing="0" w:before="0" w:beforeAutospacing="0" w:lineRule="auto"/>
+        <w:ind w:left="720" w:hanging="360"/>
+      </w:pPr>
+      <w:r>
+        <w:rPr>
+          <w:b w:val="1"/>
+          <w:bCs w:val="1"/>
+          <w:rtl w:val="0"/>
+        </w:rPr>
+        <w:t xml:space="preserve">Initiatus Terra (Initiate Earth)</w:t>
+      </w:r>
+      <w:r>
+        <w:rPr>
+          <w:rtl w:val="0"/>
+        </w:rPr>
+        <w:t xml:space="preserve"> &gt; A dense mineral stabilization weave that firms up loose structural footings, reinforces physical display fixtures, or anchors heavy raw metal ores against high-altitude tremors.</w:t>
+      </w:r>
+    </w:p>
+    <w:p>
+      <w:pPr>
+        <w:numPr>
+          <w:ilvl w:val="0"/>
+          <w:numId w:val="25"/>
+        </w:numPr>
+        <w:spacing w:after="0" w:afterAutospacing="0" w:before="0" w:beforeAutospacing="0" w:lineRule="auto"/>
+        <w:ind w:left="720" w:hanging="360"/>
+      </w:pPr>
+      <w:r>
+        <w:rPr>
+          <w:b w:val="1"/>
+          <w:bCs w:val="1"/>
+          <w:rtl w:val="0"/>
+        </w:rPr>
+        <w:t xml:space="preserve">Initiatus Lux (Initiate Lux)</w:t>
+      </w:r>
+      <w:r>
+        <w:rPr>
+          <w:rtl w:val="0"/>
+        </w:rPr>
+        <w:t xml:space="preserve"> &gt; A focused radiance incantation that channels high-contrast luminescence, piercing the pitch-black corridors of the Cavern of Lost Souls without relying on combustible fuel sources.</w:t>
+      </w:r>
+    </w:p>
+    <w:p>
+      <w:pPr>
+        <w:numPr>
+          <w:ilvl w:val="0"/>
+          <w:numId w:val="25"/>
+        </w:numPr>
+        <w:spacing w:after="0" w:afterAutospacing="0" w:before="0" w:beforeAutospacing="0" w:lineRule="auto"/>
+        <w:ind w:left="720" w:hanging="360"/>
+      </w:pPr>
+      <w:r>
+        <w:rPr>
+          <w:b w:val="1"/>
+          <w:bCs w:val="1"/>
+          <w:rtl w:val="0"/>
+        </w:rPr>
+        <w:t xml:space="preserve">Initiatus Umbra (Initiate Umbra)</w:t>
+      </w:r>
+      <w:r>
+        <w:rPr>
+          <w:rtl w:val="0"/>
+        </w:rPr>
+        <w:t xml:space="preserve"> &gt; A subtle deflection spell that bends ambient light and shadow around the caster, momentarily masking thermal and visual signatures from low-level adversarial AI perception arrays.</w:t>
+      </w:r>
+    </w:p>
+    <w:p>
+      <w:pPr>
+        <w:numPr>
+          <w:ilvl w:val="0"/>
+          <w:numId w:val="25"/>
+        </w:numPr>
+        <w:spacing w:after="240" w:before="0" w:beforeAutospacing="0" w:lineRule="auto"/>
+        <w:ind w:left="720" w:hanging="360"/>
+      </w:pPr>
+      <w:r>
+        <w:rPr>
+          <w:b w:val="1"/>
+          <w:bCs w:val="1"/>
+          <w:rtl w:val="0"/>
+        </w:rPr>
+        <w:t xml:space="preserve">Initiatus Astrum (Initiate Astrum)</w:t>
+      </w:r>
+      <w:r>
+        <w:rPr>
+          <w:rtl w:val="0"/>
+        </w:rPr>
+        <w:t xml:space="preserve"> &gt; A minor stellar resonance weave that taps into the faint, fading gravitational echoes of the shattered sky islands, momentarily stabilizing payload weight during inventory serialization and transport.</w:t>
       </w:r>
     </w:p>
     <w:p>
@@ -1699,8 +2561,8 @@
           <w:szCs w:val="28"/>
         </w:rPr>
       </w:pPr>
-      <w:bookmarkStart w:colFirst="0" w:colLast="0" w:name="_sihctkpjminy" w:id="20"/>
-      <w:bookmarkEnd w:id="20"/>
+      <w:bookmarkStart w:colFirst="0" w:colLast="0" w:name="_rekv1am6uvp3" w:id="28"/>
+      <w:bookmarkEnd w:id="28"/>
       <w:r>
         <w:rPr>
           <w:rFonts w:ascii="Proxima Nova" w:cs="Proxima Nova" w:eastAsia="Proxima Nova" w:hAnsi="Proxima Nova"/>
@@ -1711,23 +2573,7 @@
           <w:szCs w:val="28"/>
           <w:rtl w:val="0"/>
         </w:rPr>
-        <w:t xml:space="preserve">GAME LORE</w:t>
-      </w:r>
-    </w:p>
-    <w:p>
-      <w:pPr>
-        <w:rPr/>
-      </w:pPr>
-      <w:r>
-        <w:rPr>
-          <w:rtl w:val="0"/>
-        </w:rPr>
-        <w:t xml:space="preserve">Please expand these at will while keeping The general theme. </w:t>
-      </w:r>
-      <w:r>
-        <w:rPr>
-          <w:rtl w:val="0"/>
-        </w:rPr>
+        <w:t xml:space="preserve">FORGE TIERS</w:t>
       </w:r>
     </w:p>
     <w:p>
@@ -1744,8 +2590,8 @@
           <w:szCs w:val="26"/>
         </w:rPr>
       </w:pPr>
-      <w:bookmarkStart w:colFirst="0" w:colLast="0" w:name="_gkmkkkwvmvtg" w:id="21"/>
-      <w:bookmarkEnd w:id="21"/>
+      <w:bookmarkStart w:colFirst="0" w:colLast="0" w:name="_qlns696hc0oi" w:id="29"/>
+      <w:bookmarkEnd w:id="29"/>
       <w:r>
         <w:rPr>
           <w:b w:val="1"/>
@@ -1755,52 +2601,135 @@
           <w:szCs w:val="26"/>
           <w:rtl w:val="0"/>
         </w:rPr>
-        <w:t xml:space="preserve">The Collision of Divine Extremes</w:t>
-      </w:r>
-    </w:p>
-    <w:p>
-      <w:pPr>
-        <w:spacing w:after="240" w:before="240" w:lineRule="auto"/>
-        <w:rPr/>
-      </w:pPr>
-      <w:r>
-        <w:rPr>
-          <w:rtl w:val="0"/>
-        </w:rPr>
-        <w:t xml:space="preserve">Long before the first anvil was struck upon the floating rocks, the cosmos tore itself apart in an apocalyptic divine war between the celestial host and the fallen. The conflict reached its absolute zenith when an Archangel cast </w:t>
-      </w:r>
-      <w:r>
-        <w:rPr>
-          <w:b w:val="1"/>
-          <w:bCs w:val="1"/>
-          <w:rtl w:val="0"/>
-        </w:rPr>
-        <w:t xml:space="preserve">Divine Smite</w:t>
-      </w:r>
-      <w:r>
-        <w:rPr>
-          <w:rtl w:val="0"/>
-        </w:rPr>
-        <w:t xml:space="preserve"> directly into the path of a Fallen Archangel's </w:t>
-      </w:r>
-      <w:r>
-        <w:rPr>
-          <w:b w:val="1"/>
-          <w:bCs w:val="1"/>
-          <w:rtl w:val="0"/>
-        </w:rPr>
-        <w:t xml:space="preserve">Annihilation Tier 9 Forbidden Art</w:t>
-      </w:r>
-      <w:r>
-        <w:rPr>
-          <w:rtl w:val="0"/>
-        </w:rPr>
-        <w:t xml:space="preserve">. The resulting cataclysmic impact did not merely devastate the battlefield—it utterly shattered the planet, fracturing the earth below into the desolate abyss of the Sea of Clouds and flinging the upper crust into a vast, fractured expanse of floating sky islands.</w:t>
-      </w:r>
-      <w:r>
-        <w:rPr>
-          <w:rtl w:val="0"/>
-        </w:rPr>
+        <w:t xml:space="preserve">1. Basic Forge</w:t>
+      </w:r>
+    </w:p>
+    <w:p>
+      <w:pPr>
+        <w:numPr>
+          <w:ilvl w:val="0"/>
+          <w:numId w:val="24"/>
+        </w:numPr>
+        <w:spacing w:after="0" w:afterAutospacing="0" w:before="240" w:lineRule="auto"/>
+        <w:ind w:left="720" w:hanging="360"/>
+      </w:pPr>
+      <w:r>
+        <w:rPr>
+          <w:b w:val="1"/>
+          <w:bCs w:val="1"/>
+          <w:rtl w:val="0"/>
+        </w:rPr>
+        <w:t xml:space="preserve">Thermal Foundation:</w:t>
+      </w:r>
+      <w:r>
+        <w:rPr>
+          <w:rtl w:val="0"/>
+        </w:rPr>
+        <w:t xml:space="preserve"> Powered by a normal thermal fire forge, utilizing the natural body heat and ambient flame output of the lazily resting wyvern mount.</w:t>
+      </w:r>
+    </w:p>
+    <w:p>
+      <w:pPr>
+        <w:numPr>
+          <w:ilvl w:val="0"/>
+          <w:numId w:val="24"/>
+        </w:numPr>
+        <w:spacing w:after="0" w:afterAutospacing="0" w:before="0" w:beforeAutospacing="0" w:lineRule="auto"/>
+        <w:ind w:left="720" w:hanging="360"/>
+      </w:pPr>
+      <w:r>
+        <w:rPr>
+          <w:b w:val="1"/>
+          <w:bCs w:val="1"/>
+          <w:rtl w:val="0"/>
+        </w:rPr>
+        <w:t xml:space="preserve">Material Palette:</w:t>
+      </w:r>
+      <w:r>
+        <w:rPr>
+          <w:rtl w:val="0"/>
+        </w:rPr>
+        <w:t xml:space="preserve"> Processes early-tier foundational metals including </w:t>
+      </w:r>
+      <w:r>
+        <w:rPr>
+          <w:b w:val="1"/>
+          <w:bCs w:val="1"/>
+          <w:rtl w:val="0"/>
+        </w:rPr>
+        <w:t xml:space="preserve">Copper</w:t>
+      </w:r>
+      <w:r>
+        <w:rPr>
+          <w:rtl w:val="0"/>
+        </w:rPr>
+        <w:t xml:space="preserve">, </w:t>
+      </w:r>
+      <w:r>
+        <w:rPr>
+          <w:b w:val="1"/>
+          <w:bCs w:val="1"/>
+          <w:rtl w:val="0"/>
+        </w:rPr>
+        <w:t xml:space="preserve">Bronze</w:t>
+      </w:r>
+      <w:r>
+        <w:rPr>
+          <w:rtl w:val="0"/>
+        </w:rPr>
+        <w:t xml:space="preserve">, </w:t>
+      </w:r>
+      <w:r>
+        <w:rPr>
+          <w:b w:val="1"/>
+          <w:bCs w:val="1"/>
+          <w:rtl w:val="0"/>
+        </w:rPr>
+        <w:t xml:space="preserve">Iron</w:t>
+      </w:r>
+      <w:r>
+        <w:rPr>
+          <w:rtl w:val="0"/>
+        </w:rPr>
+        <w:t xml:space="preserve">, and </w:t>
+      </w:r>
+      <w:r>
+        <w:rPr>
+          <w:b w:val="1"/>
+          <w:bCs w:val="1"/>
+          <w:rtl w:val="0"/>
+        </w:rPr>
+        <w:t xml:space="preserve">Steel</w:t>
+      </w:r>
+      <w:r>
+        <w:rPr>
+          <w:rtl w:val="0"/>
+        </w:rPr>
+        <w:t xml:space="preserve">.</w:t>
+      </w:r>
+    </w:p>
+    <w:p>
+      <w:pPr>
+        <w:numPr>
+          <w:ilvl w:val="0"/>
+          <w:numId w:val="24"/>
+        </w:numPr>
+        <w:spacing w:after="240" w:before="0" w:beforeAutospacing="0" w:lineRule="auto"/>
+        <w:ind w:left="720" w:hanging="360"/>
+      </w:pPr>
+      <w:r>
+        <w:rPr>
+          <w:b w:val="1"/>
+          <w:bCs w:val="1"/>
+          <w:rtl w:val="0"/>
+        </w:rPr>
+        <w:t xml:space="preserve">Functional Role:</w:t>
+      </w:r>
+      <w:r>
+        <w:rPr>
+          <w:rtl w:val="0"/>
+        </w:rPr>
+        <w:t xml:space="preserve"> Serves as the introductory workshop standard, allowing master craftspeople to hammer out baseline weapons, basic survival tools, and initial structural components.</w:t>
       </w:r>
     </w:p>
     <w:p>
@@ -1817,8 +2746,8 @@
           <w:szCs w:val="26"/>
         </w:rPr>
       </w:pPr>
-      <w:bookmarkStart w:colFirst="0" w:colLast="0" w:name="_5ky6n1qualxt" w:id="22"/>
-      <w:bookmarkEnd w:id="22"/>
+      <w:bookmarkStart w:colFirst="0" w:colLast="0" w:name="_n07k2wvr051d" w:id="30"/>
+      <w:bookmarkEnd w:id="30"/>
       <w:r>
         <w:rPr>
           <w:b w:val="1"/>
@@ -1828,33 +2757,148 @@
           <w:szCs w:val="26"/>
           <w:rtl w:val="0"/>
         </w:rPr>
-        <w:t xml:space="preserve">The Binding of the Shards &amp; The Wyvern Bond</w:t>
-      </w:r>
-    </w:p>
-    <w:p>
-      <w:pPr>
-        <w:spacing w:after="240" w:before="240" w:lineRule="auto"/>
-        <w:rPr/>
-      </w:pPr>
-      <w:r>
-        <w:rPr>
-          <w:rtl w:val="0"/>
-        </w:rPr>
-        <w:t xml:space="preserve">In the wake of the shattering, surviving mages discovered that anchoring the floating sky islands together required a constant, massive expenditure of foundational magic. To traverse the vast, epic distances between isolated landmasses across the void, humanity learned to harness </w:t>
-      </w:r>
-      <w:r>
-        <w:rPr>
-          <w:b w:val="1"/>
-          <w:bCs w:val="1"/>
-          <w:rtl w:val="0"/>
-        </w:rPr>
-        <w:t xml:space="preserve">Wyvern</w:t>
-      </w:r>
-      <w:r>
-        <w:rPr>
-          <w:rtl w:val="0"/>
-        </w:rPr>
-        <w:t xml:space="preserve">—terrifying, death-defying apex beasts. Despite their lethal nature in the wild, domesticated wyverns sit lazily around the player's workshop, their immense natural body heat functioning as the primary thermal source keeping the forge burning.</w:t>
+        <w:t xml:space="preserve">2. Arcane Forge</w:t>
+      </w:r>
+    </w:p>
+    <w:p>
+      <w:pPr>
+        <w:numPr>
+          <w:ilvl w:val="0"/>
+          <w:numId w:val="19"/>
+        </w:numPr>
+        <w:spacing w:after="0" w:afterAutospacing="0" w:before="240" w:lineRule="auto"/>
+        <w:ind w:left="720" w:hanging="360"/>
+      </w:pPr>
+      <w:r>
+        <w:rPr>
+          <w:b w:val="1"/>
+          <w:bCs w:val="1"/>
+          <w:rtl w:val="0"/>
+        </w:rPr>
+        <w:t xml:space="preserve">Thermal Foundation:</w:t>
+      </w:r>
+      <w:r>
+        <w:rPr>
+          <w:rtl w:val="0"/>
+        </w:rPr>
+        <w:t xml:space="preserve"> Powered by extreme cold-based thermodynamic reversal, capable of flash-incinerating and recycling materials from the Basic tier.</w:t>
+      </w:r>
+    </w:p>
+    <w:p>
+      <w:pPr>
+        <w:numPr>
+          <w:ilvl w:val="0"/>
+          <w:numId w:val="19"/>
+        </w:numPr>
+        <w:spacing w:after="0" w:afterAutospacing="0" w:before="0" w:beforeAutospacing="0" w:lineRule="auto"/>
+        <w:ind w:left="720" w:hanging="360"/>
+      </w:pPr>
+      <w:r>
+        <w:rPr>
+          <w:b w:val="1"/>
+          <w:bCs w:val="1"/>
+          <w:rtl w:val="0"/>
+        </w:rPr>
+        <w:t xml:space="preserve">Material Palette:</w:t>
+      </w:r>
+      <w:r>
+        <w:rPr>
+          <w:rtl w:val="0"/>
+        </w:rPr>
+        <w:t xml:space="preserve"> Processes advanced arcane metals including </w:t>
+      </w:r>
+      <w:r>
+        <w:rPr>
+          <w:b w:val="1"/>
+          <w:bCs w:val="1"/>
+          <w:rtl w:val="0"/>
+        </w:rPr>
+        <w:t xml:space="preserve">Mythril</w:t>
+      </w:r>
+      <w:r>
+        <w:rPr>
+          <w:rtl w:val="0"/>
+        </w:rPr>
+        <w:t xml:space="preserve">, </w:t>
+      </w:r>
+      <w:r>
+        <w:rPr>
+          <w:b w:val="1"/>
+          <w:bCs w:val="1"/>
+          <w:rtl w:val="0"/>
+        </w:rPr>
+        <w:t xml:space="preserve">Etherimite</w:t>
+      </w:r>
+      <w:r>
+        <w:rPr>
+          <w:rtl w:val="0"/>
+        </w:rPr>
+        <w:t xml:space="preserve">, and </w:t>
+      </w:r>
+      <w:r>
+        <w:rPr>
+          <w:b w:val="1"/>
+          <w:bCs w:val="1"/>
+          <w:rtl w:val="0"/>
+        </w:rPr>
+        <w:t xml:space="preserve">Nocturite</w:t>
+      </w:r>
+      <w:r>
+        <w:rPr>
+          <w:rtl w:val="0"/>
+        </w:rPr>
+      </w:r>
+    </w:p>
+    <w:p>
+      <w:pPr>
+        <w:numPr>
+          <w:ilvl w:val="0"/>
+          <w:numId w:val="19"/>
+        </w:numPr>
+        <w:spacing w:after="240" w:before="0" w:beforeAutospacing="0" w:lineRule="auto"/>
+        <w:ind w:left="720" w:hanging="360"/>
+      </w:pPr>
+      <w:r>
+        <w:rPr>
+          <w:b w:val="1"/>
+          <w:bCs w:val="1"/>
+          <w:rtl w:val="0"/>
+        </w:rPr>
+        <w:t xml:space="preserve">Functional Role:</w:t>
+      </w:r>
+      <w:r>
+        <w:rPr>
+          <w:rtl w:val="0"/>
+        </w:rPr>
+        <w:t xml:space="preserve"> Requires precise elemental calibration—integrating spells like </w:t>
+      </w:r>
+      <w:r>
+        <w:rPr>
+          <w:i w:val="1"/>
+          <w:iCs w:val="1"/>
+          <w:rtl w:val="0"/>
+        </w:rPr>
+        <w:t xml:space="preserve">Initiatus Glacies</w:t>
+      </w:r>
+      <w:r>
+        <w:rPr>
+          <w:rtl w:val="0"/>
+        </w:rPr>
+        <w:t xml:space="preserve"> and </w:t>
+      </w:r>
+      <w:r>
+        <w:rPr>
+          <w:i w:val="1"/>
+          <w:iCs w:val="1"/>
+          <w:rtl w:val="0"/>
+        </w:rPr>
+        <w:t xml:space="preserve">Initiatus Umbra</w:t>
+      </w:r>
+      <w:r>
+        <w:rPr>
+          <w:rtl w:val="0"/>
+        </w:rPr>
+        <w:t xml:space="preserve">—to shape high-tier gear capable of withstanding the hazardous shifts of the shattered sky islands.</w:t>
       </w:r>
     </w:p>
     <w:p>
@@ -1871,8 +2915,8 @@
           <w:szCs w:val="26"/>
         </w:rPr>
       </w:pPr>
-      <w:bookmarkStart w:colFirst="0" w:colLast="0" w:name="_wabanaxhsyr9" w:id="23"/>
-      <w:bookmarkEnd w:id="23"/>
+      <w:bookmarkStart w:colFirst="0" w:colLast="0" w:name="_rlasvxjrbyx" w:id="31"/>
+      <w:bookmarkEnd w:id="31"/>
       <w:r>
         <w:rPr>
           <w:b w:val="1"/>
@@ -1882,86 +2926,404 @@
           <w:szCs w:val="26"/>
           <w:rtl w:val="0"/>
         </w:rPr>
-        <w:t xml:space="preserve">The Draining World &amp; The Caverns of Lost Souls</w:t>
-      </w:r>
-    </w:p>
-    <w:p>
-      <w:pPr>
-        <w:spacing w:after="240" w:before="240" w:lineRule="auto"/>
-        <w:rPr>
-          <w:b w:val="1"/>
-          <w:bCs w:val="1"/>
-        </w:rPr>
-      </w:pPr>
-      <w:r>
-        <w:rPr>
-          <w:rtl w:val="0"/>
-        </w:rPr>
-        <w:t xml:space="preserve">The magic holding the shattered sky islands together is constantly draining, and the dying world can no longer produce enough energy to sustain itself. Desperate to find solutions, mages began diving into the </w:t>
-      </w:r>
-      <w:r>
-        <w:rPr>
-          <w:b w:val="1"/>
-          <w:bCs w:val="1"/>
-          <w:rtl w:val="0"/>
-        </w:rPr>
-        <w:t xml:space="preserve">Caverns of Lost Souls</w:t>
-      </w:r>
-      <w:r>
-        <w:rPr>
-          <w:rtl w:val="0"/>
-        </w:rPr>
-        <w:t xml:space="preserve">—procedurally generated infinite dungeons buried deep within the island fragments. Within these harrowing depths, players and explorers face relentless subterranean hazards, though threats are capped at sub-boss tiers to structurally reinforce the game's core philosophy: </w:t>
-      </w:r>
-      <w:r>
-        <w:rPr>
-          <w:b w:val="1"/>
-          <w:bCs w:val="1"/>
-          <w:rtl w:val="0"/>
-        </w:rPr>
-        <w:t xml:space="preserve">you are not the hero destined to save the cosmos; you are merely a survivor holding back the inevitable.</w:t>
-      </w:r>
-    </w:p>
-    <w:p>
-      <w:pPr>
-        <w:pStyle w:val="Heading1"/>
+        <w:t xml:space="preserve">3. Astral Forge</w:t>
+      </w:r>
+    </w:p>
+    <w:p>
+      <w:pPr>
+        <w:numPr>
+          <w:ilvl w:val="0"/>
+          <w:numId w:val="6"/>
+        </w:numPr>
+        <w:spacing w:after="0" w:afterAutospacing="0" w:before="240" w:lineRule="auto"/>
+        <w:ind w:left="720" w:hanging="360"/>
+      </w:pPr>
+      <w:r>
+        <w:rPr>
+          <w:b w:val="1"/>
+          <w:bCs w:val="1"/>
+          <w:rtl w:val="0"/>
+        </w:rPr>
+        <w:t xml:space="preserve">Thermal Foundation:</w:t>
+      </w:r>
+      <w:r>
+        <w:rPr>
+          <w:rtl w:val="0"/>
+        </w:rPr>
+        <w:t xml:space="preserve"> Powered by intense stellar radiance, capable of incinerating all materials from both Basic and Arcane tiers to reach extreme melting points.</w:t>
+      </w:r>
+    </w:p>
+    <w:p>
+      <w:pPr>
+        <w:numPr>
+          <w:ilvl w:val="0"/>
+          <w:numId w:val="6"/>
+        </w:numPr>
+        <w:spacing w:after="0" w:afterAutospacing="0" w:before="0" w:beforeAutospacing="0" w:lineRule="auto"/>
+        <w:ind w:left="720" w:hanging="360"/>
+      </w:pPr>
+      <w:r>
+        <w:rPr>
+          <w:b w:val="1"/>
+          <w:bCs w:val="1"/>
+          <w:rtl w:val="0"/>
+        </w:rPr>
+        <w:t xml:space="preserve">Material Palette:</w:t>
+      </w:r>
+      <w:r>
+        <w:rPr>
+          <w:rtl w:val="0"/>
+        </w:rPr>
+        <w:t xml:space="preserve"> Processes god-tier cosmic metals including </w:t>
+      </w:r>
+      <w:r>
+        <w:rPr>
+          <w:b w:val="1"/>
+          <w:bCs w:val="1"/>
+          <w:rtl w:val="0"/>
+        </w:rPr>
+        <w:t xml:space="preserve">Adamantite</w:t>
+      </w:r>
+      <w:r>
+        <w:rPr>
+          <w:rtl w:val="0"/>
+        </w:rPr>
+        <w:t xml:space="preserve">, </w:t>
+      </w:r>
+      <w:r>
+        <w:rPr>
+          <w:b w:val="1"/>
+          <w:bCs w:val="1"/>
+          <w:rtl w:val="0"/>
+        </w:rPr>
+        <w:t xml:space="preserve">Solarite</w:t>
+      </w:r>
+      <w:r>
+        <w:rPr>
+          <w:rtl w:val="0"/>
+        </w:rPr>
+        <w:t xml:space="preserve">, and </w:t>
+      </w:r>
+      <w:r>
+        <w:rPr>
+          <w:b w:val="1"/>
+          <w:bCs w:val="1"/>
+          <w:rtl w:val="0"/>
+        </w:rPr>
+        <w:t xml:space="preserve">Astralite</w:t>
+      </w:r>
+      <w:r>
+        <w:rPr>
+          <w:rtl w:val="0"/>
+        </w:rPr>
+        <w:t xml:space="preserve">.</w:t>
+      </w:r>
+    </w:p>
+    <w:p>
+      <w:pPr>
+        <w:numPr>
+          <w:ilvl w:val="0"/>
+          <w:numId w:val="6"/>
+        </w:numPr>
+        <w:spacing w:after="240" w:before="0" w:beforeAutospacing="0" w:lineRule="auto"/>
+        <w:ind w:left="720" w:hanging="360"/>
+      </w:pPr>
+      <w:r>
+        <w:rPr>
+          <w:b w:val="1"/>
+          <w:bCs w:val="1"/>
+          <w:rtl w:val="0"/>
+        </w:rPr>
+        <w:t xml:space="preserve">Functional Role:</w:t>
+      </w:r>
+      <w:r>
+        <w:rPr>
+          <w:rtl w:val="0"/>
+        </w:rPr>
+        <w:t xml:space="preserve"> The pinnacle of workshop engineering, utilized to forge legendary weapons and structural reinforcement anchors strong enough to resist the fading gravitational echoes of the void.</w:t>
+      </w:r>
+      <w:r>
+        <w:rPr>
+          <w:rtl w:val="0"/>
+        </w:rPr>
+      </w:r>
+    </w:p>
+    <w:p>
+      <w:pPr>
+        <w:pStyle w:val="Heading2"/>
         <w:keepNext w:val="0"/>
         <w:keepLines w:val="0"/>
-        <w:spacing w:after="0" w:before="480" w:line="240" w:lineRule="auto"/>
-        <w:rPr>
-          <w:rFonts w:ascii="Proxima Nova" w:cs="Proxima Nova" w:eastAsia="Proxima Nova" w:hAnsi="Proxima Nova"/>
-          <w:b w:val="1"/>
-          <w:bCs w:val="1"/>
-          <w:color w:val="353744"/>
+        <w:spacing w:after="80" w:lineRule="auto"/>
+        <w:rPr>
+          <w:b w:val="1"/>
+          <w:bCs w:val="1"/>
           <w:sz w:val="28"/>
           <w:szCs w:val="28"/>
         </w:rPr>
       </w:pPr>
-      <w:bookmarkStart w:colFirst="0" w:colLast="0" w:name="_iu90ictbpt8r" w:id="24"/>
-      <w:bookmarkEnd w:id="24"/>
-      <w:r>
-        <w:rPr>
-          <w:rFonts w:ascii="Proxima Nova" w:cs="Proxima Nova" w:eastAsia="Proxima Nova" w:hAnsi="Proxima Nova"/>
-          <w:b w:val="1"/>
-          <w:bCs w:val="1"/>
-          <w:color w:val="353744"/>
+      <w:bookmarkStart w:colFirst="0" w:colLast="0" w:name="_76wxtso0ij7r" w:id="32"/>
+      <w:bookmarkEnd w:id="32"/>
+      <w:r>
+        <w:rPr>
+          <w:b w:val="1"/>
+          <w:bCs w:val="1"/>
           <w:sz w:val="28"/>
           <w:szCs w:val="28"/>
           <w:rtl w:val="0"/>
         </w:rPr>
-        <w:t xml:space="preserve">MAGIC SYSTEM</w:t>
-      </w:r>
-    </w:p>
-    <w:p>
-      <w:pPr>
-        <w:spacing w:after="240" w:before="240" w:lineRule="auto"/>
-        <w:rPr/>
-      </w:pPr>
-      <w:r>
-        <w:rPr>
-          <w:rtl w:val="0"/>
-        </w:rPr>
-        <w:t xml:space="preserve">Magic in this world is categorized across a rigid nine-tier progression scale, determining both power output and mortal accessibility:</w:t>
+        <w:t xml:space="preserve">ORE CLASSIFICATION &amp; METALLURGICAL INDEX</w:t>
+      </w:r>
+    </w:p>
+    <w:p>
+      <w:pPr>
+        <w:pStyle w:val="Heading3"/>
+        <w:keepNext w:val="0"/>
+        <w:keepLines w:val="0"/>
+        <w:spacing w:before="280" w:lineRule="auto"/>
+        <w:rPr>
+          <w:b w:val="1"/>
+          <w:bCs w:val="1"/>
+          <w:color w:val="000000"/>
+          <w:sz w:val="26"/>
+          <w:szCs w:val="26"/>
+        </w:rPr>
+      </w:pPr>
+      <w:bookmarkStart w:colFirst="0" w:colLast="0" w:name="_xmx1x56d5j77" w:id="33"/>
+      <w:bookmarkEnd w:id="33"/>
+      <w:r>
+        <w:rPr>
+          <w:b w:val="1"/>
+          <w:bCs w:val="1"/>
+          <w:color w:val="000000"/>
+          <w:sz w:val="26"/>
+          <w:szCs w:val="26"/>
+          <w:rtl w:val="0"/>
+        </w:rPr>
+        <w:t xml:space="preserve">1. Basic Tier (Normal Fire Forge)</w:t>
+      </w:r>
+    </w:p>
+    <w:p>
+      <w:pPr>
+        <w:numPr>
+          <w:ilvl w:val="0"/>
+          <w:numId w:val="17"/>
+        </w:numPr>
+        <w:spacing w:after="0" w:afterAutospacing="0" w:before="240" w:lineRule="auto"/>
+        <w:ind w:left="720" w:hanging="360"/>
+      </w:pPr>
+      <w:r>
+        <w:rPr>
+          <w:b w:val="1"/>
+          <w:bCs w:val="1"/>
+          <w:rtl w:val="0"/>
+        </w:rPr>
+        <w:t xml:space="preserve">Copper:</w:t>
+      </w:r>
+      <w:r>
+        <w:rPr>
+          <w:rtl w:val="0"/>
+        </w:rPr>
+        <w:t xml:space="preserve"> A soft, ductile foundational metal utilized for early-stage prototype tooling, basic household fixtures, and initial survival hardware within the sky island workshops.</w:t>
+      </w:r>
+    </w:p>
+    <w:p>
+      <w:pPr>
+        <w:numPr>
+          <w:ilvl w:val="0"/>
+          <w:numId w:val="17"/>
+        </w:numPr>
+        <w:spacing w:after="0" w:afterAutospacing="0" w:before="0" w:beforeAutospacing="0" w:lineRule="auto"/>
+        <w:ind w:left="720" w:hanging="360"/>
+      </w:pPr>
+      <w:r>
+        <w:rPr>
+          <w:b w:val="1"/>
+          <w:bCs w:val="1"/>
+          <w:rtl w:val="0"/>
+        </w:rPr>
+        <w:t xml:space="preserve">Bronze:</w:t>
+      </w:r>
+      <w:r>
+        <w:rPr>
+          <w:rtl w:val="0"/>
+        </w:rPr>
+        <w:t xml:space="preserve"> A dependable, corrosion-resistant alloy forged from copper and tin mixes, providing reliable durability for standard exploratory gear and baseline structural pins.</w:t>
+      </w:r>
+    </w:p>
+    <w:p>
+      <w:pPr>
+        <w:numPr>
+          <w:ilvl w:val="0"/>
+          <w:numId w:val="17"/>
+        </w:numPr>
+        <w:spacing w:after="0" w:afterAutospacing="0" w:before="0" w:beforeAutospacing="0" w:lineRule="auto"/>
+        <w:ind w:left="720" w:hanging="360"/>
+      </w:pPr>
+      <w:r>
+        <w:rPr>
+          <w:b w:val="1"/>
+          <w:bCs w:val="1"/>
+          <w:rtl w:val="0"/>
+        </w:rPr>
+        <w:t xml:space="preserve">Iron:</w:t>
+      </w:r>
+      <w:r>
+        <w:rPr>
+          <w:rtl w:val="0"/>
+        </w:rPr>
+        <w:t xml:space="preserve"> A tough, ductile metallic workhorse that serves as the backbone for heavy-duty tools, structural support frames, and standard defensive equipment across the frontier.</w:t>
+      </w:r>
+    </w:p>
+    <w:p>
+      <w:pPr>
+        <w:numPr>
+          <w:ilvl w:val="0"/>
+          <w:numId w:val="17"/>
+        </w:numPr>
+        <w:spacing w:after="240" w:before="0" w:beforeAutospacing="0" w:lineRule="auto"/>
+        <w:ind w:left="720" w:hanging="360"/>
+      </w:pPr>
+      <w:r>
+        <w:rPr>
+          <w:b w:val="1"/>
+          <w:bCs w:val="1"/>
+          <w:rtl w:val="0"/>
+        </w:rPr>
+        <w:t xml:space="preserve">Steel:</w:t>
+      </w:r>
+      <w:r>
+        <w:rPr>
+          <w:rtl w:val="0"/>
+        </w:rPr>
+        <w:t xml:space="preserve"> A high-tensile carbon-iron alloy requiring rigorous thermal management, representing the peak output of the basic fire forge for crafting sturdy custom weapons and resilient survival tools.</w:t>
+      </w:r>
+    </w:p>
+    <w:p>
+      <w:pPr>
+        <w:pStyle w:val="Heading3"/>
+        <w:keepNext w:val="0"/>
+        <w:keepLines w:val="0"/>
+        <w:spacing w:before="280" w:lineRule="auto"/>
+        <w:rPr>
+          <w:b w:val="1"/>
+          <w:bCs w:val="1"/>
+          <w:color w:val="000000"/>
+          <w:sz w:val="26"/>
+          <w:szCs w:val="26"/>
+        </w:rPr>
+      </w:pPr>
+      <w:bookmarkStart w:colFirst="0" w:colLast="0" w:name="_69hdc1fx2e37" w:id="34"/>
+      <w:bookmarkEnd w:id="34"/>
+      <w:r>
+        <w:rPr>
+          <w:b w:val="1"/>
+          <w:bCs w:val="1"/>
+          <w:color w:val="000000"/>
+          <w:sz w:val="26"/>
+          <w:szCs w:val="26"/>
+          <w:rtl w:val="0"/>
+        </w:rPr>
+        <w:t xml:space="preserve">2. Arcane Tier (Cold-Based Forge)</w:t>
+      </w:r>
+    </w:p>
+    <w:p>
+      <w:pPr>
+        <w:numPr>
+          <w:ilvl w:val="0"/>
+          <w:numId w:val="8"/>
+        </w:numPr>
+        <w:spacing w:after="0" w:afterAutospacing="0" w:before="240" w:lineRule="auto"/>
+        <w:ind w:left="720" w:hanging="360"/>
+      </w:pPr>
+      <w:r>
+        <w:rPr>
+          <w:b w:val="1"/>
+          <w:bCs w:val="1"/>
+          <w:rtl w:val="0"/>
+        </w:rPr>
+        <w:t xml:space="preserve">Mythril:</w:t>
+      </w:r>
+      <w:r>
+        <w:rPr>
+          <w:rtl w:val="0"/>
+        </w:rPr>
+        <w:t xml:space="preserve"> A lightweight, exceptionally strong arcane metal that requires cold working to retain its tensile integrity. Naturally receptive to magical flows, making it ideal for fast-footed adventurers needing swift, unencumbered movement and easy enchantment scaling.</w:t>
+      </w:r>
+    </w:p>
+    <w:p>
+      <w:pPr>
+        <w:numPr>
+          <w:ilvl w:val="0"/>
+          <w:numId w:val="8"/>
+        </w:numPr>
+        <w:spacing w:after="0" w:afterAutospacing="0" w:before="0" w:beforeAutospacing="0" w:lineRule="auto"/>
+        <w:ind w:left="720" w:hanging="360"/>
+      </w:pPr>
+      <w:r>
+        <w:rPr>
+          <w:b w:val="1"/>
+          <w:bCs w:val="1"/>
+          <w:rtl w:val="0"/>
+        </w:rPr>
+        <w:t xml:space="preserve">Etherimite:</w:t>
+      </w:r>
+      <w:r>
+        <w:rPr>
+          <w:rtl w:val="0"/>
+        </w:rPr>
+        <w:t xml:space="preserve"> Ethereal ingots forged through thermodynamic reversal. Specialized material utilized by mages and specialized hunters to physicalize and cut ethereal creatures; however, its semi-corporeal state causes it to phase harmlessly through regular physical enemies without registering impact.</w:t>
+      </w:r>
+    </w:p>
+    <w:p>
+      <w:pPr>
+        <w:numPr>
+          <w:ilvl w:val="0"/>
+          <w:numId w:val="8"/>
+        </w:numPr>
+        <w:spacing w:after="240" w:before="0" w:beforeAutospacing="0" w:lineRule="auto"/>
+        <w:ind w:left="720" w:hanging="360"/>
+      </w:pPr>
+      <w:r>
+        <w:rPr>
+          <w:b w:val="1"/>
+          <w:bCs w:val="1"/>
+          <w:rtl w:val="0"/>
+        </w:rPr>
+        <w:t xml:space="preserve">Nocturite (The Silencing Ore):</w:t>
+      </w:r>
+      <w:r>
+        <w:rPr>
+          <w:rtl w:val="0"/>
+        </w:rPr>
+        <w:t xml:space="preserve"> A dense, acoustic-absorbing dead ore. Any strike landed with Nocturite instantly silences the target, rendering them entirely incapable of using magic. With precise timing, skilled wielders can even intercept, cut, and silence active spells mid-flight.</w:t>
+      </w:r>
+    </w:p>
+    <w:p>
+      <w:pPr>
+        <w:pStyle w:val="Heading3"/>
+        <w:keepNext w:val="0"/>
+        <w:keepLines w:val="0"/>
+        <w:spacing w:before="280" w:lineRule="auto"/>
+        <w:rPr>
+          <w:b w:val="1"/>
+          <w:bCs w:val="1"/>
+          <w:color w:val="000000"/>
+          <w:sz w:val="26"/>
+          <w:szCs w:val="26"/>
+        </w:rPr>
+      </w:pPr>
+      <w:bookmarkStart w:colFirst="0" w:colLast="0" w:name="_m43jb5u2tv3l" w:id="35"/>
+      <w:bookmarkEnd w:id="35"/>
+      <w:r>
+        <w:rPr>
+          <w:b w:val="1"/>
+          <w:bCs w:val="1"/>
+          <w:color w:val="000000"/>
+          <w:sz w:val="26"/>
+          <w:szCs w:val="26"/>
+          <w:rtl w:val="0"/>
+        </w:rPr>
+        <w:t xml:space="preserve">3. Astral Tier (Stellar Radiance Forge)</w:t>
       </w:r>
     </w:p>
     <w:p>
@@ -1979,13 +3341,13 @@
           <w:bCs w:val="1"/>
           <w:rtl w:val="0"/>
         </w:rPr>
-        <w:t xml:space="preserve">Spells (Tiers 1–9):</w:t>
-      </w:r>
-      <w:r>
-        <w:rPr>
-          <w:rtl w:val="0"/>
-        </w:rPr>
-        <w:t xml:space="preserve"> Accessible to the player and everyday survivors, utilized for practical utility, basic protection, and low-level utility.</w:t>
+        <w:t xml:space="preserve">Adamantite:</w:t>
+      </w:r>
+      <w:r>
+        <w:rPr>
+          <w:rtl w:val="0"/>
+        </w:rPr>
+        <w:t xml:space="preserve"> A god-tier metal of staggering density and raw physical strength, capable of weathering extreme gravitational shifts and catastrophic impacts. However, its stubborn molecular structure makes it exceptionally difficult to enchant.</w:t>
       </w:r>
     </w:p>
     <w:p>
@@ -2003,37 +3365,13 @@
           <w:bCs w:val="1"/>
           <w:rtl w:val="0"/>
         </w:rPr>
-        <w:t xml:space="preserve">Forbidden Spells (Tiers 1–9):</w:t>
-      </w:r>
-      <w:r>
-        <w:rPr>
-          <w:rtl w:val="0"/>
-        </w:rPr>
-        <w:t xml:space="preserve"> Restricted to dedicated mortal mages who dare skirt the edges of dangerous arcane consequence.</w:t>
-      </w:r>
-    </w:p>
-    <w:p>
-      <w:pPr>
-        <w:numPr>
-          <w:ilvl w:val="0"/>
-          <w:numId w:val="21"/>
-        </w:numPr>
-        <w:spacing w:after="0" w:afterAutospacing="0" w:before="0" w:beforeAutospacing="0" w:lineRule="auto"/>
-        <w:ind w:left="720" w:hanging="360"/>
-      </w:pPr>
-      <w:r>
-        <w:rPr>
-          <w:b w:val="1"/>
-          <w:bCs w:val="1"/>
-          <w:rtl w:val="0"/>
-        </w:rPr>
-        <w:t xml:space="preserve">Arts (Tiers 1–9):</w:t>
-      </w:r>
-      <w:r>
-        <w:rPr>
-          <w:rtl w:val="0"/>
-        </w:rPr>
-        <w:t xml:space="preserve"> Reserved exclusively for Archmages capable of manipulating large-scale environmental stabilization.</w:t>
+        <w:t xml:space="preserve">Solarite:</w:t>
+      </w:r>
+      <w:r>
+        <w:rPr>
+          <w:rtl w:val="0"/>
+        </w:rPr>
+        <w:t xml:space="preserve"> A volatile, hyper-thermal metal that never loses the extreme temperature it was forged at, requiring the ambient heat of a stellar core to shape. Weapons forged from Solarite sear through armor and cauterize wounds on contact.</w:t>
       </w:r>
     </w:p>
     <w:p>
@@ -2051,13 +3389,13 @@
           <w:bCs w:val="1"/>
           <w:rtl w:val="0"/>
         </w:rPr>
-        <w:t xml:space="preserve">Forbidden Arts (Tiers 1–9):</w:t>
-      </w:r>
-      <w:r>
-        <w:rPr>
-          <w:rtl w:val="0"/>
-        </w:rPr>
-        <w:t xml:space="preserve"> God-level devastation spells—such as the very force that shattered the world—far beyond mortal mastery.</w:t>
+        <w:t xml:space="preserve">Astralite:</w:t>
+      </w:r>
+      <w:r>
+        <w:rPr>
+          <w:rtl w:val="0"/>
+        </w:rPr>
+        <w:t xml:space="preserve"> An incredibly volatile, cosmic ore comparable to wild magic anomalies. Its precise effects are unpredictable upon impact; striking a target with Astralite can grant extraordinary localized buffs or dangerously backfire by empowering the enemy with chaotic arcane surges.</w:t>
       </w:r>
     </w:p>
     <w:p>
@@ -2074,8 +3412,8 @@
           <w:szCs w:val="26"/>
         </w:rPr>
       </w:pPr>
-      <w:bookmarkStart w:colFirst="0" w:colLast="0" w:name="_vgmijbobift4" w:id="25"/>
-      <w:bookmarkEnd w:id="25"/>
+      <w:bookmarkStart w:colFirst="0" w:colLast="0" w:name="_6w9byeou3fhf" w:id="36"/>
+      <w:bookmarkEnd w:id="36"/>
       <w:r>
         <w:rPr>
           <w:b w:val="1"/>
@@ -2085,7 +3423,85 @@
           <w:szCs w:val="26"/>
           <w:rtl w:val="0"/>
         </w:rPr>
-        <w:t xml:space="preserve">The Seven Primordial Elements</w:t>
+        <w:t xml:space="preserve">4. Ascendant Tier (Dragonite Forge)</w:t>
+      </w:r>
+    </w:p>
+    <w:p>
+      <w:pPr>
+        <w:numPr>
+          <w:ilvl w:val="0"/>
+          <w:numId w:val="22"/>
+        </w:numPr>
+        <w:spacing w:after="240" w:before="240" w:lineRule="auto"/>
+        <w:ind w:left="720" w:hanging="360"/>
+      </w:pPr>
+      <w:r>
+        <w:rPr>
+          <w:b w:val="1"/>
+          <w:bCs w:val="1"/>
+          <w:rtl w:val="0"/>
+        </w:rPr>
+        <w:t xml:space="preserve">Dragonite:</w:t>
+      </w:r>
+      <w:r>
+        <w:rPr>
+          <w:rtl w:val="0"/>
+        </w:rPr>
+        <w:t xml:space="preserve"> The ultimate zenith of metallurgical mastery, forged by fusing the foundational properties of the top three ore tiers under extreme thermal and arcane conditions. Because of its divine composition, Dragonite gear is permanently locked to </w:t>
+      </w:r>
+      <w:r>
+        <w:rPr>
+          <w:b w:val="1"/>
+          <w:bCs w:val="1"/>
+          <w:rtl w:val="0"/>
+        </w:rPr>
+        <w:t xml:space="preserve">Ascendant quality</w:t>
+      </w:r>
+      <w:r>
+        <w:rPr>
+          <w:rtl w:val="0"/>
+        </w:rPr>
+        <w:t xml:space="preserve"> upon creation, making it impossible to forge anything of a lower grade. Its existence is an Easter egg and a closely guarded secret—it is </w:t>
+      </w:r>
+      <w:r>
+        <w:rPr>
+          <w:b w:val="1"/>
+          <w:bCs w:val="1"/>
+          <w:rtl w:val="0"/>
+        </w:rPr>
+        <w:t xml:space="preserve">never specified in-game</w:t>
+      </w:r>
+      <w:r>
+        <w:rPr>
+          <w:rtl w:val="0"/>
+        </w:rPr>
+        <w:t xml:space="preserve">, waiting entirely for players to discover its secret recipes through experimentation in the void.</w:t>
+      </w:r>
+    </w:p>
+    <w:p>
+      <w:pPr>
+        <w:pStyle w:val="Heading1"/>
+        <w:keepNext w:val="0"/>
+        <w:keepLines w:val="0"/>
+        <w:spacing w:before="280" w:lineRule="auto"/>
+        <w:rPr>
+          <w:b w:val="1"/>
+          <w:bCs w:val="1"/>
+          <w:sz w:val="28"/>
+          <w:szCs w:val="28"/>
+        </w:rPr>
+      </w:pPr>
+      <w:bookmarkStart w:colFirst="0" w:colLast="0" w:name="_78y3l9kbh4on" w:id="37"/>
+      <w:bookmarkEnd w:id="37"/>
+      <w:r>
+        <w:rPr>
+          <w:b w:val="1"/>
+          <w:bCs w:val="1"/>
+          <w:sz w:val="28"/>
+          <w:szCs w:val="28"/>
+          <w:rtl w:val="0"/>
+        </w:rPr>
+        <w:t xml:space="preserve">Item Rarity &amp; Quality Tier Index</w:t>
       </w:r>
     </w:p>
     <w:p>
@@ -2097,21 +3513,7 @@
         <w:rPr>
           <w:rtl w:val="0"/>
         </w:rPr>
-        <w:t xml:space="preserve">All arcane manifestations within SkySmith—spanning across mortal spells, mage-tier forbidden incantations, archmage arts, and god-level forbidden arts—are woven exclusively from </w:t>
-      </w:r>
-      <w:r>
-        <w:rPr>
-          <w:b w:val="1"/>
-          <w:bCs w:val="1"/>
-          <w:rtl w:val="0"/>
-        </w:rPr>
-        <w:t xml:space="preserve">seven primordial elements</w:t>
-      </w:r>
-      <w:r>
-        <w:rPr>
-          <w:rtl w:val="0"/>
-        </w:rPr>
-        <w:t xml:space="preserve">:</w:t>
+        <w:t xml:space="preserve">Items within SkySmith are classified across six distinct rarity tiers, determined by the precision of execution during the workstation crafting minigame. Each tier dictates the number of successful "perfect" strike milestones achieved during crafting, scaling attribute multipliers and visual aesthetics accordingly.</w:t>
       </w:r>
     </w:p>
     <w:p>
@@ -2129,13 +3531,13 @@
           <w:bCs w:val="1"/>
           <w:rtl w:val="0"/>
         </w:rPr>
-        <w:t xml:space="preserve">Ignis</w:t>
-      </w:r>
-      <w:r>
-        <w:rPr>
-          <w:rtl w:val="0"/>
-        </w:rPr>
-        <w:t xml:space="preserve"> (Fire)</w:t>
+        <w:t xml:space="preserve">Common</w:t>
+      </w:r>
+      <w:r>
+        <w:rPr>
+          <w:rtl w:val="0"/>
+        </w:rPr>
+        <w:t xml:space="preserve"> =&gt; Normal (0 Perfect Strikes)</w:t>
       </w:r>
     </w:p>
     <w:p>
@@ -2153,13 +3555,13 @@
           <w:bCs w:val="1"/>
           <w:rtl w:val="0"/>
         </w:rPr>
-        <w:t xml:space="preserve">Aqua</w:t>
-      </w:r>
-      <w:r>
-        <w:rPr>
-          <w:rtl w:val="0"/>
-        </w:rPr>
-        <w:t xml:space="preserve"> (Water)</w:t>
+        <w:t xml:space="preserve">Uncommon</w:t>
+      </w:r>
+      <w:r>
+        <w:rPr>
+          <w:rtl w:val="0"/>
+        </w:rPr>
+        <w:t xml:space="preserve"> =&gt; Green (1–2 Perfect Strikes)</w:t>
       </w:r>
     </w:p>
     <w:p>
@@ -2177,13 +3579,13 @@
           <w:bCs w:val="1"/>
           <w:rtl w:val="0"/>
         </w:rPr>
-        <w:t xml:space="preserve">Aer</w:t>
-      </w:r>
-      <w:r>
-        <w:rPr>
-          <w:rtl w:val="0"/>
-        </w:rPr>
-        <w:t xml:space="preserve"> (Air)</w:t>
+        <w:t xml:space="preserve">Rare</w:t>
+      </w:r>
+      <w:r>
+        <w:rPr>
+          <w:rtl w:val="0"/>
+        </w:rPr>
+        <w:t xml:space="preserve"> =&gt; Blue (3–4 Perfect Strikes)</w:t>
       </w:r>
     </w:p>
     <w:p>
@@ -2201,13 +3603,13 @@
           <w:bCs w:val="1"/>
           <w:rtl w:val="0"/>
         </w:rPr>
-        <w:t xml:space="preserve">Terra</w:t>
-      </w:r>
-      <w:r>
-        <w:rPr>
-          <w:rtl w:val="0"/>
-        </w:rPr>
-        <w:t xml:space="preserve"> (Earth)</w:t>
+        <w:t xml:space="preserve">Epic</w:t>
+      </w:r>
+      <w:r>
+        <w:rPr>
+          <w:rtl w:val="0"/>
+        </w:rPr>
+        <w:t xml:space="preserve"> =&gt; Purple (5–6 Perfect Strikes)</w:t>
       </w:r>
     </w:p>
     <w:p>
@@ -2225,37 +3627,13 @@
           <w:bCs w:val="1"/>
           <w:rtl w:val="0"/>
         </w:rPr>
-        <w:t xml:space="preserve">Lux</w:t>
-      </w:r>
-      <w:r>
-        <w:rPr>
-          <w:rtl w:val="0"/>
-        </w:rPr>
-        <w:t xml:space="preserve"> (Light)</w:t>
-      </w:r>
-    </w:p>
-    <w:p>
-      <w:pPr>
-        <w:numPr>
-          <w:ilvl w:val="0"/>
-          <w:numId w:val="23"/>
-        </w:numPr>
-        <w:spacing w:after="0" w:afterAutospacing="0" w:before="0" w:beforeAutospacing="0" w:lineRule="auto"/>
-        <w:ind w:left="720" w:hanging="360"/>
-      </w:pPr>
-      <w:r>
-        <w:rPr>
-          <w:b w:val="1"/>
-          <w:bCs w:val="1"/>
-          <w:rtl w:val="0"/>
-        </w:rPr>
-        <w:t xml:space="preserve">Umbra</w:t>
-      </w:r>
-      <w:r>
-        <w:rPr>
-          <w:rtl w:val="0"/>
-        </w:rPr>
-        <w:t xml:space="preserve"> (Shadow)</w:t>
+        <w:t xml:space="preserve">Legendary</w:t>
+      </w:r>
+      <w:r>
+        <w:rPr>
+          <w:rtl w:val="0"/>
+        </w:rPr>
+        <w:t xml:space="preserve"> =&gt; Gold (7+ Perfect Strikes)</w:t>
       </w:r>
     </w:p>
     <w:p>
@@ -2273,41 +3651,88 @@
           <w:bCs w:val="1"/>
           <w:rtl w:val="0"/>
         </w:rPr>
-        <w:t xml:space="preserve">Astrum</w:t>
-      </w:r>
-      <w:r>
-        <w:rPr>
-          <w:rtl w:val="0"/>
-        </w:rPr>
-        <w:t xml:space="preserve"> (Astral)</w:t>
-      </w:r>
-    </w:p>
-    <w:p>
-      <w:pPr>
-        <w:pStyle w:val="Heading3"/>
+        <w:t xml:space="preserve">Ascendant</w:t>
+      </w:r>
+      <w:r>
+        <w:rPr>
+          <w:rtl w:val="0"/>
+        </w:rPr>
+        <w:t xml:space="preserve"> =&gt; Sky Blue (Legendary tier base + a rare 5% RNG chance to unlock upon finalization)</w:t>
+      </w:r>
+    </w:p>
+    <w:p>
+      <w:pPr>
+        <w:spacing w:after="240" w:before="240" w:lineRule="auto"/>
+        <w:ind w:left="600" w:right="600" w:firstLine="0"/>
+        <w:rPr/>
+      </w:pPr>
+      <w:r>
+        <w:rPr>
+          <w:b w:val="1"/>
+          <w:bCs w:val="1"/>
+          <w:rtl w:val="0"/>
+        </w:rPr>
+        <w:t xml:space="preserve">Developer Note:</w:t>
+      </w:r>
+      <w:r>
+        <w:rPr>
+          <w:rtl w:val="0"/>
+        </w:rPr>
+        <w:t xml:space="preserve"> </w:t>
+      </w:r>
+      <w:r>
+        <w:rPr>
+          <w:b w:val="1"/>
+          <w:bCs w:val="1"/>
+          <w:rtl w:val="0"/>
+        </w:rPr>
+        <w:t xml:space="preserve">Ascendant</w:t>
+      </w:r>
+      <w:r>
+        <w:rPr>
+          <w:rtl w:val="0"/>
+        </w:rPr>
+        <w:t xml:space="preserve"> is the absolute zenith of crafting quality, tied directly to secret high-tier material compositions like Dragonite. </w:t>
+      </w:r>
+      <w:r>
+        <w:rPr>
+          <w:b w:val="1"/>
+          <w:bCs w:val="1"/>
+          <w:rtl w:val="0"/>
+        </w:rPr>
+        <w:t xml:space="preserve">ASCENDANT IS NEVER SPOKEN OF IN-GAME</w:t>
+      </w:r>
+      <w:r>
+        <w:rPr>
+          <w:rtl w:val="0"/>
+        </w:rPr>
+        <w:t xml:space="preserve">, existing entirely as an undocumented discovery for players to uncover through pure experimentation in the void.</w:t>
+      </w:r>
+    </w:p>
+    <w:p>
+      <w:pPr>
+        <w:pStyle w:val="Heading1"/>
         <w:keepNext w:val="0"/>
         <w:keepLines w:val="0"/>
         <w:spacing w:before="280" w:lineRule="auto"/>
         <w:rPr>
           <w:b w:val="1"/>
           <w:bCs w:val="1"/>
-          <w:color w:val="000000"/>
-          <w:sz w:val="26"/>
-          <w:szCs w:val="26"/>
-        </w:rPr>
-      </w:pPr>
-      <w:bookmarkStart w:colFirst="0" w:colLast="0" w:name="_rooo4vq5apwy" w:id="26"/>
-      <w:bookmarkEnd w:id="26"/>
-      <w:r>
-        <w:rPr>
-          <w:b w:val="1"/>
-          <w:bCs w:val="1"/>
-          <w:color w:val="000000"/>
-          <w:sz w:val="26"/>
-          <w:szCs w:val="26"/>
-          <w:rtl w:val="0"/>
-        </w:rPr>
-        <w:t xml:space="preserve">Naming Convention &amp; The Initiate Prefix</w:t>
+          <w:sz w:val="28"/>
+          <w:szCs w:val="28"/>
+        </w:rPr>
+      </w:pPr>
+      <w:bookmarkStart w:colFirst="0" w:colLast="0" w:name="_e0d3ieeco7ue" w:id="38"/>
+      <w:bookmarkEnd w:id="38"/>
+      <w:r>
+        <w:rPr>
+          <w:b w:val="1"/>
+          <w:bCs w:val="1"/>
+          <w:sz w:val="28"/>
+          <w:szCs w:val="28"/>
+          <w:rtl w:val="0"/>
+        </w:rPr>
+        <w:t xml:space="preserve">Combat Mechanics Subsystem</w:t>
       </w:r>
     </w:p>
     <w:p>
@@ -2319,63 +3744,35 @@
         <w:rPr>
           <w:rtl w:val="0"/>
         </w:rPr>
-        <w:t xml:space="preserve">To reflect the rigid, academic, and perilous nature of magic in a dying world, all spell nomenclature is strictly recorded in </w:t>
-      </w:r>
-      <w:r>
-        <w:rPr>
-          <w:b w:val="1"/>
-          <w:bCs w:val="1"/>
-          <w:rtl w:val="0"/>
-        </w:rPr>
-        <w:t xml:space="preserve">Latin</w:t>
-      </w:r>
-      <w:r>
-        <w:rPr>
-          <w:rtl w:val="0"/>
-        </w:rPr>
-        <w:t xml:space="preserve">. Furthermore, because baseline spells represent the foundational, introductory tier accessible to everyday survivors and players, every spell name is permanently prefixed with the Latin word </w:t>
-      </w:r>
-      <w:r>
-        <w:rPr>
-          <w:b w:val="1"/>
-          <w:bCs w:val="1"/>
-          <w:rtl w:val="0"/>
-        </w:rPr>
-        <w:t xml:space="preserve">Initiatus</w:t>
-      </w:r>
-      <w:r>
-        <w:rPr>
-          <w:rtl w:val="0"/>
-        </w:rPr>
-        <w:t xml:space="preserve"> (Initiate).</w:t>
-      </w:r>
-    </w:p>
-    <w:p>
-      <w:pPr>
-        <w:pStyle w:val="Heading3"/>
+        <w:t xml:space="preserve">The lightweight combat architecture governs real-time action execution for offensive, defensive, and arcane maneuvers. Modeled after stamina-driven survival frameworks, the system utilizes event-based input triggers to process impact detection, damage mitigation calculations, spell resource costs, and enemy stun states through non-polling action dispatchers.</w:t>
+      </w:r>
+    </w:p>
+    <w:p>
+      <w:pPr>
+        <w:pStyle w:val="Heading4"/>
         <w:keepNext w:val="0"/>
         <w:keepLines w:val="0"/>
-        <w:spacing w:before="280" w:lineRule="auto"/>
+        <w:spacing w:after="40" w:before="240" w:lineRule="auto"/>
         <w:rPr>
           <w:b w:val="1"/>
           <w:bCs w:val="1"/>
           <w:color w:val="000000"/>
-          <w:sz w:val="26"/>
-          <w:szCs w:val="26"/>
-        </w:rPr>
-      </w:pPr>
-      <w:bookmarkStart w:colFirst="0" w:colLast="0" w:name="_ug155x5m0ymi" w:id="27"/>
-      <w:bookmarkEnd w:id="27"/>
+          <w:sz w:val="22"/>
+          <w:szCs w:val="22"/>
+        </w:rPr>
+      </w:pPr>
+      <w:bookmarkStart w:colFirst="0" w:colLast="0" w:name="_9h6lz94z96yy" w:id="39"/>
+      <w:bookmarkEnd w:id="39"/>
       <w:r>
         <w:rPr>
           <w:b w:val="1"/>
           <w:bCs w:val="1"/>
           <w:color w:val="000000"/>
-          <w:sz w:val="26"/>
-          <w:szCs w:val="26"/>
-          <w:rtl w:val="0"/>
-        </w:rPr>
-        <w:t xml:space="preserve">Core Spell Catalog</w:t>
+          <w:sz w:val="22"/>
+          <w:szCs w:val="22"/>
+          <w:rtl w:val="0"/>
+        </w:rPr>
+        <w:t xml:space="preserve">1. Light Attacks</w:t>
       </w:r>
     </w:p>
     <w:p>
@@ -2393,133 +3790,13 @@
           <w:bCs w:val="1"/>
           <w:rtl w:val="0"/>
         </w:rPr>
-        <w:t xml:space="preserve">Initiatus Ignis (Initiate Fire)</w:t>
-      </w:r>
-      <w:r>
-        <w:rPr>
-          <w:rtl w:val="0"/>
-        </w:rPr>
-        <w:t xml:space="preserve"> &gt; A foundational incantation that channels thermal energy to ignite forge hearths, cast localized illumination, or project a volatile burst of defensive flame against encroaching cave fauna.</w:t>
-      </w:r>
-    </w:p>
-    <w:p>
-      <w:pPr>
-        <w:numPr>
-          <w:ilvl w:val="0"/>
-          <w:numId w:val="20"/>
-        </w:numPr>
-        <w:spacing w:after="0" w:afterAutospacing="0" w:before="0" w:beforeAutospacing="0" w:lineRule="auto"/>
-        <w:ind w:left="720" w:hanging="360"/>
-      </w:pPr>
-      <w:r>
-        <w:rPr>
-          <w:b w:val="1"/>
-          <w:bCs w:val="1"/>
-          <w:rtl w:val="0"/>
-        </w:rPr>
-        <w:t xml:space="preserve">Initiatus Aqua (Initiate Water)</w:t>
-      </w:r>
-      <w:r>
-        <w:rPr>
-          <w:rtl w:val="0"/>
-        </w:rPr>
-        <w:t xml:space="preserve"> &gt; A stabilizing spell used primarily by mountain settlements and workshops to condense ambient moisture from the thin, high-altitude air into usable fresh water resources.</w:t>
-      </w:r>
-    </w:p>
-    <w:p>
-      <w:pPr>
-        <w:numPr>
-          <w:ilvl w:val="0"/>
-          <w:numId w:val="20"/>
-        </w:numPr>
-        <w:spacing w:after="0" w:afterAutospacing="0" w:before="0" w:beforeAutospacing="0" w:lineRule="auto"/>
-        <w:ind w:left="720" w:hanging="360"/>
-      </w:pPr>
-      <w:r>
-        <w:rPr>
-          <w:b w:val="1"/>
-          <w:bCs w:val="1"/>
-          <w:rtl w:val="0"/>
-        </w:rPr>
-        <w:t xml:space="preserve">Initiatus Aer (Initiate Aer)</w:t>
-      </w:r>
-      <w:r>
-        <w:rPr>
-          <w:rtl w:val="0"/>
-        </w:rPr>
-        <w:t xml:space="preserve"> &gt; A kinetic atmospheric manipulation that alters local barometric pressure, providing momentary drafts to steady vertical climbs or dampening acoustic wind shear around exposed platforms.</w:t>
-      </w:r>
-    </w:p>
-    <w:p>
-      <w:pPr>
-        <w:numPr>
-          <w:ilvl w:val="0"/>
-          <w:numId w:val="20"/>
-        </w:numPr>
-        <w:spacing w:after="0" w:afterAutospacing="0" w:before="0" w:beforeAutospacing="0" w:lineRule="auto"/>
-        <w:ind w:left="720" w:hanging="360"/>
-      </w:pPr>
-      <w:r>
-        <w:rPr>
-          <w:b w:val="1"/>
-          <w:bCs w:val="1"/>
-          <w:rtl w:val="0"/>
-        </w:rPr>
-        <w:t xml:space="preserve">Initiatus Terra (Initiate Earth)</w:t>
-      </w:r>
-      <w:r>
-        <w:rPr>
-          <w:rtl w:val="0"/>
-        </w:rPr>
-        <w:t xml:space="preserve"> &gt; A dense mineral stabilization weave that firms up loose structural footings, reinforces physical display fixtures, or anchors heavy raw metal ores against high-altitude tremors.</w:t>
-      </w:r>
-    </w:p>
-    <w:p>
-      <w:pPr>
-        <w:numPr>
-          <w:ilvl w:val="0"/>
-          <w:numId w:val="20"/>
-        </w:numPr>
-        <w:spacing w:after="0" w:afterAutospacing="0" w:before="0" w:beforeAutospacing="0" w:lineRule="auto"/>
-        <w:ind w:left="720" w:hanging="360"/>
-      </w:pPr>
-      <w:r>
-        <w:rPr>
-          <w:b w:val="1"/>
-          <w:bCs w:val="1"/>
-          <w:rtl w:val="0"/>
-        </w:rPr>
-        <w:t xml:space="preserve">Initiatus Lux (Initiate Lux)</w:t>
-      </w:r>
-      <w:r>
-        <w:rPr>
-          <w:rtl w:val="0"/>
-        </w:rPr>
-        <w:t xml:space="preserve"> &gt; A focused radiance incantation that channels high-contrast luminescence, piercing the pitch-black corridors of the Cavern of Lost Souls without relying on combustible fuel sources.</w:t>
-      </w:r>
-    </w:p>
-    <w:p>
-      <w:pPr>
-        <w:numPr>
-          <w:ilvl w:val="0"/>
-          <w:numId w:val="20"/>
-        </w:numPr>
-        <w:spacing w:after="0" w:afterAutospacing="0" w:before="0" w:beforeAutospacing="0" w:lineRule="auto"/>
-        <w:ind w:left="720" w:hanging="360"/>
-      </w:pPr>
-      <w:r>
-        <w:rPr>
-          <w:b w:val="1"/>
-          <w:bCs w:val="1"/>
-          <w:rtl w:val="0"/>
-        </w:rPr>
-        <w:t xml:space="preserve">Initiatus Umbra (Initiate Umbra)</w:t>
-      </w:r>
-      <w:r>
-        <w:rPr>
-          <w:rtl w:val="0"/>
-        </w:rPr>
-        <w:t xml:space="preserve"> &gt; A subtle deflection spell that bends ambient light and shadow around the caster, momentarily masking thermal and visual signatures from low-level adversarial AI perception arrays.</w:t>
+        <w:t xml:space="preserve">Execution:</w:t>
+      </w:r>
+      <w:r>
+        <w:rPr>
+          <w:rtl w:val="0"/>
+        </w:rPr>
+        <w:t xml:space="preserve"> Fast, low-stamina-cost melee strikes optimized for quick interruptions and continuous pressure against aggressive cave fauna or humanoid foes.</w:t>
       </w:r>
     </w:p>
     <w:p>
@@ -2537,227 +3814,117 @@
           <w:bCs w:val="1"/>
           <w:rtl w:val="0"/>
         </w:rPr>
-        <w:t xml:space="preserve">Initiatus Astrum (Initiate Astrum)</w:t>
-      </w:r>
-      <w:r>
-        <w:rPr>
-          <w:rtl w:val="0"/>
-        </w:rPr>
-        <w:t xml:space="preserve"> &gt; A minor stellar resonance weave that taps into the faint, fading gravitational echoes of the shattered sky islands, momentarily stabilizing payload weight during inventory serialization and transport.</w:t>
-      </w:r>
-    </w:p>
-    <w:p>
-      <w:pPr>
-        <w:pStyle w:val="Heading1"/>
+        <w:t xml:space="preserve">Mechanical Scaling:</w:t>
+      </w:r>
+      <w:r>
+        <w:rPr>
+          <w:rtl w:val="0"/>
+        </w:rPr>
+        <w:t xml:space="preserve"> Integrates with active material prefixes and weapon weight parameters to dictate frame recovery times and minor stagger generation on target impact.</w:t>
+      </w:r>
+    </w:p>
+    <w:p>
+      <w:pPr>
+        <w:pStyle w:val="Heading4"/>
         <w:keepNext w:val="0"/>
         <w:keepLines w:val="0"/>
-        <w:spacing w:after="0" w:before="480" w:line="240" w:lineRule="auto"/>
-        <w:rPr>
-          <w:rFonts w:ascii="Proxima Nova" w:cs="Proxima Nova" w:eastAsia="Proxima Nova" w:hAnsi="Proxima Nova"/>
-          <w:b w:val="1"/>
-          <w:bCs w:val="1"/>
-          <w:color w:val="353744"/>
-          <w:sz w:val="28"/>
-          <w:szCs w:val="28"/>
-        </w:rPr>
-      </w:pPr>
-      <w:bookmarkStart w:colFirst="0" w:colLast="0" w:name="_rekv1am6uvp3" w:id="28"/>
-      <w:bookmarkEnd w:id="28"/>
-      <w:r>
-        <w:rPr>
-          <w:rFonts w:ascii="Proxima Nova" w:cs="Proxima Nova" w:eastAsia="Proxima Nova" w:hAnsi="Proxima Nova"/>
-          <w:b w:val="1"/>
-          <w:bCs w:val="1"/>
-          <w:color w:val="353744"/>
-          <w:sz w:val="28"/>
-          <w:szCs w:val="28"/>
-          <w:rtl w:val="0"/>
-        </w:rPr>
-        <w:t xml:space="preserve">FORGE TIERS</w:t>
-      </w:r>
-    </w:p>
-    <w:p>
-      <w:pPr>
-        <w:pStyle w:val="Heading3"/>
+        <w:spacing w:after="40" w:before="240" w:lineRule="auto"/>
+        <w:rPr>
+          <w:b w:val="1"/>
+          <w:bCs w:val="1"/>
+          <w:color w:val="000000"/>
+          <w:sz w:val="22"/>
+          <w:szCs w:val="22"/>
+        </w:rPr>
+      </w:pPr>
+      <w:bookmarkStart w:colFirst="0" w:colLast="0" w:name="_1ie005twkiy7" w:id="40"/>
+      <w:bookmarkEnd w:id="40"/>
+      <w:r>
+        <w:rPr>
+          <w:b w:val="1"/>
+          <w:bCs w:val="1"/>
+          <w:color w:val="000000"/>
+          <w:sz w:val="22"/>
+          <w:szCs w:val="22"/>
+          <w:rtl w:val="0"/>
+        </w:rPr>
+        <w:t xml:space="preserve">2. Heavy Attacks</w:t>
+      </w:r>
+    </w:p>
+    <w:p>
+      <w:pPr>
+        <w:numPr>
+          <w:ilvl w:val="0"/>
+          <w:numId w:val="11"/>
+        </w:numPr>
+        <w:spacing w:after="0" w:afterAutospacing="0" w:before="240" w:lineRule="auto"/>
+        <w:ind w:left="720" w:hanging="360"/>
+      </w:pPr>
+      <w:r>
+        <w:rPr>
+          <w:b w:val="1"/>
+          <w:bCs w:val="1"/>
+          <w:rtl w:val="0"/>
+        </w:rPr>
+        <w:t xml:space="preserve">Execution:</w:t>
+      </w:r>
+      <w:r>
+        <w:rPr>
+          <w:rtl w:val="0"/>
+        </w:rPr>
+        <w:t xml:space="preserve"> Slow, high-impact wind-up strikes designed to break enemy guards, shatter defensive stances, and exploit momentary stun windows.</w:t>
+      </w:r>
+    </w:p>
+    <w:p>
+      <w:pPr>
+        <w:numPr>
+          <w:ilvl w:val="0"/>
+          <w:numId w:val="11"/>
+        </w:numPr>
+        <w:spacing w:after="240" w:before="0" w:beforeAutospacing="0" w:lineRule="auto"/>
+        <w:ind w:left="720" w:hanging="360"/>
+      </w:pPr>
+      <w:r>
+        <w:rPr>
+          <w:b w:val="1"/>
+          <w:bCs w:val="1"/>
+          <w:rtl w:val="0"/>
+        </w:rPr>
+        <w:t xml:space="preserve">Resource Impact:</w:t>
+      </w:r>
+      <w:r>
+        <w:rPr>
+          <w:rtl w:val="0"/>
+        </w:rPr>
+        <w:t xml:space="preserve"> Demands a significant upfront stamina investment, leaving the player vulnerable if mistimed or allowed to whiff against agile adversaries.</w:t>
+      </w:r>
+    </w:p>
+    <w:p>
+      <w:pPr>
+        <w:pStyle w:val="Heading4"/>
         <w:keepNext w:val="0"/>
         <w:keepLines w:val="0"/>
-        <w:spacing w:before="280" w:lineRule="auto"/>
+        <w:spacing w:after="40" w:before="240" w:lineRule="auto"/>
         <w:rPr>
           <w:b w:val="1"/>
           <w:bCs w:val="1"/>
           <w:color w:val="000000"/>
-          <w:sz w:val="26"/>
-          <w:szCs w:val="26"/>
-        </w:rPr>
-      </w:pPr>
-      <w:bookmarkStart w:colFirst="0" w:colLast="0" w:name="_qlns696hc0oi" w:id="29"/>
-      <w:bookmarkEnd w:id="29"/>
+          <w:sz w:val="22"/>
+          <w:szCs w:val="22"/>
+        </w:rPr>
+      </w:pPr>
+      <w:bookmarkStart w:colFirst="0" w:colLast="0" w:name="_29beto7ngui4" w:id="41"/>
+      <w:bookmarkEnd w:id="41"/>
       <w:r>
         <w:rPr>
           <w:b w:val="1"/>
           <w:bCs w:val="1"/>
           <w:color w:val="000000"/>
-          <w:sz w:val="26"/>
-          <w:szCs w:val="26"/>
-          <w:rtl w:val="0"/>
-        </w:rPr>
-        <w:t xml:space="preserve">1. Basic Forge</w:t>
-      </w:r>
-    </w:p>
-    <w:p>
-      <w:pPr>
-        <w:numPr>
-          <w:ilvl w:val="0"/>
-          <w:numId w:val="19"/>
-        </w:numPr>
-        <w:spacing w:after="0" w:afterAutospacing="0" w:before="240" w:lineRule="auto"/>
-        <w:ind w:left="720" w:hanging="360"/>
-      </w:pPr>
-      <w:r>
-        <w:rPr>
-          <w:b w:val="1"/>
-          <w:bCs w:val="1"/>
-          <w:rtl w:val="0"/>
-        </w:rPr>
-        <w:t xml:space="preserve">Thermal Foundation:</w:t>
-      </w:r>
-      <w:r>
-        <w:rPr>
-          <w:rtl w:val="0"/>
-        </w:rPr>
-        <w:t xml:space="preserve"> Powered by a normal thermal fire forge, utilizing the natural body heat and ambient flame output of the lazily resting wyvern mount.</w:t>
-      </w:r>
-    </w:p>
-    <w:p>
-      <w:pPr>
-        <w:numPr>
-          <w:ilvl w:val="0"/>
-          <w:numId w:val="19"/>
-        </w:numPr>
-        <w:spacing w:after="0" w:afterAutospacing="0" w:before="0" w:beforeAutospacing="0" w:lineRule="auto"/>
-        <w:ind w:left="720" w:hanging="360"/>
-      </w:pPr>
-      <w:r>
-        <w:rPr>
-          <w:b w:val="1"/>
-          <w:bCs w:val="1"/>
-          <w:rtl w:val="0"/>
-        </w:rPr>
-        <w:t xml:space="preserve">Material Palette:</w:t>
-      </w:r>
-      <w:r>
-        <w:rPr>
-          <w:rtl w:val="0"/>
-        </w:rPr>
-        <w:t xml:space="preserve"> Processes early-tier foundational metals including </w:t>
-      </w:r>
-      <w:r>
-        <w:rPr>
-          <w:b w:val="1"/>
-          <w:bCs w:val="1"/>
-          <w:rtl w:val="0"/>
-        </w:rPr>
-        <w:t xml:space="preserve">Copper</w:t>
-      </w:r>
-      <w:r>
-        <w:rPr>
-          <w:rtl w:val="0"/>
-        </w:rPr>
-        <w:t xml:space="preserve">, </w:t>
-      </w:r>
-      <w:r>
-        <w:rPr>
-          <w:b w:val="1"/>
-          <w:bCs w:val="1"/>
-          <w:rtl w:val="0"/>
-        </w:rPr>
-        <w:t xml:space="preserve">Bronze</w:t>
-      </w:r>
-      <w:r>
-        <w:rPr>
-          <w:rtl w:val="0"/>
-        </w:rPr>
-        <w:t xml:space="preserve">, </w:t>
-      </w:r>
-      <w:r>
-        <w:rPr>
-          <w:b w:val="1"/>
-          <w:bCs w:val="1"/>
-          <w:rtl w:val="0"/>
-        </w:rPr>
-        <w:t xml:space="preserve">Iron</w:t>
-      </w:r>
-      <w:r>
-        <w:rPr>
-          <w:rtl w:val="0"/>
-        </w:rPr>
-        <w:t xml:space="preserve">, and </w:t>
-      </w:r>
-      <w:r>
-        <w:rPr>
-          <w:b w:val="1"/>
-          <w:bCs w:val="1"/>
-          <w:rtl w:val="0"/>
-        </w:rPr>
-        <w:t xml:space="preserve">Steel</w:t>
-      </w:r>
-      <w:r>
-        <w:rPr>
-          <w:rtl w:val="0"/>
-        </w:rPr>
-        <w:t xml:space="preserve">.</w:t>
-      </w:r>
-    </w:p>
-    <w:p>
-      <w:pPr>
-        <w:numPr>
-          <w:ilvl w:val="0"/>
-          <w:numId w:val="19"/>
-        </w:numPr>
-        <w:spacing w:after="240" w:before="0" w:beforeAutospacing="0" w:lineRule="auto"/>
-        <w:ind w:left="720" w:hanging="360"/>
-      </w:pPr>
-      <w:r>
-        <w:rPr>
-          <w:b w:val="1"/>
-          <w:bCs w:val="1"/>
-          <w:rtl w:val="0"/>
-        </w:rPr>
-        <w:t xml:space="preserve">Functional Role:</w:t>
-      </w:r>
-      <w:r>
-        <w:rPr>
-          <w:rtl w:val="0"/>
-        </w:rPr>
-        <w:t xml:space="preserve"> Serves as the introductory workshop standard, allowing master craftspeople to hammer out baseline weapons, basic survival tools, and initial structural components.</w:t>
-      </w:r>
-    </w:p>
-    <w:p>
-      <w:pPr>
-        <w:pStyle w:val="Heading3"/>
-        <w:keepNext w:val="0"/>
-        <w:keepLines w:val="0"/>
-        <w:spacing w:before="280" w:lineRule="auto"/>
-        <w:rPr>
-          <w:b w:val="1"/>
-          <w:bCs w:val="1"/>
-          <w:color w:val="000000"/>
-          <w:sz w:val="26"/>
-          <w:szCs w:val="26"/>
-        </w:rPr>
-      </w:pPr>
-      <w:bookmarkStart w:colFirst="0" w:colLast="0" w:name="_n07k2wvr051d" w:id="30"/>
-      <w:bookmarkEnd w:id="30"/>
-      <w:r>
-        <w:rPr>
-          <w:b w:val="1"/>
-          <w:bCs w:val="1"/>
-          <w:color w:val="000000"/>
-          <w:sz w:val="26"/>
-          <w:szCs w:val="26"/>
-          <w:rtl w:val="0"/>
-        </w:rPr>
-        <w:t xml:space="preserve">2. Arcane Forge</w:t>
+          <w:sz w:val="22"/>
+          <w:szCs w:val="22"/>
+          <w:rtl w:val="0"/>
+        </w:rPr>
+        <w:t xml:space="preserve">3. Dodge</w:t>
       </w:r>
     </w:p>
     <w:p>
@@ -2775,78 +3942,13 @@
           <w:bCs w:val="1"/>
           <w:rtl w:val="0"/>
         </w:rPr>
-        <w:t xml:space="preserve">Thermal Foundation:</w:t>
-      </w:r>
-      <w:r>
-        <w:rPr>
-          <w:rtl w:val="0"/>
-        </w:rPr>
-        <w:t xml:space="preserve"> Powered by extreme cold-based thermodynamic reversal, capable of flash-incinerating and recycling materials from the Basic tier.</w:t>
-      </w:r>
-    </w:p>
-    <w:p>
-      <w:pPr>
-        <w:numPr>
-          <w:ilvl w:val="0"/>
-          <w:numId w:val="15"/>
-        </w:numPr>
-        <w:spacing w:after="0" w:afterAutospacing="0" w:before="0" w:beforeAutospacing="0" w:lineRule="auto"/>
-        <w:ind w:left="720" w:hanging="360"/>
-      </w:pPr>
-      <w:r>
-        <w:rPr>
-          <w:b w:val="1"/>
-          <w:bCs w:val="1"/>
-          <w:rtl w:val="0"/>
-        </w:rPr>
-        <w:t xml:space="preserve">Material Palette:</w:t>
-      </w:r>
-      <w:r>
-        <w:rPr>
-          <w:rtl w:val="0"/>
-        </w:rPr>
-        <w:t xml:space="preserve"> Processes advanced arcane metals including </w:t>
-      </w:r>
-      <w:r>
-        <w:rPr>
-          <w:b w:val="1"/>
-          <w:bCs w:val="1"/>
-          <w:rtl w:val="0"/>
-        </w:rPr>
-        <w:t xml:space="preserve">Mythril</w:t>
-      </w:r>
-      <w:r>
-        <w:rPr>
-          <w:rtl w:val="0"/>
-        </w:rPr>
-        <w:t xml:space="preserve">, </w:t>
-      </w:r>
-      <w:r>
-        <w:rPr>
-          <w:b w:val="1"/>
-          <w:bCs w:val="1"/>
-          <w:rtl w:val="0"/>
-        </w:rPr>
-        <w:t xml:space="preserve">Etherimite</w:t>
-      </w:r>
-      <w:r>
-        <w:rPr>
-          <w:rtl w:val="0"/>
-        </w:rPr>
-        <w:t xml:space="preserve">, and </w:t>
-      </w:r>
-      <w:r>
-        <w:rPr>
-          <w:b w:val="1"/>
-          <w:bCs w:val="1"/>
-          <w:rtl w:val="0"/>
-        </w:rPr>
-        <w:t xml:space="preserve">Nocturite</w:t>
-      </w:r>
-      <w:r>
-        <w:rPr>
-          <w:rtl w:val="0"/>
-        </w:rPr>
+        <w:t xml:space="preserve">Execution:</w:t>
+      </w:r>
+      <w:r>
+        <w:rPr>
+          <w:rtl w:val="0"/>
+        </w:rPr>
+        <w:t xml:space="preserve"> Rapid spatial displacement maneuver used to evade incoming hostile strikes, reposition during multi-enemy engagements, or escape AOE hazards in tight cavern corridors.</w:t>
       </w:r>
     </w:p>
     <w:p>
@@ -2864,466 +3966,41 @@
           <w:bCs w:val="1"/>
           <w:rtl w:val="0"/>
         </w:rPr>
-        <w:t xml:space="preserve">Functional Role:</w:t>
-      </w:r>
-      <w:r>
-        <w:rPr>
-          <w:rtl w:val="0"/>
-        </w:rPr>
-        <w:t xml:space="preserve"> Requires precise elemental calibration—integrating spells like </w:t>
-      </w:r>
-      <w:r>
-        <w:rPr>
-          <w:i w:val="1"/>
-          <w:iCs w:val="1"/>
-          <w:rtl w:val="0"/>
-        </w:rPr>
-        <w:t xml:space="preserve">Initiatus Glacies</w:t>
-      </w:r>
-      <w:r>
-        <w:rPr>
-          <w:rtl w:val="0"/>
-        </w:rPr>
-        <w:t xml:space="preserve"> and </w:t>
-      </w:r>
-      <w:r>
-        <w:rPr>
-          <w:i w:val="1"/>
-          <w:iCs w:val="1"/>
-          <w:rtl w:val="0"/>
-        </w:rPr>
-        <w:t xml:space="preserve">Initiatus Umbra</w:t>
-      </w:r>
-      <w:r>
-        <w:rPr>
-          <w:rtl w:val="0"/>
-        </w:rPr>
-        <w:t xml:space="preserve">—to shape high-tier gear capable of withstanding the hazardous shifts of the shattered sky islands.</w:t>
-      </w:r>
-    </w:p>
-    <w:p>
-      <w:pPr>
-        <w:pStyle w:val="Heading3"/>
+        <w:t xml:space="preserve">Stamina &amp; Flow:</w:t>
+      </w:r>
+      <w:r>
+        <w:rPr>
+          <w:rtl w:val="0"/>
+        </w:rPr>
+        <w:t xml:space="preserve"> Governed strictly by stamina consumption metrics, granting brief invulnerability frames (i-frames) tied directly to the player's agility attribute and equipment weight loadouts.</w:t>
+      </w:r>
+    </w:p>
+    <w:p>
+      <w:pPr>
+        <w:pStyle w:val="Heading4"/>
         <w:keepNext w:val="0"/>
         <w:keepLines w:val="0"/>
-        <w:spacing w:before="280" w:lineRule="auto"/>
+        <w:spacing w:after="40" w:before="240" w:lineRule="auto"/>
         <w:rPr>
           <w:b w:val="1"/>
           <w:bCs w:val="1"/>
           <w:color w:val="000000"/>
-          <w:sz w:val="26"/>
-          <w:szCs w:val="26"/>
-        </w:rPr>
-      </w:pPr>
-      <w:bookmarkStart w:colFirst="0" w:colLast="0" w:name="_rlasvxjrbyx" w:id="31"/>
-      <w:bookmarkEnd w:id="31"/>
+          <w:sz w:val="22"/>
+          <w:szCs w:val="22"/>
+        </w:rPr>
+      </w:pPr>
+      <w:bookmarkStart w:colFirst="0" w:colLast="0" w:name="_44ll43ji6zkf" w:id="42"/>
+      <w:bookmarkEnd w:id="42"/>
       <w:r>
         <w:rPr>
           <w:b w:val="1"/>
           <w:bCs w:val="1"/>
           <w:color w:val="000000"/>
-          <w:sz w:val="26"/>
-          <w:szCs w:val="26"/>
-          <w:rtl w:val="0"/>
-        </w:rPr>
-        <w:t xml:space="preserve">3. Astral Forge</w:t>
-      </w:r>
-    </w:p>
-    <w:p>
-      <w:pPr>
-        <w:numPr>
-          <w:ilvl w:val="0"/>
-          <w:numId w:val="5"/>
-        </w:numPr>
-        <w:spacing w:after="0" w:afterAutospacing="0" w:before="240" w:lineRule="auto"/>
-        <w:ind w:left="720" w:hanging="360"/>
-      </w:pPr>
-      <w:r>
-        <w:rPr>
-          <w:b w:val="1"/>
-          <w:bCs w:val="1"/>
-          <w:rtl w:val="0"/>
-        </w:rPr>
-        <w:t xml:space="preserve">Thermal Foundation:</w:t>
-      </w:r>
-      <w:r>
-        <w:rPr>
-          <w:rtl w:val="0"/>
-        </w:rPr>
-        <w:t xml:space="preserve"> Powered by intense stellar radiance, capable of incinerating all materials from both Basic and Arcane tiers to reach extreme melting points.</w:t>
-      </w:r>
-    </w:p>
-    <w:p>
-      <w:pPr>
-        <w:numPr>
-          <w:ilvl w:val="0"/>
-          <w:numId w:val="5"/>
-        </w:numPr>
-        <w:spacing w:after="0" w:afterAutospacing="0" w:before="0" w:beforeAutospacing="0" w:lineRule="auto"/>
-        <w:ind w:left="720" w:hanging="360"/>
-      </w:pPr>
-      <w:r>
-        <w:rPr>
-          <w:b w:val="1"/>
-          <w:bCs w:val="1"/>
-          <w:rtl w:val="0"/>
-        </w:rPr>
-        <w:t xml:space="preserve">Material Palette:</w:t>
-      </w:r>
-      <w:r>
-        <w:rPr>
-          <w:rtl w:val="0"/>
-        </w:rPr>
-        <w:t xml:space="preserve"> Processes god-tier cosmic metals including </w:t>
-      </w:r>
-      <w:r>
-        <w:rPr>
-          <w:b w:val="1"/>
-          <w:bCs w:val="1"/>
-          <w:rtl w:val="0"/>
-        </w:rPr>
-        <w:t xml:space="preserve">Adamantite</w:t>
-      </w:r>
-      <w:r>
-        <w:rPr>
-          <w:rtl w:val="0"/>
-        </w:rPr>
-        <w:t xml:space="preserve">, </w:t>
-      </w:r>
-      <w:r>
-        <w:rPr>
-          <w:b w:val="1"/>
-          <w:bCs w:val="1"/>
-          <w:rtl w:val="0"/>
-        </w:rPr>
-        <w:t xml:space="preserve">Solarite</w:t>
-      </w:r>
-      <w:r>
-        <w:rPr>
-          <w:rtl w:val="0"/>
-        </w:rPr>
-        <w:t xml:space="preserve">, and </w:t>
-      </w:r>
-      <w:r>
-        <w:rPr>
-          <w:b w:val="1"/>
-          <w:bCs w:val="1"/>
-          <w:rtl w:val="0"/>
-        </w:rPr>
-        <w:t xml:space="preserve">Astralite</w:t>
-      </w:r>
-      <w:r>
-        <w:rPr>
-          <w:rtl w:val="0"/>
-        </w:rPr>
-        <w:t xml:space="preserve">.</w:t>
-      </w:r>
-    </w:p>
-    <w:p>
-      <w:pPr>
-        <w:numPr>
-          <w:ilvl w:val="0"/>
-          <w:numId w:val="5"/>
-        </w:numPr>
-        <w:spacing w:after="240" w:before="0" w:beforeAutospacing="0" w:lineRule="auto"/>
-        <w:ind w:left="720" w:hanging="360"/>
-      </w:pPr>
-      <w:r>
-        <w:rPr>
-          <w:b w:val="1"/>
-          <w:bCs w:val="1"/>
-          <w:rtl w:val="0"/>
-        </w:rPr>
-        <w:t xml:space="preserve">Functional Role:</w:t>
-      </w:r>
-      <w:r>
-        <w:rPr>
-          <w:rtl w:val="0"/>
-        </w:rPr>
-        <w:t xml:space="preserve"> The pinnacle of workshop engineering, utilized to forge legendary weapons and structural reinforcement anchors strong enough to resist the fading gravitational echoes of the void.</w:t>
-      </w:r>
-      <w:r>
-        <w:rPr>
-          <w:rtl w:val="0"/>
-        </w:rPr>
-      </w:r>
-    </w:p>
-    <w:p>
-      <w:pPr>
-        <w:pStyle w:val="Heading2"/>
-        <w:keepNext w:val="0"/>
-        <w:keepLines w:val="0"/>
-        <w:spacing w:after="80" w:lineRule="auto"/>
-        <w:rPr>
-          <w:b w:val="1"/>
-          <w:bCs w:val="1"/>
-          <w:sz w:val="28"/>
-          <w:szCs w:val="28"/>
-        </w:rPr>
-      </w:pPr>
-      <w:bookmarkStart w:colFirst="0" w:colLast="0" w:name="_76wxtso0ij7r" w:id="32"/>
-      <w:bookmarkEnd w:id="32"/>
-      <w:r>
-        <w:rPr>
-          <w:b w:val="1"/>
-          <w:bCs w:val="1"/>
-          <w:sz w:val="28"/>
-          <w:szCs w:val="28"/>
-          <w:rtl w:val="0"/>
-        </w:rPr>
-        <w:t xml:space="preserve">ORE CLASSIFICATION &amp; METALLURGICAL INDEX</w:t>
-      </w:r>
-    </w:p>
-    <w:p>
-      <w:pPr>
-        <w:pStyle w:val="Heading3"/>
-        <w:keepNext w:val="0"/>
-        <w:keepLines w:val="0"/>
-        <w:spacing w:before="280" w:lineRule="auto"/>
-        <w:rPr>
-          <w:b w:val="1"/>
-          <w:bCs w:val="1"/>
-          <w:color w:val="000000"/>
-          <w:sz w:val="26"/>
-          <w:szCs w:val="26"/>
-        </w:rPr>
-      </w:pPr>
-      <w:bookmarkStart w:colFirst="0" w:colLast="0" w:name="_xmx1x56d5j77" w:id="33"/>
-      <w:bookmarkEnd w:id="33"/>
-      <w:r>
-        <w:rPr>
-          <w:b w:val="1"/>
-          <w:bCs w:val="1"/>
-          <w:color w:val="000000"/>
-          <w:sz w:val="26"/>
-          <w:szCs w:val="26"/>
-          <w:rtl w:val="0"/>
-        </w:rPr>
-        <w:t xml:space="preserve">1. Basic Tier (Normal Fire Forge)</w:t>
-      </w:r>
-    </w:p>
-    <w:p>
-      <w:pPr>
-        <w:numPr>
-          <w:ilvl w:val="0"/>
-          <w:numId w:val="13"/>
-        </w:numPr>
-        <w:spacing w:after="0" w:afterAutospacing="0" w:before="240" w:lineRule="auto"/>
-        <w:ind w:left="720" w:hanging="360"/>
-      </w:pPr>
-      <w:r>
-        <w:rPr>
-          <w:b w:val="1"/>
-          <w:bCs w:val="1"/>
-          <w:rtl w:val="0"/>
-        </w:rPr>
-        <w:t xml:space="preserve">Copper:</w:t>
-      </w:r>
-      <w:r>
-        <w:rPr>
-          <w:rtl w:val="0"/>
-        </w:rPr>
-        <w:t xml:space="preserve"> A soft, ductile foundational metal utilized for early-stage prototype tooling, basic household fixtures, and initial survival hardware within the sky island workshops.</w:t>
-      </w:r>
-    </w:p>
-    <w:p>
-      <w:pPr>
-        <w:numPr>
-          <w:ilvl w:val="0"/>
-          <w:numId w:val="13"/>
-        </w:numPr>
-        <w:spacing w:after="0" w:afterAutospacing="0" w:before="0" w:beforeAutospacing="0" w:lineRule="auto"/>
-        <w:ind w:left="720" w:hanging="360"/>
-      </w:pPr>
-      <w:r>
-        <w:rPr>
-          <w:b w:val="1"/>
-          <w:bCs w:val="1"/>
-          <w:rtl w:val="0"/>
-        </w:rPr>
-        <w:t xml:space="preserve">Bronze:</w:t>
-      </w:r>
-      <w:r>
-        <w:rPr>
-          <w:rtl w:val="0"/>
-        </w:rPr>
-        <w:t xml:space="preserve"> A dependable, corrosion-resistant alloy forged from copper and tin mixes, providing reliable durability for standard exploratory gear and baseline structural pins.</w:t>
-      </w:r>
-    </w:p>
-    <w:p>
-      <w:pPr>
-        <w:numPr>
-          <w:ilvl w:val="0"/>
-          <w:numId w:val="13"/>
-        </w:numPr>
-        <w:spacing w:after="0" w:afterAutospacing="0" w:before="0" w:beforeAutospacing="0" w:lineRule="auto"/>
-        <w:ind w:left="720" w:hanging="360"/>
-      </w:pPr>
-      <w:r>
-        <w:rPr>
-          <w:b w:val="1"/>
-          <w:bCs w:val="1"/>
-          <w:rtl w:val="0"/>
-        </w:rPr>
-        <w:t xml:space="preserve">Iron:</w:t>
-      </w:r>
-      <w:r>
-        <w:rPr>
-          <w:rtl w:val="0"/>
-        </w:rPr>
-        <w:t xml:space="preserve"> A tough, ductile metallic workhorse that serves as the backbone for heavy-duty tools, structural support frames, and standard defensive equipment across the frontier.</w:t>
-      </w:r>
-    </w:p>
-    <w:p>
-      <w:pPr>
-        <w:numPr>
-          <w:ilvl w:val="0"/>
-          <w:numId w:val="13"/>
-        </w:numPr>
-        <w:spacing w:after="240" w:before="0" w:beforeAutospacing="0" w:lineRule="auto"/>
-        <w:ind w:left="720" w:hanging="360"/>
-      </w:pPr>
-      <w:r>
-        <w:rPr>
-          <w:b w:val="1"/>
-          <w:bCs w:val="1"/>
-          <w:rtl w:val="0"/>
-        </w:rPr>
-        <w:t xml:space="preserve">Steel:</w:t>
-      </w:r>
-      <w:r>
-        <w:rPr>
-          <w:rtl w:val="0"/>
-        </w:rPr>
-        <w:t xml:space="preserve"> A high-tensile carbon-iron alloy requiring rigorous thermal management, representing the peak output of the basic fire forge for crafting sturdy custom weapons and resilient survival tools.</w:t>
-      </w:r>
-    </w:p>
-    <w:p>
-      <w:pPr>
-        <w:pStyle w:val="Heading3"/>
-        <w:keepNext w:val="0"/>
-        <w:keepLines w:val="0"/>
-        <w:spacing w:before="280" w:lineRule="auto"/>
-        <w:rPr>
-          <w:b w:val="1"/>
-          <w:bCs w:val="1"/>
-          <w:color w:val="000000"/>
-          <w:sz w:val="26"/>
-          <w:szCs w:val="26"/>
-        </w:rPr>
-      </w:pPr>
-      <w:bookmarkStart w:colFirst="0" w:colLast="0" w:name="_69hdc1fx2e37" w:id="34"/>
-      <w:bookmarkEnd w:id="34"/>
-      <w:r>
-        <w:rPr>
-          <w:b w:val="1"/>
-          <w:bCs w:val="1"/>
-          <w:color w:val="000000"/>
-          <w:sz w:val="26"/>
-          <w:szCs w:val="26"/>
-          <w:rtl w:val="0"/>
-        </w:rPr>
-        <w:t xml:space="preserve">2. Arcane Tier (Cold-Based Forge)</w:t>
-      </w:r>
-    </w:p>
-    <w:p>
-      <w:pPr>
-        <w:numPr>
-          <w:ilvl w:val="0"/>
-          <w:numId w:val="7"/>
-        </w:numPr>
-        <w:spacing w:after="0" w:afterAutospacing="0" w:before="240" w:lineRule="auto"/>
-        <w:ind w:left="720" w:hanging="360"/>
-      </w:pPr>
-      <w:r>
-        <w:rPr>
-          <w:b w:val="1"/>
-          <w:bCs w:val="1"/>
-          <w:rtl w:val="0"/>
-        </w:rPr>
-        <w:t xml:space="preserve">Mythril:</w:t>
-      </w:r>
-      <w:r>
-        <w:rPr>
-          <w:rtl w:val="0"/>
-        </w:rPr>
-        <w:t xml:space="preserve"> A lightweight, exceptionally strong arcane metal that requires cold working to retain its tensile integrity. Naturally receptive to magical flows, making it ideal for fast-footed adventurers needing swift, unencumbered movement and easy enchantment scaling.</w:t>
-      </w:r>
-    </w:p>
-    <w:p>
-      <w:pPr>
-        <w:numPr>
-          <w:ilvl w:val="0"/>
-          <w:numId w:val="7"/>
-        </w:numPr>
-        <w:spacing w:after="0" w:afterAutospacing="0" w:before="0" w:beforeAutospacing="0" w:lineRule="auto"/>
-        <w:ind w:left="720" w:hanging="360"/>
-      </w:pPr>
-      <w:r>
-        <w:rPr>
-          <w:b w:val="1"/>
-          <w:bCs w:val="1"/>
-          <w:rtl w:val="0"/>
-        </w:rPr>
-        <w:t xml:space="preserve">Etherimite:</w:t>
-      </w:r>
-      <w:r>
-        <w:rPr>
-          <w:rtl w:val="0"/>
-        </w:rPr>
-        <w:t xml:space="preserve"> Ethereal ingots forged through thermodynamic reversal. Specialized material utilized by mages and specialized hunters to physicalize and cut ethereal creatures; however, its semi-corporeal state causes it to phase harmlessly through regular physical enemies without registering impact.</w:t>
-      </w:r>
-    </w:p>
-    <w:p>
-      <w:pPr>
-        <w:numPr>
-          <w:ilvl w:val="0"/>
-          <w:numId w:val="7"/>
-        </w:numPr>
-        <w:spacing w:after="240" w:before="0" w:beforeAutospacing="0" w:lineRule="auto"/>
-        <w:ind w:left="720" w:hanging="360"/>
-      </w:pPr>
-      <w:r>
-        <w:rPr>
-          <w:b w:val="1"/>
-          <w:bCs w:val="1"/>
-          <w:rtl w:val="0"/>
-        </w:rPr>
-        <w:t xml:space="preserve">Nocturite (The Silencing Ore):</w:t>
-      </w:r>
-      <w:r>
-        <w:rPr>
-          <w:rtl w:val="0"/>
-        </w:rPr>
-        <w:t xml:space="preserve"> A dense, acoustic-absorbing dead ore. Any strike landed with Nocturite instantly silences the target, rendering them entirely incapable of using magic. With precise timing, skilled wielders can even intercept, cut, and silence active spells mid-flight.</w:t>
-      </w:r>
-    </w:p>
-    <w:p>
-      <w:pPr>
-        <w:pStyle w:val="Heading3"/>
-        <w:keepNext w:val="0"/>
-        <w:keepLines w:val="0"/>
-        <w:spacing w:before="280" w:lineRule="auto"/>
-        <w:rPr>
-          <w:b w:val="1"/>
-          <w:bCs w:val="1"/>
-          <w:color w:val="000000"/>
-          <w:sz w:val="26"/>
-          <w:szCs w:val="26"/>
-        </w:rPr>
-      </w:pPr>
-      <w:bookmarkStart w:colFirst="0" w:colLast="0" w:name="_m43jb5u2tv3l" w:id="35"/>
-      <w:bookmarkEnd w:id="35"/>
-      <w:r>
-        <w:rPr>
-          <w:b w:val="1"/>
-          <w:bCs w:val="1"/>
-          <w:color w:val="000000"/>
-          <w:sz w:val="26"/>
-          <w:szCs w:val="26"/>
-          <w:rtl w:val="0"/>
-        </w:rPr>
-        <w:t xml:space="preserve">3. Astral Tier (Stellar Radiance Forge)</w:t>
+          <w:sz w:val="22"/>
+          <w:szCs w:val="22"/>
+          <w:rtl w:val="0"/>
+        </w:rPr>
+        <w:t xml:space="preserve">4. Block &amp; Parry</w:t>
       </w:r>
     </w:p>
     <w:p>
@@ -3341,37 +4018,13 @@
           <w:bCs w:val="1"/>
           <w:rtl w:val="0"/>
         </w:rPr>
-        <w:t xml:space="preserve">Adamantite:</w:t>
-      </w:r>
-      <w:r>
-        <w:rPr>
-          <w:rtl w:val="0"/>
-        </w:rPr>
-        <w:t xml:space="preserve"> A god-tier metal of staggering density and raw physical strength, capable of weathering extreme gravitational shifts and catastrophic impacts. However, its stubborn molecular structure makes it exceptionally difficult to enchant.</w:t>
-      </w:r>
-    </w:p>
-    <w:p>
-      <w:pPr>
-        <w:numPr>
-          <w:ilvl w:val="0"/>
-          <w:numId w:val="16"/>
-        </w:numPr>
-        <w:spacing w:after="0" w:afterAutospacing="0" w:before="0" w:beforeAutospacing="0" w:lineRule="auto"/>
-        <w:ind w:left="720" w:hanging="360"/>
-      </w:pPr>
-      <w:r>
-        <w:rPr>
-          <w:b w:val="1"/>
-          <w:bCs w:val="1"/>
-          <w:rtl w:val="0"/>
-        </w:rPr>
-        <w:t xml:space="preserve">Solarite:</w:t>
-      </w:r>
-      <w:r>
-        <w:rPr>
-          <w:rtl w:val="0"/>
-        </w:rPr>
-        <w:t xml:space="preserve"> A volatile, hyper-thermal metal that never loses the extreme temperature it was forged at, requiring the ambient heat of a stellar core to shape. Weapons forged from Solarite sear through armor and cauterize wounds on contact.</w:t>
+        <w:t xml:space="preserve">Execution:</w:t>
+      </w:r>
+      <w:r>
+        <w:rPr>
+          <w:rtl w:val="0"/>
+        </w:rPr>
+        <w:t xml:space="preserve"> Defensive stance utilized to absorb incoming physical and elemental damage at the cost of stamina drain.</w:t>
       </w:r>
     </w:p>
     <w:p>
@@ -3389,260 +4042,100 @@
           <w:bCs w:val="1"/>
           <w:rtl w:val="0"/>
         </w:rPr>
-        <w:t xml:space="preserve">Astralite:</w:t>
-      </w:r>
-      <w:r>
-        <w:rPr>
-          <w:rtl w:val="0"/>
-        </w:rPr>
-        <w:t xml:space="preserve"> An incredibly volatile, cosmic ore comparable to wild magic anomalies. Its precise effects are unpredictable upon impact; striking a target with Astralite can grant extraordinary localized buffs or dangerously backfire by empowering the enemy with chaotic arcane surges.</w:t>
-      </w:r>
-    </w:p>
-    <w:p>
-      <w:pPr>
-        <w:pStyle w:val="Heading3"/>
+        <w:t xml:space="preserve">Parry Window:</w:t>
+      </w:r>
+      <w:r>
+        <w:rPr>
+          <w:rtl w:val="0"/>
+        </w:rPr>
+        <w:t xml:space="preserve"> Features a strict </w:t>
+      </w:r>
+      <w:r>
+        <w:rPr>
+          <w:b w:val="1"/>
+          <w:bCs w:val="1"/>
+          <w:rtl w:val="0"/>
+        </w:rPr>
+        <w:t xml:space="preserve">75ms precision parry window</w:t>
+      </w:r>
+      <w:r>
+        <w:rPr>
+          <w:rtl w:val="0"/>
+        </w:rPr>
+        <w:t xml:space="preserve"> at the onset of the block action. Successfully timing an input within this exact threshold instantly deflects the attack, negates all stamina damage, staggers the attacker, and opens a vulnerable execution state.</w:t>
+      </w:r>
+    </w:p>
+    <w:p>
+      <w:pPr>
+        <w:pStyle w:val="Heading4"/>
         <w:keepNext w:val="0"/>
         <w:keepLines w:val="0"/>
-        <w:spacing w:before="280" w:lineRule="auto"/>
+        <w:spacing w:after="40" w:before="240" w:lineRule="auto"/>
         <w:rPr>
           <w:b w:val="1"/>
           <w:bCs w:val="1"/>
           <w:color w:val="000000"/>
-          <w:sz w:val="26"/>
-          <w:szCs w:val="26"/>
-        </w:rPr>
-      </w:pPr>
-      <w:bookmarkStart w:colFirst="0" w:colLast="0" w:name="_6w9byeou3fhf" w:id="36"/>
-      <w:bookmarkEnd w:id="36"/>
+          <w:sz w:val="22"/>
+          <w:szCs w:val="22"/>
+        </w:rPr>
+      </w:pPr>
+      <w:bookmarkStart w:colFirst="0" w:colLast="0" w:name="_2buv4jsdmn44" w:id="43"/>
+      <w:bookmarkEnd w:id="43"/>
       <w:r>
         <w:rPr>
           <w:b w:val="1"/>
           <w:bCs w:val="1"/>
           <w:color w:val="000000"/>
-          <w:sz w:val="26"/>
-          <w:szCs w:val="26"/>
-          <w:rtl w:val="0"/>
-        </w:rPr>
-        <w:t xml:space="preserve">4. Ascendant Tier (Dragonite Forge)</w:t>
+          <w:sz w:val="22"/>
+          <w:szCs w:val="22"/>
+          <w:rtl w:val="0"/>
+        </w:rPr>
+        <w:t xml:space="preserve">5. Cast</w:t>
       </w:r>
     </w:p>
     <w:p>
       <w:pPr>
         <w:numPr>
           <w:ilvl w:val="0"/>
-          <w:numId w:val="17"/>
+          <w:numId w:val="1"/>
         </w:numPr>
-        <w:spacing w:after="240" w:before="240" w:lineRule="auto"/>
-        <w:ind w:left="720" w:hanging="360"/>
-      </w:pPr>
-      <w:r>
-        <w:rPr>
-          <w:b w:val="1"/>
-          <w:bCs w:val="1"/>
-          <w:rtl w:val="0"/>
-        </w:rPr>
-        <w:t xml:space="preserve">Dragonite:</w:t>
-      </w:r>
-      <w:r>
-        <w:rPr>
-          <w:rtl w:val="0"/>
-        </w:rPr>
-        <w:t xml:space="preserve"> The ultimate zenith of metallurgical mastery, forged by fusing the foundational properties of the top three ore tiers under extreme thermal and arcane conditions. Because of its divine composition, Dragonite gear is permanently locked to </w:t>
-      </w:r>
-      <w:r>
-        <w:rPr>
-          <w:b w:val="1"/>
-          <w:bCs w:val="1"/>
-          <w:rtl w:val="0"/>
-        </w:rPr>
-        <w:t xml:space="preserve">Ascendant quality</w:t>
-      </w:r>
-      <w:r>
-        <w:rPr>
-          <w:rtl w:val="0"/>
-        </w:rPr>
-        <w:t xml:space="preserve"> upon creation, making it impossible to forge anything of a lower grade. Its existence is an Easter egg and a closely guarded secret—it is </w:t>
-      </w:r>
-      <w:r>
-        <w:rPr>
-          <w:b w:val="1"/>
-          <w:bCs w:val="1"/>
-          <w:rtl w:val="0"/>
-        </w:rPr>
-        <w:t xml:space="preserve">never specified in-game</w:t>
-      </w:r>
-      <w:r>
-        <w:rPr>
-          <w:rtl w:val="0"/>
-        </w:rPr>
-        <w:t xml:space="preserve">, waiting entirely for players to discover its secret recipes through experimentation in the void.</w:t>
-      </w:r>
-    </w:p>
-    <w:p>
-      <w:pPr>
-        <w:pStyle w:val="Heading3"/>
-        <w:keepNext w:val="0"/>
-        <w:keepLines w:val="0"/>
-        <w:spacing w:before="280" w:lineRule="auto"/>
-        <w:rPr>
-          <w:b w:val="1"/>
-          <w:bCs w:val="1"/>
-          <w:color w:val="000000"/>
-          <w:sz w:val="26"/>
-          <w:szCs w:val="26"/>
-        </w:rPr>
-      </w:pPr>
-      <w:bookmarkStart w:colFirst="0" w:colLast="0" w:name="_78y3l9kbh4on" w:id="37"/>
-      <w:bookmarkEnd w:id="37"/>
-      <w:r>
-        <w:rPr>
-          <w:b w:val="1"/>
-          <w:bCs w:val="1"/>
-          <w:color w:val="000000"/>
-          <w:sz w:val="26"/>
-          <w:szCs w:val="26"/>
-          <w:rtl w:val="0"/>
-        </w:rPr>
-        <w:t xml:space="preserve">Item Rarity &amp; Quality Tier Index</w:t>
-      </w:r>
-    </w:p>
-    <w:p>
-      <w:pPr>
-        <w:spacing w:after="240" w:before="240" w:lineRule="auto"/>
-        <w:rPr/>
-      </w:pPr>
-      <w:r>
-        <w:rPr>
-          <w:rtl w:val="0"/>
-        </w:rPr>
-        <w:t xml:space="preserve">Items within SkySmith are classified across six distinct rarity tiers, determined by the precision of execution during the workstation crafting minigame. Each tier dictates the number of successful "perfect" strike milestones achieved during crafting, scaling attribute multipliers and visual aesthetics accordingly.</w:t>
+        <w:spacing w:after="0" w:afterAutospacing="0" w:before="240" w:lineRule="auto"/>
+        <w:ind w:left="720" w:hanging="360"/>
+      </w:pPr>
+      <w:r>
+        <w:rPr>
+          <w:b w:val="1"/>
+          <w:bCs w:val="1"/>
+          <w:rtl w:val="0"/>
+        </w:rPr>
+        <w:t xml:space="preserve">Execution:</w:t>
+      </w:r>
+      <w:r>
+        <w:rPr>
+          <w:rtl w:val="0"/>
+        </w:rPr>
+        <w:t xml:space="preserve"> Instantaneous or channeled execution of elemental spell incantations (utilizing the Seven Primordial Elements under the </w:t>
+      </w:r>
+      <w:r>
+        <w:rPr>
+          <w:i w:val="1"/>
+          <w:iCs w:val="1"/>
+          <w:rtl w:val="0"/>
+        </w:rPr>
+        <w:t xml:space="preserve">Initiatus</w:t>
+      </w:r>
+      <w:r>
+        <w:rPr>
+          <w:rtl w:val="0"/>
+        </w:rPr>
+        <w:t xml:space="preserve"> naming convention).</w:t>
       </w:r>
     </w:p>
     <w:p>
       <w:pPr>
         <w:numPr>
           <w:ilvl w:val="0"/>
-          <w:numId w:val="18"/>
-        </w:numPr>
-        <w:spacing w:after="0" w:afterAutospacing="0" w:before="240" w:lineRule="auto"/>
-        <w:ind w:left="720" w:hanging="360"/>
-      </w:pPr>
-      <w:r>
-        <w:rPr>
-          <w:b w:val="1"/>
-          <w:bCs w:val="1"/>
-          <w:rtl w:val="0"/>
-        </w:rPr>
-        <w:t xml:space="preserve">Common</w:t>
-      </w:r>
-      <w:r>
-        <w:rPr>
-          <w:rtl w:val="0"/>
-        </w:rPr>
-        <w:t xml:space="preserve"> =&gt; Normal (0 Perfect Strikes)</w:t>
-      </w:r>
-    </w:p>
-    <w:p>
-      <w:pPr>
-        <w:numPr>
-          <w:ilvl w:val="0"/>
-          <w:numId w:val="18"/>
-        </w:numPr>
-        <w:spacing w:after="0" w:afterAutospacing="0" w:before="0" w:beforeAutospacing="0" w:lineRule="auto"/>
-        <w:ind w:left="720" w:hanging="360"/>
-      </w:pPr>
-      <w:r>
-        <w:rPr>
-          <w:b w:val="1"/>
-          <w:bCs w:val="1"/>
-          <w:rtl w:val="0"/>
-        </w:rPr>
-        <w:t xml:space="preserve">Uncommon</w:t>
-      </w:r>
-      <w:r>
-        <w:rPr>
-          <w:rtl w:val="0"/>
-        </w:rPr>
-        <w:t xml:space="preserve"> =&gt; Green (1–2 Perfect Strikes)</w:t>
-      </w:r>
-    </w:p>
-    <w:p>
-      <w:pPr>
-        <w:numPr>
-          <w:ilvl w:val="0"/>
-          <w:numId w:val="18"/>
-        </w:numPr>
-        <w:spacing w:after="0" w:afterAutospacing="0" w:before="0" w:beforeAutospacing="0" w:lineRule="auto"/>
-        <w:ind w:left="720" w:hanging="360"/>
-      </w:pPr>
-      <w:r>
-        <w:rPr>
-          <w:b w:val="1"/>
-          <w:bCs w:val="1"/>
-          <w:rtl w:val="0"/>
-        </w:rPr>
-        <w:t xml:space="preserve">Rare</w:t>
-      </w:r>
-      <w:r>
-        <w:rPr>
-          <w:rtl w:val="0"/>
-        </w:rPr>
-        <w:t xml:space="preserve"> =&gt; Blue (3–4 Perfect Strikes)</w:t>
-      </w:r>
-    </w:p>
-    <w:p>
-      <w:pPr>
-        <w:numPr>
-          <w:ilvl w:val="0"/>
-          <w:numId w:val="18"/>
-        </w:numPr>
-        <w:spacing w:after="0" w:afterAutospacing="0" w:before="0" w:beforeAutospacing="0" w:lineRule="auto"/>
-        <w:ind w:left="720" w:hanging="360"/>
-      </w:pPr>
-      <w:r>
-        <w:rPr>
-          <w:b w:val="1"/>
-          <w:bCs w:val="1"/>
-          <w:rtl w:val="0"/>
-        </w:rPr>
-        <w:t xml:space="preserve">Epic</w:t>
-      </w:r>
-      <w:r>
-        <w:rPr>
-          <w:rtl w:val="0"/>
-        </w:rPr>
-        <w:t xml:space="preserve"> =&gt; Purple (5–6 Perfect Strikes)</w:t>
-      </w:r>
-    </w:p>
-    <w:p>
-      <w:pPr>
-        <w:numPr>
-          <w:ilvl w:val="0"/>
-          <w:numId w:val="18"/>
-        </w:numPr>
-        <w:spacing w:after="0" w:afterAutospacing="0" w:before="0" w:beforeAutospacing="0" w:lineRule="auto"/>
-        <w:ind w:left="720" w:hanging="360"/>
-      </w:pPr>
-      <w:r>
-        <w:rPr>
-          <w:b w:val="1"/>
-          <w:bCs w:val="1"/>
-          <w:rtl w:val="0"/>
-        </w:rPr>
-        <w:t xml:space="preserve">Legendary</w:t>
-      </w:r>
-      <w:r>
-        <w:rPr>
-          <w:rtl w:val="0"/>
-        </w:rPr>
-        <w:t xml:space="preserve"> =&gt; Gold (7+ Perfect Strikes)</w:t>
-      </w:r>
-    </w:p>
-    <w:p>
-      <w:pPr>
-        <w:numPr>
-          <w:ilvl w:val="0"/>
-          <w:numId w:val="18"/>
+          <w:numId w:val="1"/>
         </w:numPr>
         <w:spacing w:after="240" w:before="0" w:beforeAutospacing="0" w:lineRule="auto"/>
         <w:ind w:left="720" w:hanging="360"/>
@@ -3653,83 +4146,13 @@
           <w:bCs w:val="1"/>
           <w:rtl w:val="0"/>
         </w:rPr>
-        <w:t xml:space="preserve">Ascendant</w:t>
-      </w:r>
-      <w:r>
-        <w:rPr>
-          <w:rtl w:val="0"/>
-        </w:rPr>
-        <w:t xml:space="preserve"> =&gt; Sky Blue (Legendary tier base + a rare 5% RNG chance to unlock upon finalization)</w:t>
-      </w:r>
-    </w:p>
-    <w:p>
-      <w:pPr>
-        <w:spacing w:after="240" w:before="240" w:lineRule="auto"/>
-        <w:ind w:left="600" w:right="600" w:firstLine="0"/>
-        <w:rPr/>
-      </w:pPr>
-      <w:r>
-        <w:rPr>
-          <w:b w:val="1"/>
-          <w:bCs w:val="1"/>
-          <w:rtl w:val="0"/>
-        </w:rPr>
-        <w:t xml:space="preserve">Developer Note:</w:t>
-      </w:r>
-      <w:r>
-        <w:rPr>
-          <w:rtl w:val="0"/>
-        </w:rPr>
-        <w:t xml:space="preserve"> </w:t>
-      </w:r>
-      <w:r>
-        <w:rPr>
-          <w:b w:val="1"/>
-          <w:bCs w:val="1"/>
-          <w:rtl w:val="0"/>
-        </w:rPr>
-        <w:t xml:space="preserve">Ascendant</w:t>
-      </w:r>
-      <w:r>
-        <w:rPr>
-          <w:rtl w:val="0"/>
-        </w:rPr>
-        <w:t xml:space="preserve"> is the absolute zenith of crafting quality, tied directly to secret high-tier material compositions like Dragonite. </w:t>
-      </w:r>
-      <w:r>
-        <w:rPr>
-          <w:b w:val="1"/>
-          <w:bCs w:val="1"/>
-          <w:rtl w:val="0"/>
-        </w:rPr>
-        <w:t xml:space="preserve">ASCENDANT IS NEVER SPOKEN OF IN-GAME</w:t>
-      </w:r>
-      <w:r>
-        <w:rPr>
-          <w:rtl w:val="0"/>
-        </w:rPr>
-        <w:t xml:space="preserve">, existing entirely as an undocumented discovery for players to uncover through pure experimentation in the void.</w:t>
-      </w:r>
-    </w:p>
-    <w:p>
-      <w:pPr>
-        <w:spacing w:after="240" w:before="240" w:lineRule="auto"/>
-        <w:rPr/>
-      </w:pPr>
-      <w:r>
-        <w:rPr>
-          <w:rtl w:val="0"/>
-        </w:rPr>
-      </w:r>
-    </w:p>
-    <w:p>
-      <w:pPr>
-        <w:rPr/>
-      </w:pPr>
-      <w:r>
-        <w:rPr>
-          <w:rtl w:val="0"/>
-        </w:rPr>
+        <w:t xml:space="preserve">Resource Integration:</w:t>
+      </w:r>
+      <w:r>
+        <w:rPr>
+          <w:rtl w:val="0"/>
+        </w:rPr>
+        <w:t xml:space="preserve"> Draws directly from player Mana reserves, consuming mental focus parameters and triggering spatial event dispatchers to apply offensive, defensive, or utility spell effects mid-combat.</w:t>
       </w:r>
     </w:p>
     <w:p>
@@ -3743,8 +4166,8 @@
           <w:color w:val="353744"/>
         </w:rPr>
       </w:pPr>
-      <w:bookmarkStart w:colFirst="0" w:colLast="0" w:name="_x5u0l8hx0kbh" w:id="38"/>
-      <w:bookmarkEnd w:id="38"/>
+      <w:bookmarkStart w:colFirst="0" w:colLast="0" w:name="_x5u0l8hx0kbh" w:id="44"/>
+      <w:bookmarkEnd w:id="44"/>
       <w:r>
         <w:rPr>
           <w:rFonts w:ascii="Proxima Nova" w:cs="Proxima Nova" w:eastAsia="Proxima Nova" w:hAnsi="Proxima Nova"/>
@@ -3778,8 +4201,8 @@
           <w:szCs w:val="28"/>
         </w:rPr>
       </w:pPr>
-      <w:bookmarkStart w:colFirst="0" w:colLast="0" w:name="_ickpjwck0t7h" w:id="39"/>
-      <w:bookmarkEnd w:id="39"/>
+      <w:bookmarkStart w:colFirst="0" w:colLast="0" w:name="_ickpjwck0t7h" w:id="45"/>
+      <w:bookmarkEnd w:id="45"/>
       <w:r>
         <w:rPr>
           <w:rFonts w:ascii="Proxima Nova" w:cs="Proxima Nova" w:eastAsia="Proxima Nova" w:hAnsi="Proxima Nova"/>
@@ -3842,8 +4265,8 @@
           <w:szCs w:val="28"/>
         </w:rPr>
       </w:pPr>
-      <w:bookmarkStart w:colFirst="0" w:colLast="0" w:name="_mqorngjf0j7n" w:id="40"/>
-      <w:bookmarkEnd w:id="40"/>
+      <w:bookmarkStart w:colFirst="0" w:colLast="0" w:name="_mqorngjf0j7n" w:id="46"/>
+      <w:bookmarkEnd w:id="46"/>
       <w:r>
         <w:rPr>
           <w:rFonts w:ascii="Proxima Nova" w:cs="Proxima Nova" w:eastAsia="Proxima Nova" w:hAnsi="Proxima Nova"/>
@@ -3906,8 +4329,8 @@
           <w:szCs w:val="28"/>
         </w:rPr>
       </w:pPr>
-      <w:bookmarkStart w:colFirst="0" w:colLast="0" w:name="_lb3rqnk48q01" w:id="41"/>
-      <w:bookmarkEnd w:id="41"/>
+      <w:bookmarkStart w:colFirst="0" w:colLast="0" w:name="_lb3rqnk48q01" w:id="47"/>
+      <w:bookmarkEnd w:id="47"/>
       <w:r>
         <w:rPr>
           <w:rFonts w:ascii="Proxima Nova" w:cs="Proxima Nova" w:eastAsia="Proxima Nova" w:hAnsi="Proxima Nova"/>
@@ -3970,8 +4393,8 @@
           <w:szCs w:val="28"/>
         </w:rPr>
       </w:pPr>
-      <w:bookmarkStart w:colFirst="0" w:colLast="0" w:name="_wiliw4r6mgwk" w:id="42"/>
-      <w:bookmarkEnd w:id="42"/>
+      <w:bookmarkStart w:colFirst="0" w:colLast="0" w:name="_wiliw4r6mgwk" w:id="48"/>
+      <w:bookmarkEnd w:id="48"/>
       <w:r>
         <w:rPr>
           <w:rFonts w:ascii="Proxima Nova" w:cs="Proxima Nova" w:eastAsia="Proxima Nova" w:hAnsi="Proxima Nova"/>
@@ -4034,8 +4457,8 @@
           <w:szCs w:val="28"/>
         </w:rPr>
       </w:pPr>
-      <w:bookmarkStart w:colFirst="0" w:colLast="0" w:name="_nha717aac30q" w:id="43"/>
-      <w:bookmarkEnd w:id="43"/>
+      <w:bookmarkStart w:colFirst="0" w:colLast="0" w:name="_nha717aac30q" w:id="49"/>
+      <w:bookmarkEnd w:id="49"/>
       <w:r>
         <w:rPr>
           <w:rFonts w:ascii="Proxima Nova" w:cs="Proxima Nova" w:eastAsia="Proxima Nova" w:hAnsi="Proxima Nova"/>
@@ -4103,8 +4526,8 @@
           <w:szCs w:val="28"/>
         </w:rPr>
       </w:pPr>
-      <w:bookmarkStart w:colFirst="0" w:colLast="0" w:name="_exd2ex4lzygl" w:id="44"/>
-      <w:bookmarkEnd w:id="44"/>
+      <w:bookmarkStart w:colFirst="0" w:colLast="0" w:name="_exd2ex4lzygl" w:id="50"/>
+      <w:bookmarkEnd w:id="50"/>
       <w:r>
         <w:rPr>
           <w:rFonts w:ascii="Proxima Nova" w:cs="Proxima Nova" w:eastAsia="Proxima Nova" w:hAnsi="Proxima Nova"/>
@@ -4140,7 +4563,7 @@
         <w:pStyle w:val="Heading3"/>
         <w:numPr>
           <w:ilvl w:val="0"/>
-          <w:numId w:val="12"/>
+          <w:numId w:val="14"/>
         </w:numPr>
         <w:spacing w:before="200" w:line="312" w:lineRule="auto"/>
         <w:ind w:left="720" w:hanging="360"/>
@@ -4148,8 +4571,8 @@
           <w:u w:val="none"/>
         </w:rPr>
       </w:pPr>
-      <w:bookmarkStart w:colFirst="0" w:colLast="0" w:name="_xc5duq5bkmcf" w:id="45"/>
-      <w:bookmarkEnd w:id="45"/>
+      <w:bookmarkStart w:colFirst="0" w:colLast="0" w:name="_xc5duq5bkmcf" w:id="51"/>
+      <w:bookmarkEnd w:id="51"/>
       <w:r>
         <w:rPr>
           <w:rtl w:val="0"/>
@@ -4179,13 +4602,13 @@
         <w:pStyle w:val="Heading3"/>
         <w:numPr>
           <w:ilvl w:val="0"/>
-          <w:numId w:val="12"/>
+          <w:numId w:val="14"/>
         </w:numPr>
         <w:spacing w:before="200" w:line="312" w:lineRule="auto"/>
         <w:ind w:left="720" w:hanging="360"/>
       </w:pPr>
-      <w:bookmarkStart w:colFirst="0" w:colLast="0" w:name="_cve9w4jspdjo" w:id="46"/>
-      <w:bookmarkEnd w:id="46"/>
+      <w:bookmarkStart w:colFirst="0" w:colLast="0" w:name="_cve9w4jspdjo" w:id="52"/>
+      <w:bookmarkEnd w:id="52"/>
       <w:r>
         <w:rPr>
           <w:rtl w:val="0"/>
@@ -4221,13 +4644,13 @@
         <w:pStyle w:val="Heading3"/>
         <w:numPr>
           <w:ilvl w:val="0"/>
-          <w:numId w:val="12"/>
+          <w:numId w:val="14"/>
         </w:numPr>
         <w:spacing w:before="200" w:line="312" w:lineRule="auto"/>
         <w:ind w:left="720" w:hanging="360"/>
       </w:pPr>
-      <w:bookmarkStart w:colFirst="0" w:colLast="0" w:name="_hypgwlw9ngh6" w:id="47"/>
-      <w:bookmarkEnd w:id="47"/>
+      <w:bookmarkStart w:colFirst="0" w:colLast="0" w:name="_hypgwlw9ngh6" w:id="53"/>
+      <w:bookmarkEnd w:id="53"/>
       <w:r>
         <w:rPr>
           <w:rtl w:val="0"/>
@@ -4263,13 +4686,13 @@
         <w:pStyle w:val="Heading3"/>
         <w:numPr>
           <w:ilvl w:val="0"/>
-          <w:numId w:val="12"/>
+          <w:numId w:val="14"/>
         </w:numPr>
         <w:spacing w:before="200" w:line="312" w:lineRule="auto"/>
         <w:ind w:left="720" w:hanging="360"/>
       </w:pPr>
-      <w:bookmarkStart w:colFirst="0" w:colLast="0" w:name="_d240t5oopleo" w:id="48"/>
-      <w:bookmarkEnd w:id="48"/>
+      <w:bookmarkStart w:colFirst="0" w:colLast="0" w:name="_d240t5oopleo" w:id="54"/>
+      <w:bookmarkEnd w:id="54"/>
       <w:r>
         <w:rPr>
           <w:rtl w:val="0"/>
@@ -4305,13 +4728,13 @@
         <w:pStyle w:val="Heading3"/>
         <w:numPr>
           <w:ilvl w:val="0"/>
-          <w:numId w:val="12"/>
+          <w:numId w:val="14"/>
         </w:numPr>
         <w:spacing w:before="200" w:line="312" w:lineRule="auto"/>
         <w:ind w:left="720" w:hanging="360"/>
       </w:pPr>
-      <w:bookmarkStart w:colFirst="0" w:colLast="0" w:name="_sprg48goxep2" w:id="49"/>
-      <w:bookmarkEnd w:id="49"/>
+      <w:bookmarkStart w:colFirst="0" w:colLast="0" w:name="_sprg48goxep2" w:id="55"/>
+      <w:bookmarkEnd w:id="55"/>
       <w:r>
         <w:rPr>
           <w:rtl w:val="0"/>
@@ -4342,7 +4765,7 @@
         <w:pStyle w:val="Heading3"/>
         <w:numPr>
           <w:ilvl w:val="0"/>
-          <w:numId w:val="12"/>
+          <w:numId w:val="14"/>
         </w:numPr>
         <w:spacing w:before="200" w:line="312" w:lineRule="auto"/>
         <w:ind w:left="720" w:hanging="360"/>
@@ -4352,8 +4775,8 @@
           <w:szCs w:val="28"/>
         </w:rPr>
       </w:pPr>
-      <w:bookmarkStart w:colFirst="0" w:colLast="0" w:name="_u9ddrs46gjz7" w:id="50"/>
-      <w:bookmarkEnd w:id="50"/>
+      <w:bookmarkStart w:colFirst="0" w:colLast="0" w:name="_u9ddrs46gjz7" w:id="56"/>
+      <w:bookmarkEnd w:id="56"/>
       <w:r>
         <w:rPr>
           <w:rtl w:val="0"/>
@@ -4393,8 +4816,8 @@
           <w:szCs w:val="28"/>
         </w:rPr>
       </w:pPr>
-      <w:bookmarkStart w:colFirst="0" w:colLast="0" w:name="_y281xenvvl9v" w:id="51"/>
-      <w:bookmarkEnd w:id="51"/>
+      <w:bookmarkStart w:colFirst="0" w:colLast="0" w:name="_y281xenvvl9v" w:id="57"/>
+      <w:bookmarkEnd w:id="57"/>
       <w:r>
         <w:rPr>
           <w:rFonts w:ascii="Proxima Nova" w:cs="Proxima Nova" w:eastAsia="Proxima Nova" w:hAnsi="Proxima Nova"/>
@@ -4452,8 +4875,8 @@
           <w:szCs w:val="28"/>
         </w:rPr>
       </w:pPr>
-      <w:bookmarkStart w:colFirst="0" w:colLast="0" w:name="_9a5iaq9cwyxh" w:id="52"/>
-      <w:bookmarkEnd w:id="52"/>
+      <w:bookmarkStart w:colFirst="0" w:colLast="0" w:name="_9a5iaq9cwyxh" w:id="58"/>
+      <w:bookmarkEnd w:id="58"/>
       <w:r>
         <w:rPr>
           <w:rFonts w:ascii="Proxima Nova" w:cs="Proxima Nova" w:eastAsia="Proxima Nova" w:hAnsi="Proxima Nova"/>
@@ -4502,8 +4925,8 @@
           <w:szCs w:val="28"/>
         </w:rPr>
       </w:pPr>
-      <w:bookmarkStart w:colFirst="0" w:colLast="0" w:name="_5v913n9i0gqf" w:id="53"/>
-      <w:bookmarkEnd w:id="53"/>
+      <w:bookmarkStart w:colFirst="0" w:colLast="0" w:name="_5v913n9i0gqf" w:id="59"/>
+      <w:bookmarkEnd w:id="59"/>
       <w:r>
         <w:rPr>
           <w:rFonts w:ascii="Proxima Nova" w:cs="Proxima Nova" w:eastAsia="Proxima Nova" w:hAnsi="Proxima Nova"/>
@@ -4554,8 +4977,8 @@
           <w:szCs w:val="28"/>
         </w:rPr>
       </w:pPr>
-      <w:bookmarkStart w:colFirst="0" w:colLast="0" w:name="_ggcwh5e4lu35" w:id="54"/>
-      <w:bookmarkEnd w:id="54"/>
+      <w:bookmarkStart w:colFirst="0" w:colLast="0" w:name="_ggcwh5e4lu35" w:id="60"/>
+      <w:bookmarkEnd w:id="60"/>
       <w:r>
         <w:rPr>
           <w:rFonts w:ascii="Proxima Nova" w:cs="Proxima Nova" w:eastAsia="Proxima Nova" w:hAnsi="Proxima Nova"/>
@@ -4606,8 +5029,8 @@
           <w:szCs w:val="28"/>
         </w:rPr>
       </w:pPr>
-      <w:bookmarkStart w:colFirst="0" w:colLast="0" w:name="_skxzguwi2o7k" w:id="55"/>
-      <w:bookmarkEnd w:id="55"/>
+      <w:bookmarkStart w:colFirst="0" w:colLast="0" w:name="_skxzguwi2o7k" w:id="61"/>
+      <w:bookmarkEnd w:id="61"/>
       <w:r>
         <w:rPr>
           <w:rFonts w:ascii="Proxima Nova" w:cs="Proxima Nova" w:eastAsia="Proxima Nova" w:hAnsi="Proxima Nova"/>
@@ -4658,8 +5081,8 @@
           <w:szCs w:val="28"/>
         </w:rPr>
       </w:pPr>
-      <w:bookmarkStart w:colFirst="0" w:colLast="0" w:name="_g4m3o58guh6f" w:id="56"/>
-      <w:bookmarkEnd w:id="56"/>
+      <w:bookmarkStart w:colFirst="0" w:colLast="0" w:name="_g4m3o58guh6f" w:id="62"/>
+      <w:bookmarkEnd w:id="62"/>
       <w:r>
         <w:rPr>
           <w:rFonts w:ascii="Proxima Nova" w:cs="Proxima Nova" w:eastAsia="Proxima Nova" w:hAnsi="Proxima Nova"/>
@@ -4710,8 +5133,8 @@
           <w:szCs w:val="28"/>
         </w:rPr>
       </w:pPr>
-      <w:bookmarkStart w:colFirst="0" w:colLast="0" w:name="_bss09owra0sh" w:id="57"/>
-      <w:bookmarkEnd w:id="57"/>
+      <w:bookmarkStart w:colFirst="0" w:colLast="0" w:name="_bss09owra0sh" w:id="63"/>
+      <w:bookmarkEnd w:id="63"/>
       <w:r>
         <w:rPr>
           <w:rFonts w:ascii="Proxima Nova" w:cs="Proxima Nova" w:eastAsia="Proxima Nova" w:hAnsi="Proxima Nova"/>
@@ -4762,8 +5185,8 @@
           <w:szCs w:val="28"/>
         </w:rPr>
       </w:pPr>
-      <w:bookmarkStart w:colFirst="0" w:colLast="0" w:name="_oy06z8s4bl0s" w:id="58"/>
-      <w:bookmarkEnd w:id="58"/>
+      <w:bookmarkStart w:colFirst="0" w:colLast="0" w:name="_oy06z8s4bl0s" w:id="64"/>
+      <w:bookmarkEnd w:id="64"/>
       <w:r>
         <w:rPr>
           <w:rFonts w:ascii="Proxima Nova" w:cs="Proxima Nova" w:eastAsia="Proxima Nova" w:hAnsi="Proxima Nova"/>
@@ -4814,8 +5237,8 @@
           <w:szCs w:val="28"/>
         </w:rPr>
       </w:pPr>
-      <w:bookmarkStart w:colFirst="0" w:colLast="0" w:name="_4skwuf0siwg" w:id="59"/>
-      <w:bookmarkEnd w:id="59"/>
+      <w:bookmarkStart w:colFirst="0" w:colLast="0" w:name="_4skwuf0siwg" w:id="65"/>
+      <w:bookmarkEnd w:id="65"/>
       <w:r>
         <w:rPr>
           <w:rFonts w:ascii="Proxima Nova" w:cs="Proxima Nova" w:eastAsia="Proxima Nova" w:hAnsi="Proxima Nova"/>
@@ -4849,8 +5272,8 @@
           <w:szCs w:val="28"/>
         </w:rPr>
       </w:pPr>
-      <w:bookmarkStart w:colFirst="0" w:colLast="0" w:name="_6x8rkjwa8fzc" w:id="60"/>
-      <w:bookmarkEnd w:id="60"/>
+      <w:bookmarkStart w:colFirst="0" w:colLast="0" w:name="_6x8rkjwa8fzc" w:id="66"/>
+      <w:bookmarkEnd w:id="66"/>
       <w:r>
         <w:rPr>
           <w:rFonts w:ascii="Proxima Nova" w:cs="Proxima Nova" w:eastAsia="Proxima Nova" w:hAnsi="Proxima Nova"/>
@@ -4901,8 +5324,8 @@
           <w:szCs w:val="28"/>
         </w:rPr>
       </w:pPr>
-      <w:bookmarkStart w:colFirst="0" w:colLast="0" w:name="_km831ab2yvzb" w:id="61"/>
-      <w:bookmarkEnd w:id="61"/>
+      <w:bookmarkStart w:colFirst="0" w:colLast="0" w:name="_km831ab2yvzb" w:id="67"/>
+      <w:bookmarkEnd w:id="67"/>
       <w:r>
         <w:rPr>
           <w:rFonts w:ascii="Proxima Nova" w:cs="Proxima Nova" w:eastAsia="Proxima Nova" w:hAnsi="Proxima Nova"/>
@@ -4953,8 +5376,8 @@
           <w:szCs w:val="28"/>
         </w:rPr>
       </w:pPr>
-      <w:bookmarkStart w:colFirst="0" w:colLast="0" w:name="_6p2rwq3e0g5c" w:id="62"/>
-      <w:bookmarkEnd w:id="62"/>
+      <w:bookmarkStart w:colFirst="0" w:colLast="0" w:name="_6p2rwq3e0g5c" w:id="68"/>
+      <w:bookmarkEnd w:id="68"/>
       <w:r>
         <w:rPr>
           <w:rFonts w:ascii="Proxima Nova" w:cs="Proxima Nova" w:eastAsia="Proxima Nova" w:hAnsi="Proxima Nova"/>
@@ -5005,8 +5428,8 @@
           <w:szCs w:val="28"/>
         </w:rPr>
       </w:pPr>
-      <w:bookmarkStart w:colFirst="0" w:colLast="0" w:name="_an9uzosnbdxi" w:id="63"/>
-      <w:bookmarkEnd w:id="63"/>
+      <w:bookmarkStart w:colFirst="0" w:colLast="0" w:name="_an9uzosnbdxi" w:id="69"/>
+      <w:bookmarkEnd w:id="69"/>
       <w:r>
         <w:rPr>
           <w:rFonts w:ascii="Proxima Nova" w:cs="Proxima Nova" w:eastAsia="Proxima Nova" w:hAnsi="Proxima Nova"/>
@@ -5057,8 +5480,8 @@
           <w:szCs w:val="28"/>
         </w:rPr>
       </w:pPr>
-      <w:bookmarkStart w:colFirst="0" w:colLast="0" w:name="_rehobhgi0cmv" w:id="64"/>
-      <w:bookmarkEnd w:id="64"/>
+      <w:bookmarkStart w:colFirst="0" w:colLast="0" w:name="_rehobhgi0cmv" w:id="70"/>
+      <w:bookmarkEnd w:id="70"/>
       <w:r>
         <w:rPr>
           <w:rFonts w:ascii="Proxima Nova" w:cs="Proxima Nova" w:eastAsia="Proxima Nova" w:hAnsi="Proxima Nova"/>
@@ -5109,8 +5532,8 @@
           <w:szCs w:val="28"/>
         </w:rPr>
       </w:pPr>
-      <w:bookmarkStart w:colFirst="0" w:colLast="0" w:name="_tervwxru0q6f" w:id="65"/>
-      <w:bookmarkEnd w:id="65"/>
+      <w:bookmarkStart w:colFirst="0" w:colLast="0" w:name="_tervwxru0q6f" w:id="71"/>
+      <w:bookmarkEnd w:id="71"/>
       <w:r>
         <w:rPr>
           <w:rFonts w:ascii="Proxima Nova" w:cs="Proxima Nova" w:eastAsia="Proxima Nova" w:hAnsi="Proxima Nova"/>
@@ -5161,8 +5584,8 @@
           <w:szCs w:val="28"/>
         </w:rPr>
       </w:pPr>
-      <w:bookmarkStart w:colFirst="0" w:colLast="0" w:name="_y4e42gnlcpon" w:id="66"/>
-      <w:bookmarkEnd w:id="66"/>
+      <w:bookmarkStart w:colFirst="0" w:colLast="0" w:name="_y4e42gnlcpon" w:id="72"/>
+      <w:bookmarkEnd w:id="72"/>
       <w:r>
         <w:rPr>
           <w:rFonts w:ascii="Proxima Nova" w:cs="Proxima Nova" w:eastAsia="Proxima Nova" w:hAnsi="Proxima Nova"/>
@@ -5213,8 +5636,8 @@
           <w:szCs w:val="28"/>
         </w:rPr>
       </w:pPr>
-      <w:bookmarkStart w:colFirst="0" w:colLast="0" w:name="_sos9lawena5s" w:id="67"/>
-      <w:bookmarkEnd w:id="67"/>
+      <w:bookmarkStart w:colFirst="0" w:colLast="0" w:name="_sos9lawena5s" w:id="73"/>
+      <w:bookmarkEnd w:id="73"/>
       <w:r>
         <w:rPr>
           <w:rFonts w:ascii="Proxima Nova" w:cs="Proxima Nova" w:eastAsia="Proxima Nova" w:hAnsi="Proxima Nova"/>
@@ -5265,8 +5688,8 @@
           <w:szCs w:val="28"/>
         </w:rPr>
       </w:pPr>
-      <w:bookmarkStart w:colFirst="0" w:colLast="0" w:name="_1twwjegmixy7" w:id="68"/>
-      <w:bookmarkEnd w:id="68"/>
+      <w:bookmarkStart w:colFirst="0" w:colLast="0" w:name="_1twwjegmixy7" w:id="74"/>
+      <w:bookmarkEnd w:id="74"/>
       <w:r>
         <w:rPr>
           <w:rFonts w:ascii="Proxima Nova" w:cs="Proxima Nova" w:eastAsia="Proxima Nova" w:hAnsi="Proxima Nova"/>
@@ -5312,8 +5735,8 @@
           <w:szCs w:val="28"/>
         </w:rPr>
       </w:pPr>
-      <w:bookmarkStart w:colFirst="0" w:colLast="0" w:name="_v5tctv2uanlq" w:id="69"/>
-      <w:bookmarkEnd w:id="69"/>
+      <w:bookmarkStart w:colFirst="0" w:colLast="0" w:name="_v5tctv2uanlq" w:id="75"/>
+      <w:bookmarkEnd w:id="75"/>
       <w:r>
         <w:rPr>
           <w:rFonts w:ascii="Proxima Nova" w:cs="Proxima Nova" w:eastAsia="Proxima Nova" w:hAnsi="Proxima Nova"/>
@@ -5342,8 +5765,8 @@
           <w:szCs w:val="28"/>
         </w:rPr>
       </w:pPr>
-      <w:bookmarkStart w:colFirst="0" w:colLast="0" w:name="_mbqoik5tefk0" w:id="70"/>
-      <w:bookmarkEnd w:id="70"/>
+      <w:bookmarkStart w:colFirst="0" w:colLast="0" w:name="_mbqoik5tefk0" w:id="76"/>
+      <w:bookmarkEnd w:id="76"/>
       <w:r>
         <w:rPr>
           <w:rFonts w:ascii="Proxima Nova" w:cs="Proxima Nova" w:eastAsia="Proxima Nova" w:hAnsi="Proxima Nova"/>
@@ -5389,8 +5812,8 @@
           <w:szCs w:val="28"/>
         </w:rPr>
       </w:pPr>
-      <w:bookmarkStart w:colFirst="0" w:colLast="0" w:name="_7568rsmcnc2t" w:id="71"/>
-      <w:bookmarkEnd w:id="71"/>
+      <w:bookmarkStart w:colFirst="0" w:colLast="0" w:name="_7568rsmcnc2t" w:id="77"/>
+      <w:bookmarkEnd w:id="77"/>
       <w:r>
         <w:rPr>
           <w:rFonts w:ascii="Proxima Nova" w:cs="Proxima Nova" w:eastAsia="Proxima Nova" w:hAnsi="Proxima Nova"/>
@@ -5436,8 +5859,8 @@
           <w:szCs w:val="28"/>
         </w:rPr>
       </w:pPr>
-      <w:bookmarkStart w:colFirst="0" w:colLast="0" w:name="_oxh542iwkfsj" w:id="72"/>
-      <w:bookmarkEnd w:id="72"/>
+      <w:bookmarkStart w:colFirst="0" w:colLast="0" w:name="_oxh542iwkfsj" w:id="78"/>
+      <w:bookmarkEnd w:id="78"/>
       <w:r>
         <w:rPr>
           <w:rFonts w:ascii="Proxima Nova" w:cs="Proxima Nova" w:eastAsia="Proxima Nova" w:hAnsi="Proxima Nova"/>
@@ -5483,8 +5906,8 @@
           <w:szCs w:val="28"/>
         </w:rPr>
       </w:pPr>
-      <w:bookmarkStart w:colFirst="0" w:colLast="0" w:name="_wkp2bke7yn8m" w:id="73"/>
-      <w:bookmarkEnd w:id="73"/>
+      <w:bookmarkStart w:colFirst="0" w:colLast="0" w:name="_wkp2bke7yn8m" w:id="79"/>
+      <w:bookmarkEnd w:id="79"/>
       <w:r>
         <w:rPr>
           <w:rFonts w:ascii="Proxima Nova" w:cs="Proxima Nova" w:eastAsia="Proxima Nova" w:hAnsi="Proxima Nova"/>
@@ -5530,8 +5953,8 @@
           <w:szCs w:val="28"/>
         </w:rPr>
       </w:pPr>
-      <w:bookmarkStart w:colFirst="0" w:colLast="0" w:name="_rdqr1lm05ywo" w:id="74"/>
-      <w:bookmarkEnd w:id="74"/>
+      <w:bookmarkStart w:colFirst="0" w:colLast="0" w:name="_rdqr1lm05ywo" w:id="80"/>
+      <w:bookmarkEnd w:id="80"/>
       <w:r>
         <w:rPr>
           <w:rFonts w:ascii="Proxima Nova" w:cs="Proxima Nova" w:eastAsia="Proxima Nova" w:hAnsi="Proxima Nova"/>
@@ -5577,8 +6000,8 @@
           <w:szCs w:val="28"/>
         </w:rPr>
       </w:pPr>
-      <w:bookmarkStart w:colFirst="0" w:colLast="0" w:name="_7p3n5k21jp0x" w:id="75"/>
-      <w:bookmarkEnd w:id="75"/>
+      <w:bookmarkStart w:colFirst="0" w:colLast="0" w:name="_7p3n5k21jp0x" w:id="81"/>
+      <w:bookmarkEnd w:id="81"/>
       <w:r>
         <w:rPr>
           <w:rFonts w:ascii="Proxima Nova" w:cs="Proxima Nova" w:eastAsia="Proxima Nova" w:hAnsi="Proxima Nova"/>
@@ -5624,8 +6047,8 @@
           <w:szCs w:val="28"/>
         </w:rPr>
       </w:pPr>
-      <w:bookmarkStart w:colFirst="0" w:colLast="0" w:name="_thg369pclayy" w:id="76"/>
-      <w:bookmarkEnd w:id="76"/>
+      <w:bookmarkStart w:colFirst="0" w:colLast="0" w:name="_thg369pclayy" w:id="82"/>
+      <w:bookmarkEnd w:id="82"/>
       <w:r>
         <w:rPr>
           <w:rFonts w:ascii="Proxima Nova" w:cs="Proxima Nova" w:eastAsia="Proxima Nova" w:hAnsi="Proxima Nova"/>
@@ -5671,8 +6094,8 @@
           <w:szCs w:val="28"/>
         </w:rPr>
       </w:pPr>
-      <w:bookmarkStart w:colFirst="0" w:colLast="0" w:name="_lqg77o5m04hg" w:id="77"/>
-      <w:bookmarkEnd w:id="77"/>
+      <w:bookmarkStart w:colFirst="0" w:colLast="0" w:name="_lqg77o5m04hg" w:id="83"/>
+      <w:bookmarkEnd w:id="83"/>
       <w:r>
         <w:rPr>
           <w:rFonts w:ascii="Proxima Nova" w:cs="Proxima Nova" w:eastAsia="Proxima Nova" w:hAnsi="Proxima Nova"/>
@@ -5718,8 +6141,8 @@
           <w:szCs w:val="28"/>
         </w:rPr>
       </w:pPr>
-      <w:bookmarkStart w:colFirst="0" w:colLast="0" w:name="_q99dmdijf5rb" w:id="78"/>
-      <w:bookmarkEnd w:id="78"/>
+      <w:bookmarkStart w:colFirst="0" w:colLast="0" w:name="_q99dmdijf5rb" w:id="84"/>
+      <w:bookmarkEnd w:id="84"/>
       <w:r>
         <w:rPr>
           <w:rFonts w:ascii="Proxima Nova" w:cs="Proxima Nova" w:eastAsia="Proxima Nova" w:hAnsi="Proxima Nova"/>
@@ -5770,8 +6193,8 @@
           <w:szCs w:val="28"/>
         </w:rPr>
       </w:pPr>
-      <w:bookmarkStart w:colFirst="0" w:colLast="0" w:name="_7ne7o1rpaje7" w:id="79"/>
-      <w:bookmarkEnd w:id="79"/>
+      <w:bookmarkStart w:colFirst="0" w:colLast="0" w:name="_7ne7o1rpaje7" w:id="85"/>
+      <w:bookmarkEnd w:id="85"/>
       <w:r>
         <w:rPr>
           <w:rFonts w:ascii="Proxima Nova" w:cs="Proxima Nova" w:eastAsia="Proxima Nova" w:hAnsi="Proxima Nova"/>
@@ -5871,7 +6294,7 @@
       <w:pPr>
         <w:numPr>
           <w:ilvl w:val="0"/>
-          <w:numId w:val="14"/>
+          <w:numId w:val="18"/>
         </w:numPr>
         <w:pBdr>
           <w:top w:color="auto" w:space="0" w:sz="0" w:val="none"/>
@@ -5898,7 +6321,7 @@
       <w:pPr>
         <w:numPr>
           <w:ilvl w:val="0"/>
-          <w:numId w:val="14"/>
+          <w:numId w:val="18"/>
         </w:numPr>
         <w:pBdr>
           <w:top w:color="auto" w:space="0" w:sz="0" w:val="none"/>
@@ -5925,7 +6348,7 @@
       <w:pPr>
         <w:numPr>
           <w:ilvl w:val="0"/>
-          <w:numId w:val="14"/>
+          <w:numId w:val="18"/>
         </w:numPr>
         <w:pBdr>
           <w:top w:color="auto" w:space="0" w:sz="0" w:val="none"/>
@@ -5952,7 +6375,7 @@
       <w:pPr>
         <w:numPr>
           <w:ilvl w:val="0"/>
-          <w:numId w:val="14"/>
+          <w:numId w:val="18"/>
         </w:numPr>
         <w:pBdr>
           <w:top w:color="auto" w:space="0" w:sz="0" w:val="none"/>
@@ -5979,7 +6402,7 @@
       <w:pPr>
         <w:numPr>
           <w:ilvl w:val="0"/>
-          <w:numId w:val="14"/>
+          <w:numId w:val="18"/>
         </w:numPr>
         <w:pBdr>
           <w:top w:color="auto" w:space="0" w:sz="0" w:val="none"/>
@@ -6015,8 +6438,8 @@
           <w:szCs w:val="36"/>
         </w:rPr>
       </w:pPr>
-      <w:bookmarkStart w:colFirst="0" w:colLast="0" w:name="_kq08qz7ab40" w:id="80"/>
-      <w:bookmarkEnd w:id="80"/>
+      <w:bookmarkStart w:colFirst="0" w:colLast="0" w:name="_kq08qz7ab40" w:id="86"/>
+      <w:bookmarkEnd w:id="86"/>
       <w:r>
         <w:rPr>
           <w:color w:val="a30000"/>
@@ -6109,8 +6532,8 @@
           <w:szCs w:val="36"/>
         </w:rPr>
       </w:pPr>
-      <w:bookmarkStart w:colFirst="0" w:colLast="0" w:name="_iomri43ln5q6" w:id="81"/>
-      <w:bookmarkEnd w:id="81"/>
+      <w:bookmarkStart w:colFirst="0" w:colLast="0" w:name="_iomri43ln5q6" w:id="87"/>
+      <w:bookmarkEnd w:id="87"/>
       <w:r>
         <w:rPr>
           <w:color w:val="a30000"/>
@@ -6270,8 +6693,8 @@
           <w:szCs w:val="36"/>
         </w:rPr>
       </w:pPr>
-      <w:bookmarkStart w:colFirst="0" w:colLast="0" w:name="_x0c2bg4pvnp5" w:id="82"/>
-      <w:bookmarkEnd w:id="82"/>
+      <w:bookmarkStart w:colFirst="0" w:colLast="0" w:name="_x0c2bg4pvnp5" w:id="88"/>
+      <w:bookmarkEnd w:id="88"/>
       <w:r>
         <w:rPr>
           <w:color w:val="a30000"/>
@@ -6349,8 +6772,8 @@
           <w:szCs w:val="36"/>
         </w:rPr>
       </w:pPr>
-      <w:bookmarkStart w:colFirst="0" w:colLast="0" w:name="_86bw85yzxxwm" w:id="83"/>
-      <w:bookmarkEnd w:id="83"/>
+      <w:bookmarkStart w:colFirst="0" w:colLast="0" w:name="_86bw85yzxxwm" w:id="89"/>
+      <w:bookmarkEnd w:id="89"/>
       <w:r>
         <w:rPr>
           <w:color w:val="a30000"/>
@@ -6453,7 +6876,7 @@
       <w:pPr>
         <w:numPr>
           <w:ilvl w:val="0"/>
-          <w:numId w:val="10"/>
+          <w:numId w:val="12"/>
         </w:numPr>
         <w:pBdr>
           <w:top w:color="auto" w:space="0" w:sz="0" w:val="none"/>
@@ -6487,7 +6910,7 @@
       <w:pPr>
         <w:numPr>
           <w:ilvl w:val="0"/>
-          <w:numId w:val="10"/>
+          <w:numId w:val="12"/>
         </w:numPr>
         <w:pBdr>
           <w:top w:color="auto" w:space="0" w:sz="0" w:val="none"/>
@@ -6521,7 +6944,7 @@
       <w:pPr>
         <w:numPr>
           <w:ilvl w:val="0"/>
-          <w:numId w:val="10"/>
+          <w:numId w:val="12"/>
         </w:numPr>
         <w:pBdr>
           <w:top w:color="auto" w:space="0" w:sz="0" w:val="none"/>
@@ -6555,7 +6978,7 @@
       <w:pPr>
         <w:numPr>
           <w:ilvl w:val="0"/>
-          <w:numId w:val="10"/>
+          <w:numId w:val="12"/>
         </w:numPr>
         <w:pBdr>
           <w:top w:color="auto" w:space="0" w:sz="0" w:val="none"/>
@@ -6589,7 +7012,7 @@
       <w:pPr>
         <w:numPr>
           <w:ilvl w:val="0"/>
-          <w:numId w:val="10"/>
+          <w:numId w:val="12"/>
         </w:numPr>
         <w:pBdr>
           <w:top w:color="auto" w:space="0" w:sz="0" w:val="none"/>
@@ -6623,7 +7046,7 @@
       <w:pPr>
         <w:numPr>
           <w:ilvl w:val="0"/>
-          <w:numId w:val="10"/>
+          <w:numId w:val="12"/>
         </w:numPr>
         <w:pBdr>
           <w:top w:color="auto" w:space="0" w:sz="0" w:val="none"/>
@@ -6657,7 +7080,7 @@
       <w:pPr>
         <w:numPr>
           <w:ilvl w:val="0"/>
-          <w:numId w:val="10"/>
+          <w:numId w:val="12"/>
         </w:numPr>
         <w:pBdr>
           <w:top w:color="auto" w:space="0" w:sz="0" w:val="none"/>
@@ -6691,7 +7114,7 @@
       <w:pPr>
         <w:numPr>
           <w:ilvl w:val="0"/>
-          <w:numId w:val="10"/>
+          <w:numId w:val="12"/>
         </w:numPr>
         <w:pBdr>
           <w:top w:color="auto" w:space="0" w:sz="0" w:val="none"/>
@@ -6725,7 +7148,7 @@
       <w:pPr>
         <w:numPr>
           <w:ilvl w:val="0"/>
-          <w:numId w:val="10"/>
+          <w:numId w:val="12"/>
         </w:numPr>
         <w:pBdr>
           <w:top w:color="auto" w:space="0" w:sz="0" w:val="none"/>
@@ -6759,7 +7182,7 @@
       <w:pPr>
         <w:numPr>
           <w:ilvl w:val="0"/>
-          <w:numId w:val="10"/>
+          <w:numId w:val="12"/>
         </w:numPr>
         <w:pBdr>
           <w:top w:color="auto" w:space="0" w:sz="0" w:val="none"/>
@@ -6793,7 +7216,7 @@
       <w:pPr>
         <w:numPr>
           <w:ilvl w:val="0"/>
-          <w:numId w:val="10"/>
+          <w:numId w:val="12"/>
         </w:numPr>
         <w:pBdr>
           <w:top w:color="auto" w:space="0" w:sz="0" w:val="none"/>
@@ -6827,7 +7250,7 @@
       <w:pPr>
         <w:numPr>
           <w:ilvl w:val="0"/>
-          <w:numId w:val="10"/>
+          <w:numId w:val="12"/>
         </w:numPr>
         <w:pBdr>
           <w:top w:color="auto" w:space="0" w:sz="0" w:val="none"/>
@@ -6861,7 +7284,7 @@
       <w:pPr>
         <w:numPr>
           <w:ilvl w:val="0"/>
-          <w:numId w:val="10"/>
+          <w:numId w:val="12"/>
         </w:numPr>
         <w:pBdr>
           <w:top w:color="auto" w:space="0" w:sz="0" w:val="none"/>
@@ -6895,7 +7318,7 @@
       <w:pPr>
         <w:numPr>
           <w:ilvl w:val="0"/>
-          <w:numId w:val="10"/>
+          <w:numId w:val="12"/>
         </w:numPr>
         <w:pBdr>
           <w:top w:color="auto" w:space="0" w:sz="0" w:val="none"/>
@@ -7951,7 +8374,7 @@
     <w:lvl w:ilvl="0">
       <w:start w:val="1"/>
       <w:numFmt w:val="bullet"/>
-      <w:lvlText w:val="■"/>
+      <w:lvlText w:val="●"/>
       <w:lvlJc w:val="left"/>
       <w:pPr>
         <w:ind w:left="720" w:hanging="360"/>
@@ -8170,6 +8593,226 @@
   <w:abstractNum w:abstractNumId="12">
     <w:lvl w:ilvl="0">
       <w:start w:val="1"/>
+      <w:numFmt w:val="bullet"/>
+      <w:lvlText w:val="■"/>
+      <w:lvlJc w:val="left"/>
+      <w:pPr>
+        <w:ind w:left="720" w:hanging="360"/>
+      </w:pPr>
+      <w:rPr>
+        <w:u w:val="none"/>
+      </w:rPr>
+    </w:lvl>
+    <w:lvl w:ilvl="1">
+      <w:start w:val="1"/>
+      <w:numFmt w:val="bullet"/>
+      <w:lvlText w:val="○"/>
+      <w:lvlJc w:val="left"/>
+      <w:pPr>
+        <w:ind w:left="1440" w:hanging="360"/>
+      </w:pPr>
+      <w:rPr>
+        <w:u w:val="none"/>
+      </w:rPr>
+    </w:lvl>
+    <w:lvl w:ilvl="2">
+      <w:start w:val="1"/>
+      <w:numFmt w:val="bullet"/>
+      <w:lvlText w:val="■"/>
+      <w:lvlJc w:val="left"/>
+      <w:pPr>
+        <w:ind w:left="2160" w:hanging="360"/>
+      </w:pPr>
+      <w:rPr>
+        <w:u w:val="none"/>
+      </w:rPr>
+    </w:lvl>
+    <w:lvl w:ilvl="3">
+      <w:start w:val="1"/>
+      <w:numFmt w:val="bullet"/>
+      <w:lvlText w:val="●"/>
+      <w:lvlJc w:val="left"/>
+      <w:pPr>
+        <w:ind w:left="2880" w:hanging="360"/>
+      </w:pPr>
+      <w:rPr>
+        <w:u w:val="none"/>
+      </w:rPr>
+    </w:lvl>
+    <w:lvl w:ilvl="4">
+      <w:start w:val="1"/>
+      <w:numFmt w:val="bullet"/>
+      <w:lvlText w:val="○"/>
+      <w:lvlJc w:val="left"/>
+      <w:pPr>
+        <w:ind w:left="3600" w:hanging="360"/>
+      </w:pPr>
+      <w:rPr>
+        <w:u w:val="none"/>
+      </w:rPr>
+    </w:lvl>
+    <w:lvl w:ilvl="5">
+      <w:start w:val="1"/>
+      <w:numFmt w:val="bullet"/>
+      <w:lvlText w:val="■"/>
+      <w:lvlJc w:val="left"/>
+      <w:pPr>
+        <w:ind w:left="4320" w:hanging="360"/>
+      </w:pPr>
+      <w:rPr>
+        <w:u w:val="none"/>
+      </w:rPr>
+    </w:lvl>
+    <w:lvl w:ilvl="6">
+      <w:start w:val="1"/>
+      <w:numFmt w:val="bullet"/>
+      <w:lvlText w:val="●"/>
+      <w:lvlJc w:val="left"/>
+      <w:pPr>
+        <w:ind w:left="5040" w:hanging="360"/>
+      </w:pPr>
+      <w:rPr>
+        <w:u w:val="none"/>
+      </w:rPr>
+    </w:lvl>
+    <w:lvl w:ilvl="7">
+      <w:start w:val="1"/>
+      <w:numFmt w:val="bullet"/>
+      <w:lvlText w:val="○"/>
+      <w:lvlJc w:val="left"/>
+      <w:pPr>
+        <w:ind w:left="5760" w:hanging="360"/>
+      </w:pPr>
+      <w:rPr>
+        <w:u w:val="none"/>
+      </w:rPr>
+    </w:lvl>
+    <w:lvl w:ilvl="8">
+      <w:start w:val="1"/>
+      <w:numFmt w:val="bullet"/>
+      <w:lvlText w:val="■"/>
+      <w:lvlJc w:val="left"/>
+      <w:pPr>
+        <w:ind w:left="6480" w:hanging="360"/>
+      </w:pPr>
+      <w:rPr>
+        <w:u w:val="none"/>
+      </w:rPr>
+    </w:lvl>
+  </w:abstractNum>
+  <w:abstractNum w:abstractNumId="13">
+    <w:lvl w:ilvl="0">
+      <w:start w:val="1"/>
+      <w:numFmt w:val="bullet"/>
+      <w:lvlText w:val="●"/>
+      <w:lvlJc w:val="left"/>
+      <w:pPr>
+        <w:ind w:left="720" w:hanging="360"/>
+      </w:pPr>
+      <w:rPr>
+        <w:u w:val="none"/>
+      </w:rPr>
+    </w:lvl>
+    <w:lvl w:ilvl="1">
+      <w:start w:val="1"/>
+      <w:numFmt w:val="bullet"/>
+      <w:lvlText w:val="○"/>
+      <w:lvlJc w:val="left"/>
+      <w:pPr>
+        <w:ind w:left="1440" w:hanging="360"/>
+      </w:pPr>
+      <w:rPr>
+        <w:u w:val="none"/>
+      </w:rPr>
+    </w:lvl>
+    <w:lvl w:ilvl="2">
+      <w:start w:val="1"/>
+      <w:numFmt w:val="bullet"/>
+      <w:lvlText w:val="■"/>
+      <w:lvlJc w:val="left"/>
+      <w:pPr>
+        <w:ind w:left="2160" w:hanging="360"/>
+      </w:pPr>
+      <w:rPr>
+        <w:u w:val="none"/>
+      </w:rPr>
+    </w:lvl>
+    <w:lvl w:ilvl="3">
+      <w:start w:val="1"/>
+      <w:numFmt w:val="bullet"/>
+      <w:lvlText w:val="●"/>
+      <w:lvlJc w:val="left"/>
+      <w:pPr>
+        <w:ind w:left="2880" w:hanging="360"/>
+      </w:pPr>
+      <w:rPr>
+        <w:u w:val="none"/>
+      </w:rPr>
+    </w:lvl>
+    <w:lvl w:ilvl="4">
+      <w:start w:val="1"/>
+      <w:numFmt w:val="bullet"/>
+      <w:lvlText w:val="○"/>
+      <w:lvlJc w:val="left"/>
+      <w:pPr>
+        <w:ind w:left="3600" w:hanging="360"/>
+      </w:pPr>
+      <w:rPr>
+        <w:u w:val="none"/>
+      </w:rPr>
+    </w:lvl>
+    <w:lvl w:ilvl="5">
+      <w:start w:val="1"/>
+      <w:numFmt w:val="bullet"/>
+      <w:lvlText w:val="■"/>
+      <w:lvlJc w:val="left"/>
+      <w:pPr>
+        <w:ind w:left="4320" w:hanging="360"/>
+      </w:pPr>
+      <w:rPr>
+        <w:u w:val="none"/>
+      </w:rPr>
+    </w:lvl>
+    <w:lvl w:ilvl="6">
+      <w:start w:val="1"/>
+      <w:numFmt w:val="bullet"/>
+      <w:lvlText w:val="●"/>
+      <w:lvlJc w:val="left"/>
+      <w:pPr>
+        <w:ind w:left="5040" w:hanging="360"/>
+      </w:pPr>
+      <w:rPr>
+        <w:u w:val="none"/>
+      </w:rPr>
+    </w:lvl>
+    <w:lvl w:ilvl="7">
+      <w:start w:val="1"/>
+      <w:numFmt w:val="bullet"/>
+      <w:lvlText w:val="○"/>
+      <w:lvlJc w:val="left"/>
+      <w:pPr>
+        <w:ind w:left="5760" w:hanging="360"/>
+      </w:pPr>
+      <w:rPr>
+        <w:u w:val="none"/>
+      </w:rPr>
+    </w:lvl>
+    <w:lvl w:ilvl="8">
+      <w:start w:val="1"/>
+      <w:numFmt w:val="bullet"/>
+      <w:lvlText w:val="■"/>
+      <w:lvlJc w:val="left"/>
+      <w:pPr>
+        <w:ind w:left="6480" w:hanging="360"/>
+      </w:pPr>
+      <w:rPr>
+        <w:u w:val="none"/>
+      </w:rPr>
+    </w:lvl>
+  </w:abstractNum>
+  <w:abstractNum w:abstractNumId="14">
+    <w:lvl w:ilvl="0">
+      <w:start w:val="1"/>
       <w:numFmt w:val="decimal"/>
       <w:lvlText w:val="%1."/>
       <w:lvlJc w:val="left"/>
@@ -8277,226 +8920,6 @@
       </w:rPr>
     </w:lvl>
   </w:abstractNum>
-  <w:abstractNum w:abstractNumId="13">
-    <w:lvl w:ilvl="0">
-      <w:start w:val="1"/>
-      <w:numFmt w:val="bullet"/>
-      <w:lvlText w:val="●"/>
-      <w:lvlJc w:val="left"/>
-      <w:pPr>
-        <w:ind w:left="720" w:hanging="360"/>
-      </w:pPr>
-      <w:rPr>
-        <w:u w:val="none"/>
-      </w:rPr>
-    </w:lvl>
-    <w:lvl w:ilvl="1">
-      <w:start w:val="1"/>
-      <w:numFmt w:val="bullet"/>
-      <w:lvlText w:val="○"/>
-      <w:lvlJc w:val="left"/>
-      <w:pPr>
-        <w:ind w:left="1440" w:hanging="360"/>
-      </w:pPr>
-      <w:rPr>
-        <w:u w:val="none"/>
-      </w:rPr>
-    </w:lvl>
-    <w:lvl w:ilvl="2">
-      <w:start w:val="1"/>
-      <w:numFmt w:val="bullet"/>
-      <w:lvlText w:val="■"/>
-      <w:lvlJc w:val="left"/>
-      <w:pPr>
-        <w:ind w:left="2160" w:hanging="360"/>
-      </w:pPr>
-      <w:rPr>
-        <w:u w:val="none"/>
-      </w:rPr>
-    </w:lvl>
-    <w:lvl w:ilvl="3">
-      <w:start w:val="1"/>
-      <w:numFmt w:val="bullet"/>
-      <w:lvlText w:val="●"/>
-      <w:lvlJc w:val="left"/>
-      <w:pPr>
-        <w:ind w:left="2880" w:hanging="360"/>
-      </w:pPr>
-      <w:rPr>
-        <w:u w:val="none"/>
-      </w:rPr>
-    </w:lvl>
-    <w:lvl w:ilvl="4">
-      <w:start w:val="1"/>
-      <w:numFmt w:val="bullet"/>
-      <w:lvlText w:val="○"/>
-      <w:lvlJc w:val="left"/>
-      <w:pPr>
-        <w:ind w:left="3600" w:hanging="360"/>
-      </w:pPr>
-      <w:rPr>
-        <w:u w:val="none"/>
-      </w:rPr>
-    </w:lvl>
-    <w:lvl w:ilvl="5">
-      <w:start w:val="1"/>
-      <w:numFmt w:val="bullet"/>
-      <w:lvlText w:val="■"/>
-      <w:lvlJc w:val="left"/>
-      <w:pPr>
-        <w:ind w:left="4320" w:hanging="360"/>
-      </w:pPr>
-      <w:rPr>
-        <w:u w:val="none"/>
-      </w:rPr>
-    </w:lvl>
-    <w:lvl w:ilvl="6">
-      <w:start w:val="1"/>
-      <w:numFmt w:val="bullet"/>
-      <w:lvlText w:val="●"/>
-      <w:lvlJc w:val="left"/>
-      <w:pPr>
-        <w:ind w:left="5040" w:hanging="360"/>
-      </w:pPr>
-      <w:rPr>
-        <w:u w:val="none"/>
-      </w:rPr>
-    </w:lvl>
-    <w:lvl w:ilvl="7">
-      <w:start w:val="1"/>
-      <w:numFmt w:val="bullet"/>
-      <w:lvlText w:val="○"/>
-      <w:lvlJc w:val="left"/>
-      <w:pPr>
-        <w:ind w:left="5760" w:hanging="360"/>
-      </w:pPr>
-      <w:rPr>
-        <w:u w:val="none"/>
-      </w:rPr>
-    </w:lvl>
-    <w:lvl w:ilvl="8">
-      <w:start w:val="1"/>
-      <w:numFmt w:val="bullet"/>
-      <w:lvlText w:val="■"/>
-      <w:lvlJc w:val="left"/>
-      <w:pPr>
-        <w:ind w:left="6480" w:hanging="360"/>
-      </w:pPr>
-      <w:rPr>
-        <w:u w:val="none"/>
-      </w:rPr>
-    </w:lvl>
-  </w:abstractNum>
-  <w:abstractNum w:abstractNumId="14">
-    <w:lvl w:ilvl="0">
-      <w:start w:val="1"/>
-      <w:numFmt w:val="bullet"/>
-      <w:lvlText w:val="■"/>
-      <w:lvlJc w:val="left"/>
-      <w:pPr>
-        <w:ind w:left="720" w:hanging="360"/>
-      </w:pPr>
-      <w:rPr>
-        <w:u w:val="none"/>
-      </w:rPr>
-    </w:lvl>
-    <w:lvl w:ilvl="1">
-      <w:start w:val="1"/>
-      <w:numFmt w:val="bullet"/>
-      <w:lvlText w:val="○"/>
-      <w:lvlJc w:val="left"/>
-      <w:pPr>
-        <w:ind w:left="1440" w:hanging="360"/>
-      </w:pPr>
-      <w:rPr>
-        <w:u w:val="none"/>
-      </w:rPr>
-    </w:lvl>
-    <w:lvl w:ilvl="2">
-      <w:start w:val="1"/>
-      <w:numFmt w:val="bullet"/>
-      <w:lvlText w:val="■"/>
-      <w:lvlJc w:val="left"/>
-      <w:pPr>
-        <w:ind w:left="2160" w:hanging="360"/>
-      </w:pPr>
-      <w:rPr>
-        <w:u w:val="none"/>
-      </w:rPr>
-    </w:lvl>
-    <w:lvl w:ilvl="3">
-      <w:start w:val="1"/>
-      <w:numFmt w:val="bullet"/>
-      <w:lvlText w:val="●"/>
-      <w:lvlJc w:val="left"/>
-      <w:pPr>
-        <w:ind w:left="2880" w:hanging="360"/>
-      </w:pPr>
-      <w:rPr>
-        <w:u w:val="none"/>
-      </w:rPr>
-    </w:lvl>
-    <w:lvl w:ilvl="4">
-      <w:start w:val="1"/>
-      <w:numFmt w:val="bullet"/>
-      <w:lvlText w:val="○"/>
-      <w:lvlJc w:val="left"/>
-      <w:pPr>
-        <w:ind w:left="3600" w:hanging="360"/>
-      </w:pPr>
-      <w:rPr>
-        <w:u w:val="none"/>
-      </w:rPr>
-    </w:lvl>
-    <w:lvl w:ilvl="5">
-      <w:start w:val="1"/>
-      <w:numFmt w:val="bullet"/>
-      <w:lvlText w:val="■"/>
-      <w:lvlJc w:val="left"/>
-      <w:pPr>
-        <w:ind w:left="4320" w:hanging="360"/>
-      </w:pPr>
-      <w:rPr>
-        <w:u w:val="none"/>
-      </w:rPr>
-    </w:lvl>
-    <w:lvl w:ilvl="6">
-      <w:start w:val="1"/>
-      <w:numFmt w:val="bullet"/>
-      <w:lvlText w:val="●"/>
-      <w:lvlJc w:val="left"/>
-      <w:pPr>
-        <w:ind w:left="5040" w:hanging="360"/>
-      </w:pPr>
-      <w:rPr>
-        <w:u w:val="none"/>
-      </w:rPr>
-    </w:lvl>
-    <w:lvl w:ilvl="7">
-      <w:start w:val="1"/>
-      <w:numFmt w:val="bullet"/>
-      <w:lvlText w:val="○"/>
-      <w:lvlJc w:val="left"/>
-      <w:pPr>
-        <w:ind w:left="5760" w:hanging="360"/>
-      </w:pPr>
-      <w:rPr>
-        <w:u w:val="none"/>
-      </w:rPr>
-    </w:lvl>
-    <w:lvl w:ilvl="8">
-      <w:start w:val="1"/>
-      <w:numFmt w:val="bullet"/>
-      <w:lvlText w:val="■"/>
-      <w:lvlJc w:val="left"/>
-      <w:pPr>
-        <w:ind w:left="6480" w:hanging="360"/>
-      </w:pPr>
-      <w:rPr>
-        <w:u w:val="none"/>
-      </w:rPr>
-    </w:lvl>
-  </w:abstractNum>
   <w:abstractNum w:abstractNumId="15">
     <w:lvl w:ilvl="0">
       <w:start w:val="1"/>
@@ -8831,7 +9254,7 @@
     <w:lvl w:ilvl="0">
       <w:start w:val="1"/>
       <w:numFmt w:val="bullet"/>
-      <w:lvlText w:val="●"/>
+      <w:lvlText w:val="■"/>
       <w:lvlJc w:val="left"/>
       <w:pPr>
         <w:ind w:left="720" w:hanging="360"/>
@@ -9708,6 +10131,556 @@
     </w:lvl>
   </w:abstractNum>
   <w:abstractNum w:abstractNumId="26">
+    <w:lvl w:ilvl="0">
+      <w:start w:val="1"/>
+      <w:numFmt w:val="bullet"/>
+      <w:lvlText w:val="●"/>
+      <w:lvlJc w:val="left"/>
+      <w:pPr>
+        <w:ind w:left="720" w:hanging="360"/>
+      </w:pPr>
+      <w:rPr>
+        <w:u w:val="none"/>
+      </w:rPr>
+    </w:lvl>
+    <w:lvl w:ilvl="1">
+      <w:start w:val="1"/>
+      <w:numFmt w:val="bullet"/>
+      <w:lvlText w:val="○"/>
+      <w:lvlJc w:val="left"/>
+      <w:pPr>
+        <w:ind w:left="1440" w:hanging="360"/>
+      </w:pPr>
+      <w:rPr>
+        <w:u w:val="none"/>
+      </w:rPr>
+    </w:lvl>
+    <w:lvl w:ilvl="2">
+      <w:start w:val="1"/>
+      <w:numFmt w:val="bullet"/>
+      <w:lvlText w:val="■"/>
+      <w:lvlJc w:val="left"/>
+      <w:pPr>
+        <w:ind w:left="2160" w:hanging="360"/>
+      </w:pPr>
+      <w:rPr>
+        <w:u w:val="none"/>
+      </w:rPr>
+    </w:lvl>
+    <w:lvl w:ilvl="3">
+      <w:start w:val="1"/>
+      <w:numFmt w:val="bullet"/>
+      <w:lvlText w:val="●"/>
+      <w:lvlJc w:val="left"/>
+      <w:pPr>
+        <w:ind w:left="2880" w:hanging="360"/>
+      </w:pPr>
+      <w:rPr>
+        <w:u w:val="none"/>
+      </w:rPr>
+    </w:lvl>
+    <w:lvl w:ilvl="4">
+      <w:start w:val="1"/>
+      <w:numFmt w:val="bullet"/>
+      <w:lvlText w:val="○"/>
+      <w:lvlJc w:val="left"/>
+      <w:pPr>
+        <w:ind w:left="3600" w:hanging="360"/>
+      </w:pPr>
+      <w:rPr>
+        <w:u w:val="none"/>
+      </w:rPr>
+    </w:lvl>
+    <w:lvl w:ilvl="5">
+      <w:start w:val="1"/>
+      <w:numFmt w:val="bullet"/>
+      <w:lvlText w:val="■"/>
+      <w:lvlJc w:val="left"/>
+      <w:pPr>
+        <w:ind w:left="4320" w:hanging="360"/>
+      </w:pPr>
+      <w:rPr>
+        <w:u w:val="none"/>
+      </w:rPr>
+    </w:lvl>
+    <w:lvl w:ilvl="6">
+      <w:start w:val="1"/>
+      <w:numFmt w:val="bullet"/>
+      <w:lvlText w:val="●"/>
+      <w:lvlJc w:val="left"/>
+      <w:pPr>
+        <w:ind w:left="5040" w:hanging="360"/>
+      </w:pPr>
+      <w:rPr>
+        <w:u w:val="none"/>
+      </w:rPr>
+    </w:lvl>
+    <w:lvl w:ilvl="7">
+      <w:start w:val="1"/>
+      <w:numFmt w:val="bullet"/>
+      <w:lvlText w:val="○"/>
+      <w:lvlJc w:val="left"/>
+      <w:pPr>
+        <w:ind w:left="5760" w:hanging="360"/>
+      </w:pPr>
+      <w:rPr>
+        <w:u w:val="none"/>
+      </w:rPr>
+    </w:lvl>
+    <w:lvl w:ilvl="8">
+      <w:start w:val="1"/>
+      <w:numFmt w:val="bullet"/>
+      <w:lvlText w:val="■"/>
+      <w:lvlJc w:val="left"/>
+      <w:pPr>
+        <w:ind w:left="6480" w:hanging="360"/>
+      </w:pPr>
+      <w:rPr>
+        <w:u w:val="none"/>
+      </w:rPr>
+    </w:lvl>
+  </w:abstractNum>
+  <w:abstractNum w:abstractNumId="27">
+    <w:lvl w:ilvl="0">
+      <w:start w:val="1"/>
+      <w:numFmt w:val="bullet"/>
+      <w:lvlText w:val="●"/>
+      <w:lvlJc w:val="left"/>
+      <w:pPr>
+        <w:ind w:left="720" w:hanging="360"/>
+      </w:pPr>
+      <w:rPr>
+        <w:u w:val="none"/>
+      </w:rPr>
+    </w:lvl>
+    <w:lvl w:ilvl="1">
+      <w:start w:val="1"/>
+      <w:numFmt w:val="bullet"/>
+      <w:lvlText w:val="○"/>
+      <w:lvlJc w:val="left"/>
+      <w:pPr>
+        <w:ind w:left="1440" w:hanging="360"/>
+      </w:pPr>
+      <w:rPr>
+        <w:u w:val="none"/>
+      </w:rPr>
+    </w:lvl>
+    <w:lvl w:ilvl="2">
+      <w:start w:val="1"/>
+      <w:numFmt w:val="bullet"/>
+      <w:lvlText w:val="■"/>
+      <w:lvlJc w:val="left"/>
+      <w:pPr>
+        <w:ind w:left="2160" w:hanging="360"/>
+      </w:pPr>
+      <w:rPr>
+        <w:u w:val="none"/>
+      </w:rPr>
+    </w:lvl>
+    <w:lvl w:ilvl="3">
+      <w:start w:val="1"/>
+      <w:numFmt w:val="bullet"/>
+      <w:lvlText w:val="●"/>
+      <w:lvlJc w:val="left"/>
+      <w:pPr>
+        <w:ind w:left="2880" w:hanging="360"/>
+      </w:pPr>
+      <w:rPr>
+        <w:u w:val="none"/>
+      </w:rPr>
+    </w:lvl>
+    <w:lvl w:ilvl="4">
+      <w:start w:val="1"/>
+      <w:numFmt w:val="bullet"/>
+      <w:lvlText w:val="○"/>
+      <w:lvlJc w:val="left"/>
+      <w:pPr>
+        <w:ind w:left="3600" w:hanging="360"/>
+      </w:pPr>
+      <w:rPr>
+        <w:u w:val="none"/>
+      </w:rPr>
+    </w:lvl>
+    <w:lvl w:ilvl="5">
+      <w:start w:val="1"/>
+      <w:numFmt w:val="bullet"/>
+      <w:lvlText w:val="■"/>
+      <w:lvlJc w:val="left"/>
+      <w:pPr>
+        <w:ind w:left="4320" w:hanging="360"/>
+      </w:pPr>
+      <w:rPr>
+        <w:u w:val="none"/>
+      </w:rPr>
+    </w:lvl>
+    <w:lvl w:ilvl="6">
+      <w:start w:val="1"/>
+      <w:numFmt w:val="bullet"/>
+      <w:lvlText w:val="●"/>
+      <w:lvlJc w:val="left"/>
+      <w:pPr>
+        <w:ind w:left="5040" w:hanging="360"/>
+      </w:pPr>
+      <w:rPr>
+        <w:u w:val="none"/>
+      </w:rPr>
+    </w:lvl>
+    <w:lvl w:ilvl="7">
+      <w:start w:val="1"/>
+      <w:numFmt w:val="bullet"/>
+      <w:lvlText w:val="○"/>
+      <w:lvlJc w:val="left"/>
+      <w:pPr>
+        <w:ind w:left="5760" w:hanging="360"/>
+      </w:pPr>
+      <w:rPr>
+        <w:u w:val="none"/>
+      </w:rPr>
+    </w:lvl>
+    <w:lvl w:ilvl="8">
+      <w:start w:val="1"/>
+      <w:numFmt w:val="bullet"/>
+      <w:lvlText w:val="■"/>
+      <w:lvlJc w:val="left"/>
+      <w:pPr>
+        <w:ind w:left="6480" w:hanging="360"/>
+      </w:pPr>
+      <w:rPr>
+        <w:u w:val="none"/>
+      </w:rPr>
+    </w:lvl>
+  </w:abstractNum>
+  <w:abstractNum w:abstractNumId="28">
+    <w:lvl w:ilvl="0">
+      <w:start w:val="1"/>
+      <w:numFmt w:val="bullet"/>
+      <w:lvlText w:val="●"/>
+      <w:lvlJc w:val="left"/>
+      <w:pPr>
+        <w:ind w:left="720" w:hanging="360"/>
+      </w:pPr>
+      <w:rPr>
+        <w:u w:val="none"/>
+      </w:rPr>
+    </w:lvl>
+    <w:lvl w:ilvl="1">
+      <w:start w:val="1"/>
+      <w:numFmt w:val="bullet"/>
+      <w:lvlText w:val="○"/>
+      <w:lvlJc w:val="left"/>
+      <w:pPr>
+        <w:ind w:left="1440" w:hanging="360"/>
+      </w:pPr>
+      <w:rPr>
+        <w:u w:val="none"/>
+      </w:rPr>
+    </w:lvl>
+    <w:lvl w:ilvl="2">
+      <w:start w:val="1"/>
+      <w:numFmt w:val="bullet"/>
+      <w:lvlText w:val="■"/>
+      <w:lvlJc w:val="left"/>
+      <w:pPr>
+        <w:ind w:left="2160" w:hanging="360"/>
+      </w:pPr>
+      <w:rPr>
+        <w:u w:val="none"/>
+      </w:rPr>
+    </w:lvl>
+    <w:lvl w:ilvl="3">
+      <w:start w:val="1"/>
+      <w:numFmt w:val="bullet"/>
+      <w:lvlText w:val="●"/>
+      <w:lvlJc w:val="left"/>
+      <w:pPr>
+        <w:ind w:left="2880" w:hanging="360"/>
+      </w:pPr>
+      <w:rPr>
+        <w:u w:val="none"/>
+      </w:rPr>
+    </w:lvl>
+    <w:lvl w:ilvl="4">
+      <w:start w:val="1"/>
+      <w:numFmt w:val="bullet"/>
+      <w:lvlText w:val="○"/>
+      <w:lvlJc w:val="left"/>
+      <w:pPr>
+        <w:ind w:left="3600" w:hanging="360"/>
+      </w:pPr>
+      <w:rPr>
+        <w:u w:val="none"/>
+      </w:rPr>
+    </w:lvl>
+    <w:lvl w:ilvl="5">
+      <w:start w:val="1"/>
+      <w:numFmt w:val="bullet"/>
+      <w:lvlText w:val="■"/>
+      <w:lvlJc w:val="left"/>
+      <w:pPr>
+        <w:ind w:left="4320" w:hanging="360"/>
+      </w:pPr>
+      <w:rPr>
+        <w:u w:val="none"/>
+      </w:rPr>
+    </w:lvl>
+    <w:lvl w:ilvl="6">
+      <w:start w:val="1"/>
+      <w:numFmt w:val="bullet"/>
+      <w:lvlText w:val="●"/>
+      <w:lvlJc w:val="left"/>
+      <w:pPr>
+        <w:ind w:left="5040" w:hanging="360"/>
+      </w:pPr>
+      <w:rPr>
+        <w:u w:val="none"/>
+      </w:rPr>
+    </w:lvl>
+    <w:lvl w:ilvl="7">
+      <w:start w:val="1"/>
+      <w:numFmt w:val="bullet"/>
+      <w:lvlText w:val="○"/>
+      <w:lvlJc w:val="left"/>
+      <w:pPr>
+        <w:ind w:left="5760" w:hanging="360"/>
+      </w:pPr>
+      <w:rPr>
+        <w:u w:val="none"/>
+      </w:rPr>
+    </w:lvl>
+    <w:lvl w:ilvl="8">
+      <w:start w:val="1"/>
+      <w:numFmt w:val="bullet"/>
+      <w:lvlText w:val="■"/>
+      <w:lvlJc w:val="left"/>
+      <w:pPr>
+        <w:ind w:left="6480" w:hanging="360"/>
+      </w:pPr>
+      <w:rPr>
+        <w:u w:val="none"/>
+      </w:rPr>
+    </w:lvl>
+  </w:abstractNum>
+  <w:abstractNum w:abstractNumId="29">
+    <w:lvl w:ilvl="0">
+      <w:start w:val="1"/>
+      <w:numFmt w:val="bullet"/>
+      <w:lvlText w:val="●"/>
+      <w:lvlJc w:val="left"/>
+      <w:pPr>
+        <w:ind w:left="720" w:hanging="360"/>
+      </w:pPr>
+      <w:rPr>
+        <w:u w:val="none"/>
+      </w:rPr>
+    </w:lvl>
+    <w:lvl w:ilvl="1">
+      <w:start w:val="1"/>
+      <w:numFmt w:val="bullet"/>
+      <w:lvlText w:val="○"/>
+      <w:lvlJc w:val="left"/>
+      <w:pPr>
+        <w:ind w:left="1440" w:hanging="360"/>
+      </w:pPr>
+      <w:rPr>
+        <w:u w:val="none"/>
+      </w:rPr>
+    </w:lvl>
+    <w:lvl w:ilvl="2">
+      <w:start w:val="1"/>
+      <w:numFmt w:val="bullet"/>
+      <w:lvlText w:val="■"/>
+      <w:lvlJc w:val="left"/>
+      <w:pPr>
+        <w:ind w:left="2160" w:hanging="360"/>
+      </w:pPr>
+      <w:rPr>
+        <w:u w:val="none"/>
+      </w:rPr>
+    </w:lvl>
+    <w:lvl w:ilvl="3">
+      <w:start w:val="1"/>
+      <w:numFmt w:val="bullet"/>
+      <w:lvlText w:val="●"/>
+      <w:lvlJc w:val="left"/>
+      <w:pPr>
+        <w:ind w:left="2880" w:hanging="360"/>
+      </w:pPr>
+      <w:rPr>
+        <w:u w:val="none"/>
+      </w:rPr>
+    </w:lvl>
+    <w:lvl w:ilvl="4">
+      <w:start w:val="1"/>
+      <w:numFmt w:val="bullet"/>
+      <w:lvlText w:val="○"/>
+      <w:lvlJc w:val="left"/>
+      <w:pPr>
+        <w:ind w:left="3600" w:hanging="360"/>
+      </w:pPr>
+      <w:rPr>
+        <w:u w:val="none"/>
+      </w:rPr>
+    </w:lvl>
+    <w:lvl w:ilvl="5">
+      <w:start w:val="1"/>
+      <w:numFmt w:val="bullet"/>
+      <w:lvlText w:val="■"/>
+      <w:lvlJc w:val="left"/>
+      <w:pPr>
+        <w:ind w:left="4320" w:hanging="360"/>
+      </w:pPr>
+      <w:rPr>
+        <w:u w:val="none"/>
+      </w:rPr>
+    </w:lvl>
+    <w:lvl w:ilvl="6">
+      <w:start w:val="1"/>
+      <w:numFmt w:val="bullet"/>
+      <w:lvlText w:val="●"/>
+      <w:lvlJc w:val="left"/>
+      <w:pPr>
+        <w:ind w:left="5040" w:hanging="360"/>
+      </w:pPr>
+      <w:rPr>
+        <w:u w:val="none"/>
+      </w:rPr>
+    </w:lvl>
+    <w:lvl w:ilvl="7">
+      <w:start w:val="1"/>
+      <w:numFmt w:val="bullet"/>
+      <w:lvlText w:val="○"/>
+      <w:lvlJc w:val="left"/>
+      <w:pPr>
+        <w:ind w:left="5760" w:hanging="360"/>
+      </w:pPr>
+      <w:rPr>
+        <w:u w:val="none"/>
+      </w:rPr>
+    </w:lvl>
+    <w:lvl w:ilvl="8">
+      <w:start w:val="1"/>
+      <w:numFmt w:val="bullet"/>
+      <w:lvlText w:val="■"/>
+      <w:lvlJc w:val="left"/>
+      <w:pPr>
+        <w:ind w:left="6480" w:hanging="360"/>
+      </w:pPr>
+      <w:rPr>
+        <w:u w:val="none"/>
+      </w:rPr>
+    </w:lvl>
+  </w:abstractNum>
+  <w:abstractNum w:abstractNumId="30">
+    <w:lvl w:ilvl="0">
+      <w:start w:val="1"/>
+      <w:numFmt w:val="bullet"/>
+      <w:lvlText w:val="●"/>
+      <w:lvlJc w:val="left"/>
+      <w:pPr>
+        <w:ind w:left="720" w:hanging="360"/>
+      </w:pPr>
+      <w:rPr>
+        <w:u w:val="none"/>
+      </w:rPr>
+    </w:lvl>
+    <w:lvl w:ilvl="1">
+      <w:start w:val="1"/>
+      <w:numFmt w:val="bullet"/>
+      <w:lvlText w:val="○"/>
+      <w:lvlJc w:val="left"/>
+      <w:pPr>
+        <w:ind w:left="1440" w:hanging="360"/>
+      </w:pPr>
+      <w:rPr>
+        <w:u w:val="none"/>
+      </w:rPr>
+    </w:lvl>
+    <w:lvl w:ilvl="2">
+      <w:start w:val="1"/>
+      <w:numFmt w:val="bullet"/>
+      <w:lvlText w:val="■"/>
+      <w:lvlJc w:val="left"/>
+      <w:pPr>
+        <w:ind w:left="2160" w:hanging="360"/>
+      </w:pPr>
+      <w:rPr>
+        <w:u w:val="none"/>
+      </w:rPr>
+    </w:lvl>
+    <w:lvl w:ilvl="3">
+      <w:start w:val="1"/>
+      <w:numFmt w:val="bullet"/>
+      <w:lvlText w:val="●"/>
+      <w:lvlJc w:val="left"/>
+      <w:pPr>
+        <w:ind w:left="2880" w:hanging="360"/>
+      </w:pPr>
+      <w:rPr>
+        <w:u w:val="none"/>
+      </w:rPr>
+    </w:lvl>
+    <w:lvl w:ilvl="4">
+      <w:start w:val="1"/>
+      <w:numFmt w:val="bullet"/>
+      <w:lvlText w:val="○"/>
+      <w:lvlJc w:val="left"/>
+      <w:pPr>
+        <w:ind w:left="3600" w:hanging="360"/>
+      </w:pPr>
+      <w:rPr>
+        <w:u w:val="none"/>
+      </w:rPr>
+    </w:lvl>
+    <w:lvl w:ilvl="5">
+      <w:start w:val="1"/>
+      <w:numFmt w:val="bullet"/>
+      <w:lvlText w:val="■"/>
+      <w:lvlJc w:val="left"/>
+      <w:pPr>
+        <w:ind w:left="4320" w:hanging="360"/>
+      </w:pPr>
+      <w:rPr>
+        <w:u w:val="none"/>
+      </w:rPr>
+    </w:lvl>
+    <w:lvl w:ilvl="6">
+      <w:start w:val="1"/>
+      <w:numFmt w:val="bullet"/>
+      <w:lvlText w:val="●"/>
+      <w:lvlJc w:val="left"/>
+      <w:pPr>
+        <w:ind w:left="5040" w:hanging="360"/>
+      </w:pPr>
+      <w:rPr>
+        <w:u w:val="none"/>
+      </w:rPr>
+    </w:lvl>
+    <w:lvl w:ilvl="7">
+      <w:start w:val="1"/>
+      <w:numFmt w:val="bullet"/>
+      <w:lvlText w:val="○"/>
+      <w:lvlJc w:val="left"/>
+      <w:pPr>
+        <w:ind w:left="5760" w:hanging="360"/>
+      </w:pPr>
+      <w:rPr>
+        <w:u w:val="none"/>
+      </w:rPr>
+    </w:lvl>
+    <w:lvl w:ilvl="8">
+      <w:start w:val="1"/>
+      <w:numFmt w:val="bullet"/>
+      <w:lvlText w:val="■"/>
+      <w:lvlJc w:val="left"/>
+      <w:pPr>
+        <w:ind w:left="6480" w:hanging="360"/>
+      </w:pPr>
+      <w:rPr>
+        <w:u w:val="none"/>
+      </w:rPr>
+    </w:lvl>
+  </w:abstractNum>
+  <w:abstractNum w:abstractNumId="31">
     <w:lvl w:ilvl="0">
       <w:start w:val="1"/>
       <w:numFmt w:val="bullet"/>
@@ -9894,6 +10867,21 @@
   </w:num>
   <w:num w:numId="26">
     <w:abstractNumId w:val="26"/>
+  </w:num>
+  <w:num w:numId="27">
+    <w:abstractNumId w:val="27"/>
+  </w:num>
+  <w:num w:numId="28">
+    <w:abstractNumId w:val="28"/>
+  </w:num>
+  <w:num w:numId="29">
+    <w:abstractNumId w:val="29"/>
+  </w:num>
+  <w:num w:numId="30">
+    <w:abstractNumId w:val="30"/>
+  </w:num>
+  <w:num w:numId="31">
+    <w:abstractNumId w:val="31"/>
   </w:num>
 </w:numbering>
 </file>
